--- a/reports/2026-10-21/coderabbit-assessment.docx
+++ b/reports/2026-10-21/coderabbit-assessment.docx
@@ -420,7 +420,7 @@
     <w:tbl>
       <w:tblPr>
         <w:tblStyle w:val="Table1"/>
-        <w:tblW w:w="9360.0" w:type="dxa"/>
+        <w:tblW w:w="14400.0" w:type="dxa"/>
         <w:jc w:val="left"/>
         <w:tblBorders>
           <w:top w:color="aab4c1" w:space="0" w:sz="6" w:val="single"/>
@@ -434,14 +434,14 @@
         <w:tblLook w:val="0600"/>
       </w:tblPr>
       <w:tblGrid>
-        <w:gridCol w:w="3120"/>
-        <w:gridCol w:w="3120"/>
-        <w:gridCol w:w="3120"/>
+        <w:gridCol w:w="3455.9999999999995"/>
+        <w:gridCol w:w="8784"/>
+        <w:gridCol w:w="2160"/>
         <w:tblGridChange w:id="0">
           <w:tblGrid>
-            <w:gridCol w:w="3120"/>
-            <w:gridCol w:w="3120"/>
-            <w:gridCol w:w="3120"/>
+            <w:gridCol w:w="3455.9999999999995"/>
+            <w:gridCol w:w="8784"/>
+            <w:gridCol w:w="2160"/>
           </w:tblGrid>
         </w:tblGridChange>
       </w:tblGrid>
@@ -2657,7 +2657,7 @@
     <w:tbl>
       <w:tblPr>
         <w:tblStyle w:val="Table2"/>
-        <w:tblW w:w="9360.0" w:type="dxa"/>
+        <w:tblW w:w="14400.0" w:type="dxa"/>
         <w:jc w:val="left"/>
         <w:tblBorders>
           <w:top w:color="aab4c1" w:space="0" w:sz="6" w:val="single"/>
@@ -2671,16 +2671,18 @@
         <w:tblLook w:val="0600"/>
       </w:tblPr>
       <w:tblGrid>
-        <w:gridCol w:w="2340"/>
-        <w:gridCol w:w="2340"/>
-        <w:gridCol w:w="2340"/>
-        <w:gridCol w:w="2340"/>
+        <w:gridCol w:w="936.0000000000001"/>
+        <w:gridCol w:w="1440"/>
+        <w:gridCol w:w="4320"/>
+        <w:gridCol w:w="3384.0000000000005"/>
+        <w:gridCol w:w="4320"/>
         <w:tblGridChange w:id="0">
           <w:tblGrid>
-            <w:gridCol w:w="2340"/>
-            <w:gridCol w:w="2340"/>
-            <w:gridCol w:w="2340"/>
-            <w:gridCol w:w="2340"/>
+            <w:gridCol w:w="936.0000000000001"/>
+            <w:gridCol w:w="1440"/>
+            <w:gridCol w:w="4320"/>
+            <w:gridCol w:w="3384.0000000000005"/>
+            <w:gridCol w:w="4320"/>
           </w:tblGrid>
         </w:tblGridChange>
       </w:tblGrid>
@@ -2724,11 +2726,52 @@
             </w:pPr>
             <w:r>
               <w:rPr>
-                <w:shd w:fill="auto" w:val="clear"/>
-                <w:vertAlign w:val="baseline"/>
-                <w:rtl w:val="0"/>
-              </w:rPr>
-              <w:t xml:space="preserve">ID / Met</w:t>
+                <w:rtl w:val="0"/>
+              </w:rPr>
+              <w:t xml:space="preserve">ID</w:t>
+            </w:r>
+            <w:r>
+              <w:rPr>
+                <w:rtl w:val="0"/>
+              </w:rPr>
+            </w:r>
+          </w:p>
+        </w:tc>
+        <w:tc>
+          <w:tcPr>
+            <w:tcBorders>
+              <w:top w:color="aab4c1" w:space="0" w:sz="6" w:val="single"/>
+              <w:left w:color="aab4c1" w:space="0" w:sz="6" w:val="single"/>
+              <w:bottom w:color="aab4c1" w:space="0" w:sz="6" w:val="single"/>
+              <w:right w:color="aab4c1" w:space="0" w:sz="6" w:val="single"/>
+            </w:tcBorders>
+            <w:shd w:fill="e8eef5" w:val="clear"/>
+            <w:tcMar>
+              <w:top w:w="175.0" w:type="dxa"/>
+              <w:left w:w="175.0" w:type="dxa"/>
+              <w:bottom w:w="175.0" w:type="dxa"/>
+              <w:right w:w="175.0" w:type="dxa"/>
+            </w:tcMar>
+            <w:vAlign w:val="top"/>
+          </w:tcPr>
+          <w:p>
+            <w:pPr>
+              <w:pBdr>
+                <w:top w:space="0" w:sz="0" w:val="nil"/>
+                <w:left w:space="0" w:sz="0" w:val="nil"/>
+                <w:bottom w:space="0" w:sz="0" w:val="nil"/>
+                <w:right w:space="0" w:sz="0" w:val="nil"/>
+                <w:between w:space="0" w:sz="0" w:val="nil"/>
+              </w:pBdr>
+              <w:shd w:fill="auto" w:val="clear"/>
+              <w:spacing w:after="100" w:before="100" w:lineRule="auto"/>
+              <w:rPr/>
+            </w:pPr>
+            <w:r>
+              <w:rPr>
+                <w:rtl w:val="0"/>
+              </w:rPr>
+              <w:t xml:space="preserve">Met</w:t>
             </w:r>
           </w:p>
         </w:tc>
@@ -2930,12 +2973,57 @@
             </w:pPr>
             <w:r>
               <w:rPr>
-                <w:b w:val="1"/>
-                <w:bCs w:val="1"/>
-                <w:vertAlign w:val="baseline"/>
+                <w:rtl w:val="0"/>
+              </w:rPr>
+            </w:r>
+          </w:p>
+        </w:tc>
+        <w:tc>
+          <w:tcPr>
+            <w:tcBorders>
+              <w:top w:color="aab4c1" w:space="0" w:sz="6" w:val="single"/>
+              <w:left w:color="aab4c1" w:space="0" w:sz="6" w:val="single"/>
+              <w:bottom w:color="aab4c1" w:space="0" w:sz="6" w:val="single"/>
+              <w:right w:color="aab4c1" w:space="0" w:sz="6" w:val="single"/>
+            </w:tcBorders>
+            <w:shd w:fill="auto" w:val="clear"/>
+            <w:tcMar>
+              <w:top w:w="175.0" w:type="dxa"/>
+              <w:left w:w="175.0" w:type="dxa"/>
+              <w:bottom w:w="175.0" w:type="dxa"/>
+              <w:right w:w="175.0" w:type="dxa"/>
+            </w:tcMar>
+            <w:vAlign w:val="top"/>
+          </w:tcPr>
+          <w:p>
+            <w:pPr>
+              <w:pBdr>
+                <w:top w:space="0" w:sz="0" w:val="nil"/>
+                <w:left w:space="0" w:sz="0" w:val="nil"/>
+                <w:bottom w:space="0" w:sz="0" w:val="nil"/>
+                <w:right w:space="0" w:sz="0" w:val="nil"/>
+                <w:between w:space="0" w:sz="0" w:val="nil"/>
+              </w:pBdr>
+              <w:shd w:fill="auto" w:val="clear"/>
+              <w:spacing w:after="120" w:lineRule="auto"/>
+              <w:rPr>
+                <w:b w:val="1"/>
+                <w:bCs w:val="1"/>
+                <w:vertAlign w:val="baseline"/>
+              </w:rPr>
+            </w:pPr>
+            <w:r>
+              <w:rPr>
+                <w:b w:val="1"/>
+                <w:bCs w:val="1"/>
                 <w:rtl w:val="0"/>
               </w:rPr>
               <w:t xml:space="preserve">Yes</w:t>
+            </w:r>
+            <w:r>
+              <w:rPr>
+                <w:rtl w:val="0"/>
+              </w:rPr>
             </w:r>
           </w:p>
         </w:tc>
@@ -3285,12 +3373,57 @@
             </w:pPr>
             <w:r>
               <w:rPr>
-                <w:b w:val="1"/>
-                <w:bCs w:val="1"/>
-                <w:vertAlign w:val="baseline"/>
+                <w:rtl w:val="0"/>
+              </w:rPr>
+            </w:r>
+          </w:p>
+        </w:tc>
+        <w:tc>
+          <w:tcPr>
+            <w:tcBorders>
+              <w:top w:color="aab4c1" w:space="0" w:sz="6" w:val="single"/>
+              <w:left w:color="aab4c1" w:space="0" w:sz="6" w:val="single"/>
+              <w:bottom w:color="aab4c1" w:space="0" w:sz="6" w:val="single"/>
+              <w:right w:color="aab4c1" w:space="0" w:sz="6" w:val="single"/>
+            </w:tcBorders>
+            <w:shd w:fill="auto" w:val="clear"/>
+            <w:tcMar>
+              <w:top w:w="175.0" w:type="dxa"/>
+              <w:left w:w="175.0" w:type="dxa"/>
+              <w:bottom w:w="175.0" w:type="dxa"/>
+              <w:right w:w="175.0" w:type="dxa"/>
+            </w:tcMar>
+            <w:vAlign w:val="top"/>
+          </w:tcPr>
+          <w:p>
+            <w:pPr>
+              <w:pBdr>
+                <w:top w:space="0" w:sz="0" w:val="nil"/>
+                <w:left w:space="0" w:sz="0" w:val="nil"/>
+                <w:bottom w:space="0" w:sz="0" w:val="nil"/>
+                <w:right w:space="0" w:sz="0" w:val="nil"/>
+                <w:between w:space="0" w:sz="0" w:val="nil"/>
+              </w:pBdr>
+              <w:shd w:fill="auto" w:val="clear"/>
+              <w:spacing w:after="120" w:lineRule="auto"/>
+              <w:rPr>
+                <w:b w:val="1"/>
+                <w:bCs w:val="1"/>
+                <w:vertAlign w:val="baseline"/>
+              </w:rPr>
+            </w:pPr>
+            <w:r>
+              <w:rPr>
+                <w:b w:val="1"/>
+                <w:bCs w:val="1"/>
                 <w:rtl w:val="0"/>
               </w:rPr>
               <w:t xml:space="preserve">Yes</w:t>
+            </w:r>
+            <w:r>
+              <w:rPr>
+                <w:rtl w:val="0"/>
+              </w:rPr>
             </w:r>
           </w:p>
         </w:tc>
@@ -3658,12 +3791,57 @@
             </w:pPr>
             <w:r>
               <w:rPr>
-                <w:b w:val="1"/>
-                <w:bCs w:val="1"/>
-                <w:vertAlign w:val="baseline"/>
+                <w:rtl w:val="0"/>
+              </w:rPr>
+            </w:r>
+          </w:p>
+        </w:tc>
+        <w:tc>
+          <w:tcPr>
+            <w:tcBorders>
+              <w:top w:color="aab4c1" w:space="0" w:sz="6" w:val="single"/>
+              <w:left w:color="aab4c1" w:space="0" w:sz="6" w:val="single"/>
+              <w:bottom w:color="aab4c1" w:space="0" w:sz="6" w:val="single"/>
+              <w:right w:color="aab4c1" w:space="0" w:sz="6" w:val="single"/>
+            </w:tcBorders>
+            <w:shd w:fill="auto" w:val="clear"/>
+            <w:tcMar>
+              <w:top w:w="175.0" w:type="dxa"/>
+              <w:left w:w="175.0" w:type="dxa"/>
+              <w:bottom w:w="175.0" w:type="dxa"/>
+              <w:right w:w="175.0" w:type="dxa"/>
+            </w:tcMar>
+            <w:vAlign w:val="top"/>
+          </w:tcPr>
+          <w:p>
+            <w:pPr>
+              <w:pBdr>
+                <w:top w:space="0" w:sz="0" w:val="nil"/>
+                <w:left w:space="0" w:sz="0" w:val="nil"/>
+                <w:bottom w:space="0" w:sz="0" w:val="nil"/>
+                <w:right w:space="0" w:sz="0" w:val="nil"/>
+                <w:between w:space="0" w:sz="0" w:val="nil"/>
+              </w:pBdr>
+              <w:shd w:fill="auto" w:val="clear"/>
+              <w:spacing w:after="120" w:lineRule="auto"/>
+              <w:rPr>
+                <w:b w:val="1"/>
+                <w:bCs w:val="1"/>
+                <w:vertAlign w:val="baseline"/>
+              </w:rPr>
+            </w:pPr>
+            <w:r>
+              <w:rPr>
+                <w:b w:val="1"/>
+                <w:bCs w:val="1"/>
                 <w:rtl w:val="0"/>
               </w:rPr>
               <w:t xml:space="preserve">Partial</w:t>
+            </w:r>
+            <w:r>
+              <w:rPr>
+                <w:rtl w:val="0"/>
+              </w:rPr>
             </w:r>
           </w:p>
         </w:tc>
@@ -4290,12 +4468,57 @@
             </w:pPr>
             <w:r>
               <w:rPr>
-                <w:b w:val="1"/>
-                <w:bCs w:val="1"/>
-                <w:vertAlign w:val="baseline"/>
+                <w:rtl w:val="0"/>
+              </w:rPr>
+            </w:r>
+          </w:p>
+        </w:tc>
+        <w:tc>
+          <w:tcPr>
+            <w:tcBorders>
+              <w:top w:color="aab4c1" w:space="0" w:sz="6" w:val="single"/>
+              <w:left w:color="aab4c1" w:space="0" w:sz="6" w:val="single"/>
+              <w:bottom w:color="aab4c1" w:space="0" w:sz="6" w:val="single"/>
+              <w:right w:color="aab4c1" w:space="0" w:sz="6" w:val="single"/>
+            </w:tcBorders>
+            <w:shd w:fill="auto" w:val="clear"/>
+            <w:tcMar>
+              <w:top w:w="175.0" w:type="dxa"/>
+              <w:left w:w="175.0" w:type="dxa"/>
+              <w:bottom w:w="175.0" w:type="dxa"/>
+              <w:right w:w="175.0" w:type="dxa"/>
+            </w:tcMar>
+            <w:vAlign w:val="top"/>
+          </w:tcPr>
+          <w:p>
+            <w:pPr>
+              <w:pBdr>
+                <w:top w:space="0" w:sz="0" w:val="nil"/>
+                <w:left w:space="0" w:sz="0" w:val="nil"/>
+                <w:bottom w:space="0" w:sz="0" w:val="nil"/>
+                <w:right w:space="0" w:sz="0" w:val="nil"/>
+                <w:between w:space="0" w:sz="0" w:val="nil"/>
+              </w:pBdr>
+              <w:shd w:fill="auto" w:val="clear"/>
+              <w:spacing w:after="120" w:lineRule="auto"/>
+              <w:rPr>
+                <w:b w:val="1"/>
+                <w:bCs w:val="1"/>
+                <w:vertAlign w:val="baseline"/>
+              </w:rPr>
+            </w:pPr>
+            <w:r>
+              <w:rPr>
+                <w:b w:val="1"/>
+                <w:bCs w:val="1"/>
                 <w:rtl w:val="0"/>
               </w:rPr>
               <w:t xml:space="preserve">Yes</w:t>
+            </w:r>
+            <w:r>
+              <w:rPr>
+                <w:rtl w:val="0"/>
+              </w:rPr>
             </w:r>
           </w:p>
         </w:tc>
@@ -4663,12 +4886,57 @@
             </w:pPr>
             <w:r>
               <w:rPr>
-                <w:b w:val="1"/>
-                <w:bCs w:val="1"/>
-                <w:vertAlign w:val="baseline"/>
+                <w:rtl w:val="0"/>
+              </w:rPr>
+            </w:r>
+          </w:p>
+        </w:tc>
+        <w:tc>
+          <w:tcPr>
+            <w:tcBorders>
+              <w:top w:color="aab4c1" w:space="0" w:sz="6" w:val="single"/>
+              <w:left w:color="aab4c1" w:space="0" w:sz="6" w:val="single"/>
+              <w:bottom w:color="aab4c1" w:space="0" w:sz="6" w:val="single"/>
+              <w:right w:color="aab4c1" w:space="0" w:sz="6" w:val="single"/>
+            </w:tcBorders>
+            <w:shd w:fill="auto" w:val="clear"/>
+            <w:tcMar>
+              <w:top w:w="175.0" w:type="dxa"/>
+              <w:left w:w="175.0" w:type="dxa"/>
+              <w:bottom w:w="175.0" w:type="dxa"/>
+              <w:right w:w="175.0" w:type="dxa"/>
+            </w:tcMar>
+            <w:vAlign w:val="top"/>
+          </w:tcPr>
+          <w:p>
+            <w:pPr>
+              <w:pBdr>
+                <w:top w:space="0" w:sz="0" w:val="nil"/>
+                <w:left w:space="0" w:sz="0" w:val="nil"/>
+                <w:bottom w:space="0" w:sz="0" w:val="nil"/>
+                <w:right w:space="0" w:sz="0" w:val="nil"/>
+                <w:between w:space="0" w:sz="0" w:val="nil"/>
+              </w:pBdr>
+              <w:shd w:fill="auto" w:val="clear"/>
+              <w:spacing w:after="120" w:lineRule="auto"/>
+              <w:rPr>
+                <w:b w:val="1"/>
+                <w:bCs w:val="1"/>
+                <w:vertAlign w:val="baseline"/>
+              </w:rPr>
+            </w:pPr>
+            <w:r>
+              <w:rPr>
+                <w:b w:val="1"/>
+                <w:bCs w:val="1"/>
                 <w:rtl w:val="0"/>
               </w:rPr>
               <w:t xml:space="preserve">Partial</w:t>
+            </w:r>
+            <w:r>
+              <w:rPr>
+                <w:rtl w:val="0"/>
+              </w:rPr>
             </w:r>
           </w:p>
         </w:tc>
@@ -5000,12 +5268,57 @@
             </w:pPr>
             <w:r>
               <w:rPr>
-                <w:b w:val="1"/>
-                <w:bCs w:val="1"/>
-                <w:vertAlign w:val="baseline"/>
+                <w:rtl w:val="0"/>
+              </w:rPr>
+            </w:r>
+          </w:p>
+        </w:tc>
+        <w:tc>
+          <w:tcPr>
+            <w:tcBorders>
+              <w:top w:color="aab4c1" w:space="0" w:sz="6" w:val="single"/>
+              <w:left w:color="aab4c1" w:space="0" w:sz="6" w:val="single"/>
+              <w:bottom w:color="aab4c1" w:space="0" w:sz="6" w:val="single"/>
+              <w:right w:color="aab4c1" w:space="0" w:sz="6" w:val="single"/>
+            </w:tcBorders>
+            <w:shd w:fill="auto" w:val="clear"/>
+            <w:tcMar>
+              <w:top w:w="175.0" w:type="dxa"/>
+              <w:left w:w="175.0" w:type="dxa"/>
+              <w:bottom w:w="175.0" w:type="dxa"/>
+              <w:right w:w="175.0" w:type="dxa"/>
+            </w:tcMar>
+            <w:vAlign w:val="top"/>
+          </w:tcPr>
+          <w:p>
+            <w:pPr>
+              <w:pBdr>
+                <w:top w:space="0" w:sz="0" w:val="nil"/>
+                <w:left w:space="0" w:sz="0" w:val="nil"/>
+                <w:bottom w:space="0" w:sz="0" w:val="nil"/>
+                <w:right w:space="0" w:sz="0" w:val="nil"/>
+                <w:between w:space="0" w:sz="0" w:val="nil"/>
+              </w:pBdr>
+              <w:shd w:fill="auto" w:val="clear"/>
+              <w:spacing w:after="120" w:lineRule="auto"/>
+              <w:rPr>
+                <w:b w:val="1"/>
+                <w:bCs w:val="1"/>
+                <w:vertAlign w:val="baseline"/>
+              </w:rPr>
+            </w:pPr>
+            <w:r>
+              <w:rPr>
+                <w:b w:val="1"/>
+                <w:bCs w:val="1"/>
                 <w:rtl w:val="0"/>
               </w:rPr>
               <w:t xml:space="preserve">Unknown</w:t>
+            </w:r>
+            <w:r>
+              <w:rPr>
+                <w:rtl w:val="0"/>
+              </w:rPr>
             </w:r>
           </w:p>
         </w:tc>
@@ -5355,12 +5668,57 @@
             </w:pPr>
             <w:r>
               <w:rPr>
-                <w:b w:val="1"/>
-                <w:bCs w:val="1"/>
-                <w:vertAlign w:val="baseline"/>
+                <w:rtl w:val="0"/>
+              </w:rPr>
+            </w:r>
+          </w:p>
+        </w:tc>
+        <w:tc>
+          <w:tcPr>
+            <w:tcBorders>
+              <w:top w:color="aab4c1" w:space="0" w:sz="6" w:val="single"/>
+              <w:left w:color="aab4c1" w:space="0" w:sz="6" w:val="single"/>
+              <w:bottom w:color="aab4c1" w:space="0" w:sz="6" w:val="single"/>
+              <w:right w:color="aab4c1" w:space="0" w:sz="6" w:val="single"/>
+            </w:tcBorders>
+            <w:shd w:fill="auto" w:val="clear"/>
+            <w:tcMar>
+              <w:top w:w="175.0" w:type="dxa"/>
+              <w:left w:w="175.0" w:type="dxa"/>
+              <w:bottom w:w="175.0" w:type="dxa"/>
+              <w:right w:w="175.0" w:type="dxa"/>
+            </w:tcMar>
+            <w:vAlign w:val="top"/>
+          </w:tcPr>
+          <w:p>
+            <w:pPr>
+              <w:pBdr>
+                <w:top w:space="0" w:sz="0" w:val="nil"/>
+                <w:left w:space="0" w:sz="0" w:val="nil"/>
+                <w:bottom w:space="0" w:sz="0" w:val="nil"/>
+                <w:right w:space="0" w:sz="0" w:val="nil"/>
+                <w:between w:space="0" w:sz="0" w:val="nil"/>
+              </w:pBdr>
+              <w:shd w:fill="auto" w:val="clear"/>
+              <w:spacing w:after="120" w:lineRule="auto"/>
+              <w:rPr>
+                <w:b w:val="1"/>
+                <w:bCs w:val="1"/>
+                <w:vertAlign w:val="baseline"/>
+              </w:rPr>
+            </w:pPr>
+            <w:r>
+              <w:rPr>
+                <w:b w:val="1"/>
+                <w:bCs w:val="1"/>
                 <w:rtl w:val="0"/>
               </w:rPr>
               <w:t xml:space="preserve">Yes</w:t>
+            </w:r>
+            <w:r>
+              <w:rPr>
+                <w:rtl w:val="0"/>
+              </w:rPr>
             </w:r>
           </w:p>
         </w:tc>
@@ -5710,12 +6068,57 @@
             </w:pPr>
             <w:r>
               <w:rPr>
-                <w:b w:val="1"/>
-                <w:bCs w:val="1"/>
-                <w:vertAlign w:val="baseline"/>
+                <w:rtl w:val="0"/>
+              </w:rPr>
+            </w:r>
+          </w:p>
+        </w:tc>
+        <w:tc>
+          <w:tcPr>
+            <w:tcBorders>
+              <w:top w:color="aab4c1" w:space="0" w:sz="6" w:val="single"/>
+              <w:left w:color="aab4c1" w:space="0" w:sz="6" w:val="single"/>
+              <w:bottom w:color="aab4c1" w:space="0" w:sz="6" w:val="single"/>
+              <w:right w:color="aab4c1" w:space="0" w:sz="6" w:val="single"/>
+            </w:tcBorders>
+            <w:shd w:fill="auto" w:val="clear"/>
+            <w:tcMar>
+              <w:top w:w="175.0" w:type="dxa"/>
+              <w:left w:w="175.0" w:type="dxa"/>
+              <w:bottom w:w="175.0" w:type="dxa"/>
+              <w:right w:w="175.0" w:type="dxa"/>
+            </w:tcMar>
+            <w:vAlign w:val="top"/>
+          </w:tcPr>
+          <w:p>
+            <w:pPr>
+              <w:pBdr>
+                <w:top w:space="0" w:sz="0" w:val="nil"/>
+                <w:left w:space="0" w:sz="0" w:val="nil"/>
+                <w:bottom w:space="0" w:sz="0" w:val="nil"/>
+                <w:right w:space="0" w:sz="0" w:val="nil"/>
+                <w:between w:space="0" w:sz="0" w:val="nil"/>
+              </w:pBdr>
+              <w:shd w:fill="auto" w:val="clear"/>
+              <w:spacing w:after="120" w:lineRule="auto"/>
+              <w:rPr>
+                <w:b w:val="1"/>
+                <w:bCs w:val="1"/>
+                <w:vertAlign w:val="baseline"/>
+              </w:rPr>
+            </w:pPr>
+            <w:r>
+              <w:rPr>
+                <w:b w:val="1"/>
+                <w:bCs w:val="1"/>
                 <w:rtl w:val="0"/>
               </w:rPr>
               <w:t xml:space="preserve">Yes</w:t>
+            </w:r>
+            <w:r>
+              <w:rPr>
+                <w:rtl w:val="0"/>
+              </w:rPr>
             </w:r>
           </w:p>
         </w:tc>
@@ -6041,7 +6444,7 @@
     <w:tbl>
       <w:tblPr>
         <w:tblStyle w:val="Table3"/>
-        <w:tblW w:w="9360.0" w:type="dxa"/>
+        <w:tblW w:w="14400.0" w:type="dxa"/>
         <w:jc w:val="left"/>
         <w:tblBorders>
           <w:top w:color="aab4c1" w:space="0" w:sz="6" w:val="single"/>
@@ -6055,16 +6458,18 @@
         <w:tblLook w:val="0600"/>
       </w:tblPr>
       <w:tblGrid>
-        <w:gridCol w:w="2340"/>
-        <w:gridCol w:w="2340"/>
-        <w:gridCol w:w="2340"/>
-        <w:gridCol w:w="2340"/>
+        <w:gridCol w:w="936.0000000000001"/>
+        <w:gridCol w:w="1440"/>
+        <w:gridCol w:w="4320"/>
+        <w:gridCol w:w="3384.0000000000005"/>
+        <w:gridCol w:w="4320"/>
         <w:tblGridChange w:id="0">
           <w:tblGrid>
-            <w:gridCol w:w="2340"/>
-            <w:gridCol w:w="2340"/>
-            <w:gridCol w:w="2340"/>
-            <w:gridCol w:w="2340"/>
+            <w:gridCol w:w="936.0000000000001"/>
+            <w:gridCol w:w="1440"/>
+            <w:gridCol w:w="4320"/>
+            <w:gridCol w:w="3384.0000000000005"/>
+            <w:gridCol w:w="4320"/>
           </w:tblGrid>
         </w:tblGridChange>
       </w:tblGrid>
@@ -6108,11 +6513,52 @@
             </w:pPr>
             <w:r>
               <w:rPr>
-                <w:shd w:fill="auto" w:val="clear"/>
-                <w:vertAlign w:val="baseline"/>
-                <w:rtl w:val="0"/>
-              </w:rPr>
-              <w:t xml:space="preserve">ID / Met</w:t>
+                <w:rtl w:val="0"/>
+              </w:rPr>
+              <w:t xml:space="preserve">ID</w:t>
+            </w:r>
+            <w:r>
+              <w:rPr>
+                <w:rtl w:val="0"/>
+              </w:rPr>
+            </w:r>
+          </w:p>
+        </w:tc>
+        <w:tc>
+          <w:tcPr>
+            <w:tcBorders>
+              <w:top w:color="aab4c1" w:space="0" w:sz="6" w:val="single"/>
+              <w:left w:color="aab4c1" w:space="0" w:sz="6" w:val="single"/>
+              <w:bottom w:color="aab4c1" w:space="0" w:sz="6" w:val="single"/>
+              <w:right w:color="aab4c1" w:space="0" w:sz="6" w:val="single"/>
+            </w:tcBorders>
+            <w:shd w:fill="e8eef5" w:val="clear"/>
+            <w:tcMar>
+              <w:top w:w="175.0" w:type="dxa"/>
+              <w:left w:w="175.0" w:type="dxa"/>
+              <w:bottom w:w="175.0" w:type="dxa"/>
+              <w:right w:w="175.0" w:type="dxa"/>
+            </w:tcMar>
+            <w:vAlign w:val="top"/>
+          </w:tcPr>
+          <w:p>
+            <w:pPr>
+              <w:pBdr>
+                <w:top w:space="0" w:sz="0" w:val="nil"/>
+                <w:left w:space="0" w:sz="0" w:val="nil"/>
+                <w:bottom w:space="0" w:sz="0" w:val="nil"/>
+                <w:right w:space="0" w:sz="0" w:val="nil"/>
+                <w:between w:space="0" w:sz="0" w:val="nil"/>
+              </w:pBdr>
+              <w:shd w:fill="auto" w:val="clear"/>
+              <w:spacing w:after="100" w:before="100" w:lineRule="auto"/>
+              <w:rPr/>
+            </w:pPr>
+            <w:r>
+              <w:rPr>
+                <w:rtl w:val="0"/>
+              </w:rPr>
+              <w:t xml:space="preserve">Met</w:t>
             </w:r>
           </w:p>
         </w:tc>
@@ -6314,12 +6760,57 @@
             </w:pPr>
             <w:r>
               <w:rPr>
-                <w:b w:val="1"/>
-                <w:bCs w:val="1"/>
-                <w:vertAlign w:val="baseline"/>
+                <w:rtl w:val="0"/>
+              </w:rPr>
+            </w:r>
+          </w:p>
+        </w:tc>
+        <w:tc>
+          <w:tcPr>
+            <w:tcBorders>
+              <w:top w:color="aab4c1" w:space="0" w:sz="6" w:val="single"/>
+              <w:left w:color="aab4c1" w:space="0" w:sz="6" w:val="single"/>
+              <w:bottom w:color="aab4c1" w:space="0" w:sz="6" w:val="single"/>
+              <w:right w:color="aab4c1" w:space="0" w:sz="6" w:val="single"/>
+            </w:tcBorders>
+            <w:shd w:fill="auto" w:val="clear"/>
+            <w:tcMar>
+              <w:top w:w="175.0" w:type="dxa"/>
+              <w:left w:w="175.0" w:type="dxa"/>
+              <w:bottom w:w="175.0" w:type="dxa"/>
+              <w:right w:w="175.0" w:type="dxa"/>
+            </w:tcMar>
+            <w:vAlign w:val="top"/>
+          </w:tcPr>
+          <w:p>
+            <w:pPr>
+              <w:pBdr>
+                <w:top w:space="0" w:sz="0" w:val="nil"/>
+                <w:left w:space="0" w:sz="0" w:val="nil"/>
+                <w:bottom w:space="0" w:sz="0" w:val="nil"/>
+                <w:right w:space="0" w:sz="0" w:val="nil"/>
+                <w:between w:space="0" w:sz="0" w:val="nil"/>
+              </w:pBdr>
+              <w:shd w:fill="auto" w:val="clear"/>
+              <w:spacing w:after="120" w:lineRule="auto"/>
+              <w:rPr>
+                <w:b w:val="1"/>
+                <w:bCs w:val="1"/>
+                <w:vertAlign w:val="baseline"/>
+              </w:rPr>
+            </w:pPr>
+            <w:r>
+              <w:rPr>
+                <w:b w:val="1"/>
+                <w:bCs w:val="1"/>
                 <w:rtl w:val="0"/>
               </w:rPr>
               <w:t xml:space="preserve">Unknown</w:t>
+            </w:r>
+            <w:r>
+              <w:rPr>
+                <w:rtl w:val="0"/>
+              </w:rPr>
             </w:r>
           </w:p>
         </w:tc>
@@ -6692,12 +7183,57 @@
             </w:pPr>
             <w:r>
               <w:rPr>
-                <w:b w:val="1"/>
-                <w:bCs w:val="1"/>
-                <w:vertAlign w:val="baseline"/>
+                <w:rtl w:val="0"/>
+              </w:rPr>
+            </w:r>
+          </w:p>
+        </w:tc>
+        <w:tc>
+          <w:tcPr>
+            <w:tcBorders>
+              <w:top w:color="aab4c1" w:space="0" w:sz="6" w:val="single"/>
+              <w:left w:color="aab4c1" w:space="0" w:sz="6" w:val="single"/>
+              <w:bottom w:color="aab4c1" w:space="0" w:sz="6" w:val="single"/>
+              <w:right w:color="aab4c1" w:space="0" w:sz="6" w:val="single"/>
+            </w:tcBorders>
+            <w:shd w:fill="auto" w:val="clear"/>
+            <w:tcMar>
+              <w:top w:w="175.0" w:type="dxa"/>
+              <w:left w:w="175.0" w:type="dxa"/>
+              <w:bottom w:w="175.0" w:type="dxa"/>
+              <w:right w:w="175.0" w:type="dxa"/>
+            </w:tcMar>
+            <w:vAlign w:val="top"/>
+          </w:tcPr>
+          <w:p>
+            <w:pPr>
+              <w:pBdr>
+                <w:top w:space="0" w:sz="0" w:val="nil"/>
+                <w:left w:space="0" w:sz="0" w:val="nil"/>
+                <w:bottom w:space="0" w:sz="0" w:val="nil"/>
+                <w:right w:space="0" w:sz="0" w:val="nil"/>
+                <w:between w:space="0" w:sz="0" w:val="nil"/>
+              </w:pBdr>
+              <w:shd w:fill="auto" w:val="clear"/>
+              <w:spacing w:after="120" w:lineRule="auto"/>
+              <w:rPr>
+                <w:b w:val="1"/>
+                <w:bCs w:val="1"/>
+                <w:vertAlign w:val="baseline"/>
+              </w:rPr>
+            </w:pPr>
+            <w:r>
+              <w:rPr>
+                <w:b w:val="1"/>
+                <w:bCs w:val="1"/>
                 <w:rtl w:val="0"/>
               </w:rPr>
               <w:t xml:space="preserve">Unknown</w:t>
+            </w:r>
+            <w:r>
+              <w:rPr>
+                <w:rtl w:val="0"/>
+              </w:rPr>
             </w:r>
           </w:p>
         </w:tc>
@@ -7070,12 +7606,57 @@
             </w:pPr>
             <w:r>
               <w:rPr>
-                <w:b w:val="1"/>
-                <w:bCs w:val="1"/>
-                <w:vertAlign w:val="baseline"/>
+                <w:rtl w:val="0"/>
+              </w:rPr>
+            </w:r>
+          </w:p>
+        </w:tc>
+        <w:tc>
+          <w:tcPr>
+            <w:tcBorders>
+              <w:top w:color="aab4c1" w:space="0" w:sz="6" w:val="single"/>
+              <w:left w:color="aab4c1" w:space="0" w:sz="6" w:val="single"/>
+              <w:bottom w:color="aab4c1" w:space="0" w:sz="6" w:val="single"/>
+              <w:right w:color="aab4c1" w:space="0" w:sz="6" w:val="single"/>
+            </w:tcBorders>
+            <w:shd w:fill="auto" w:val="clear"/>
+            <w:tcMar>
+              <w:top w:w="175.0" w:type="dxa"/>
+              <w:left w:w="175.0" w:type="dxa"/>
+              <w:bottom w:w="175.0" w:type="dxa"/>
+              <w:right w:w="175.0" w:type="dxa"/>
+            </w:tcMar>
+            <w:vAlign w:val="top"/>
+          </w:tcPr>
+          <w:p>
+            <w:pPr>
+              <w:pBdr>
+                <w:top w:space="0" w:sz="0" w:val="nil"/>
+                <w:left w:space="0" w:sz="0" w:val="nil"/>
+                <w:bottom w:space="0" w:sz="0" w:val="nil"/>
+                <w:right w:space="0" w:sz="0" w:val="nil"/>
+                <w:between w:space="0" w:sz="0" w:val="nil"/>
+              </w:pBdr>
+              <w:shd w:fill="auto" w:val="clear"/>
+              <w:spacing w:after="120" w:lineRule="auto"/>
+              <w:rPr>
+                <w:b w:val="1"/>
+                <w:bCs w:val="1"/>
+                <w:vertAlign w:val="baseline"/>
+              </w:rPr>
+            </w:pPr>
+            <w:r>
+              <w:rPr>
+                <w:b w:val="1"/>
+                <w:bCs w:val="1"/>
                 <w:rtl w:val="0"/>
               </w:rPr>
               <w:t xml:space="preserve">Partial</w:t>
+            </w:r>
+            <w:r>
+              <w:rPr>
+                <w:rtl w:val="0"/>
+              </w:rPr>
             </w:r>
           </w:p>
         </w:tc>
@@ -7466,12 +8047,57 @@
             </w:pPr>
             <w:r>
               <w:rPr>
-                <w:b w:val="1"/>
-                <w:bCs w:val="1"/>
-                <w:vertAlign w:val="baseline"/>
+                <w:rtl w:val="0"/>
+              </w:rPr>
+            </w:r>
+          </w:p>
+        </w:tc>
+        <w:tc>
+          <w:tcPr>
+            <w:tcBorders>
+              <w:top w:color="aab4c1" w:space="0" w:sz="6" w:val="single"/>
+              <w:left w:color="aab4c1" w:space="0" w:sz="6" w:val="single"/>
+              <w:bottom w:color="aab4c1" w:space="0" w:sz="6" w:val="single"/>
+              <w:right w:color="aab4c1" w:space="0" w:sz="6" w:val="single"/>
+            </w:tcBorders>
+            <w:shd w:fill="auto" w:val="clear"/>
+            <w:tcMar>
+              <w:top w:w="175.0" w:type="dxa"/>
+              <w:left w:w="175.0" w:type="dxa"/>
+              <w:bottom w:w="175.0" w:type="dxa"/>
+              <w:right w:w="175.0" w:type="dxa"/>
+            </w:tcMar>
+            <w:vAlign w:val="top"/>
+          </w:tcPr>
+          <w:p>
+            <w:pPr>
+              <w:pBdr>
+                <w:top w:space="0" w:sz="0" w:val="nil"/>
+                <w:left w:space="0" w:sz="0" w:val="nil"/>
+                <w:bottom w:space="0" w:sz="0" w:val="nil"/>
+                <w:right w:space="0" w:sz="0" w:val="nil"/>
+                <w:between w:space="0" w:sz="0" w:val="nil"/>
+              </w:pBdr>
+              <w:shd w:fill="auto" w:val="clear"/>
+              <w:spacing w:after="120" w:lineRule="auto"/>
+              <w:rPr>
+                <w:b w:val="1"/>
+                <w:bCs w:val="1"/>
+                <w:vertAlign w:val="baseline"/>
+              </w:rPr>
+            </w:pPr>
+            <w:r>
+              <w:rPr>
+                <w:b w:val="1"/>
+                <w:bCs w:val="1"/>
                 <w:rtl w:val="0"/>
               </w:rPr>
               <w:t xml:space="preserve">Partial</w:t>
+            </w:r>
+            <w:r>
+              <w:rPr>
+                <w:rtl w:val="0"/>
+              </w:rPr>
             </w:r>
           </w:p>
         </w:tc>
@@ -7862,12 +8488,57 @@
             </w:pPr>
             <w:r>
               <w:rPr>
-                <w:b w:val="1"/>
-                <w:bCs w:val="1"/>
-                <w:vertAlign w:val="baseline"/>
+                <w:rtl w:val="0"/>
+              </w:rPr>
+            </w:r>
+          </w:p>
+        </w:tc>
+        <w:tc>
+          <w:tcPr>
+            <w:tcBorders>
+              <w:top w:color="aab4c1" w:space="0" w:sz="6" w:val="single"/>
+              <w:left w:color="aab4c1" w:space="0" w:sz="6" w:val="single"/>
+              <w:bottom w:color="aab4c1" w:space="0" w:sz="6" w:val="single"/>
+              <w:right w:color="aab4c1" w:space="0" w:sz="6" w:val="single"/>
+            </w:tcBorders>
+            <w:shd w:fill="auto" w:val="clear"/>
+            <w:tcMar>
+              <w:top w:w="175.0" w:type="dxa"/>
+              <w:left w:w="175.0" w:type="dxa"/>
+              <w:bottom w:w="175.0" w:type="dxa"/>
+              <w:right w:w="175.0" w:type="dxa"/>
+            </w:tcMar>
+            <w:vAlign w:val="top"/>
+          </w:tcPr>
+          <w:p>
+            <w:pPr>
+              <w:pBdr>
+                <w:top w:space="0" w:sz="0" w:val="nil"/>
+                <w:left w:space="0" w:sz="0" w:val="nil"/>
+                <w:bottom w:space="0" w:sz="0" w:val="nil"/>
+                <w:right w:space="0" w:sz="0" w:val="nil"/>
+                <w:between w:space="0" w:sz="0" w:val="nil"/>
+              </w:pBdr>
+              <w:shd w:fill="auto" w:val="clear"/>
+              <w:spacing w:after="120" w:lineRule="auto"/>
+              <w:rPr>
+                <w:b w:val="1"/>
+                <w:bCs w:val="1"/>
+                <w:vertAlign w:val="baseline"/>
+              </w:rPr>
+            </w:pPr>
+            <w:r>
+              <w:rPr>
+                <w:b w:val="1"/>
+                <w:bCs w:val="1"/>
                 <w:rtl w:val="0"/>
               </w:rPr>
               <w:t xml:space="preserve">Unknown</w:t>
+            </w:r>
+            <w:r>
+              <w:rPr>
+                <w:rtl w:val="0"/>
+              </w:rPr>
             </w:r>
           </w:p>
         </w:tc>
@@ -8240,12 +8911,57 @@
             </w:pPr>
             <w:r>
               <w:rPr>
-                <w:b w:val="1"/>
-                <w:bCs w:val="1"/>
-                <w:vertAlign w:val="baseline"/>
+                <w:rtl w:val="0"/>
+              </w:rPr>
+            </w:r>
+          </w:p>
+        </w:tc>
+        <w:tc>
+          <w:tcPr>
+            <w:tcBorders>
+              <w:top w:color="aab4c1" w:space="0" w:sz="6" w:val="single"/>
+              <w:left w:color="aab4c1" w:space="0" w:sz="6" w:val="single"/>
+              <w:bottom w:color="aab4c1" w:space="0" w:sz="6" w:val="single"/>
+              <w:right w:color="aab4c1" w:space="0" w:sz="6" w:val="single"/>
+            </w:tcBorders>
+            <w:shd w:fill="auto" w:val="clear"/>
+            <w:tcMar>
+              <w:top w:w="175.0" w:type="dxa"/>
+              <w:left w:w="175.0" w:type="dxa"/>
+              <w:bottom w:w="175.0" w:type="dxa"/>
+              <w:right w:w="175.0" w:type="dxa"/>
+            </w:tcMar>
+            <w:vAlign w:val="top"/>
+          </w:tcPr>
+          <w:p>
+            <w:pPr>
+              <w:pBdr>
+                <w:top w:space="0" w:sz="0" w:val="nil"/>
+                <w:left w:space="0" w:sz="0" w:val="nil"/>
+                <w:bottom w:space="0" w:sz="0" w:val="nil"/>
+                <w:right w:space="0" w:sz="0" w:val="nil"/>
+                <w:between w:space="0" w:sz="0" w:val="nil"/>
+              </w:pBdr>
+              <w:shd w:fill="auto" w:val="clear"/>
+              <w:spacing w:after="120" w:lineRule="auto"/>
+              <w:rPr>
+                <w:b w:val="1"/>
+                <w:bCs w:val="1"/>
+                <w:vertAlign w:val="baseline"/>
+              </w:rPr>
+            </w:pPr>
+            <w:r>
+              <w:rPr>
+                <w:b w:val="1"/>
+                <w:bCs w:val="1"/>
                 <w:rtl w:val="0"/>
               </w:rPr>
               <w:t xml:space="preserve">Partial</w:t>
+            </w:r>
+            <w:r>
+              <w:rPr>
+                <w:rtl w:val="0"/>
+              </w:rPr>
             </w:r>
           </w:p>
         </w:tc>
@@ -8733,12 +9449,57 @@
             </w:pPr>
             <w:r>
               <w:rPr>
-                <w:b w:val="1"/>
-                <w:bCs w:val="1"/>
-                <w:vertAlign w:val="baseline"/>
+                <w:rtl w:val="0"/>
+              </w:rPr>
+            </w:r>
+          </w:p>
+        </w:tc>
+        <w:tc>
+          <w:tcPr>
+            <w:tcBorders>
+              <w:top w:color="aab4c1" w:space="0" w:sz="6" w:val="single"/>
+              <w:left w:color="aab4c1" w:space="0" w:sz="6" w:val="single"/>
+              <w:bottom w:color="aab4c1" w:space="0" w:sz="6" w:val="single"/>
+              <w:right w:color="aab4c1" w:space="0" w:sz="6" w:val="single"/>
+            </w:tcBorders>
+            <w:shd w:fill="auto" w:val="clear"/>
+            <w:tcMar>
+              <w:top w:w="175.0" w:type="dxa"/>
+              <w:left w:w="175.0" w:type="dxa"/>
+              <w:bottom w:w="175.0" w:type="dxa"/>
+              <w:right w:w="175.0" w:type="dxa"/>
+            </w:tcMar>
+            <w:vAlign w:val="top"/>
+          </w:tcPr>
+          <w:p>
+            <w:pPr>
+              <w:pBdr>
+                <w:top w:space="0" w:sz="0" w:val="nil"/>
+                <w:left w:space="0" w:sz="0" w:val="nil"/>
+                <w:bottom w:space="0" w:sz="0" w:val="nil"/>
+                <w:right w:space="0" w:sz="0" w:val="nil"/>
+                <w:between w:space="0" w:sz="0" w:val="nil"/>
+              </w:pBdr>
+              <w:shd w:fill="auto" w:val="clear"/>
+              <w:spacing w:after="120" w:lineRule="auto"/>
+              <w:rPr>
+                <w:b w:val="1"/>
+                <w:bCs w:val="1"/>
+                <w:vertAlign w:val="baseline"/>
+              </w:rPr>
+            </w:pPr>
+            <w:r>
+              <w:rPr>
+                <w:b w:val="1"/>
+                <w:bCs w:val="1"/>
                 <w:rtl w:val="0"/>
               </w:rPr>
               <w:t xml:space="preserve">Unknown</w:t>
+            </w:r>
+            <w:r>
+              <w:rPr>
+                <w:rtl w:val="0"/>
+              </w:rPr>
             </w:r>
           </w:p>
         </w:tc>
@@ -9111,12 +9872,57 @@
             </w:pPr>
             <w:r>
               <w:rPr>
-                <w:b w:val="1"/>
-                <w:bCs w:val="1"/>
-                <w:vertAlign w:val="baseline"/>
+                <w:rtl w:val="0"/>
+              </w:rPr>
+            </w:r>
+          </w:p>
+        </w:tc>
+        <w:tc>
+          <w:tcPr>
+            <w:tcBorders>
+              <w:top w:color="aab4c1" w:space="0" w:sz="6" w:val="single"/>
+              <w:left w:color="aab4c1" w:space="0" w:sz="6" w:val="single"/>
+              <w:bottom w:color="aab4c1" w:space="0" w:sz="6" w:val="single"/>
+              <w:right w:color="aab4c1" w:space="0" w:sz="6" w:val="single"/>
+            </w:tcBorders>
+            <w:shd w:fill="auto" w:val="clear"/>
+            <w:tcMar>
+              <w:top w:w="175.0" w:type="dxa"/>
+              <w:left w:w="175.0" w:type="dxa"/>
+              <w:bottom w:w="175.0" w:type="dxa"/>
+              <w:right w:w="175.0" w:type="dxa"/>
+            </w:tcMar>
+            <w:vAlign w:val="top"/>
+          </w:tcPr>
+          <w:p>
+            <w:pPr>
+              <w:pBdr>
+                <w:top w:space="0" w:sz="0" w:val="nil"/>
+                <w:left w:space="0" w:sz="0" w:val="nil"/>
+                <w:bottom w:space="0" w:sz="0" w:val="nil"/>
+                <w:right w:space="0" w:sz="0" w:val="nil"/>
+                <w:between w:space="0" w:sz="0" w:val="nil"/>
+              </w:pBdr>
+              <w:shd w:fill="auto" w:val="clear"/>
+              <w:spacing w:after="120" w:lineRule="auto"/>
+              <w:rPr>
+                <w:b w:val="1"/>
+                <w:bCs w:val="1"/>
+                <w:vertAlign w:val="baseline"/>
+              </w:rPr>
+            </w:pPr>
+            <w:r>
+              <w:rPr>
+                <w:b w:val="1"/>
+                <w:bCs w:val="1"/>
                 <w:rtl w:val="0"/>
               </w:rPr>
               <w:t xml:space="preserve">Unknown</w:t>
+            </w:r>
+            <w:r>
+              <w:rPr>
+                <w:rtl w:val="0"/>
+              </w:rPr>
             </w:r>
           </w:p>
         </w:tc>
@@ -9507,12 +10313,57 @@
             </w:pPr>
             <w:r>
               <w:rPr>
-                <w:b w:val="1"/>
-                <w:bCs w:val="1"/>
-                <w:vertAlign w:val="baseline"/>
+                <w:rtl w:val="0"/>
+              </w:rPr>
+            </w:r>
+          </w:p>
+        </w:tc>
+        <w:tc>
+          <w:tcPr>
+            <w:tcBorders>
+              <w:top w:color="aab4c1" w:space="0" w:sz="6" w:val="single"/>
+              <w:left w:color="aab4c1" w:space="0" w:sz="6" w:val="single"/>
+              <w:bottom w:color="aab4c1" w:space="0" w:sz="6" w:val="single"/>
+              <w:right w:color="aab4c1" w:space="0" w:sz="6" w:val="single"/>
+            </w:tcBorders>
+            <w:shd w:fill="auto" w:val="clear"/>
+            <w:tcMar>
+              <w:top w:w="175.0" w:type="dxa"/>
+              <w:left w:w="175.0" w:type="dxa"/>
+              <w:bottom w:w="175.0" w:type="dxa"/>
+              <w:right w:w="175.0" w:type="dxa"/>
+            </w:tcMar>
+            <w:vAlign w:val="top"/>
+          </w:tcPr>
+          <w:p>
+            <w:pPr>
+              <w:pBdr>
+                <w:top w:space="0" w:sz="0" w:val="nil"/>
+                <w:left w:space="0" w:sz="0" w:val="nil"/>
+                <w:bottom w:space="0" w:sz="0" w:val="nil"/>
+                <w:right w:space="0" w:sz="0" w:val="nil"/>
+                <w:between w:space="0" w:sz="0" w:val="nil"/>
+              </w:pBdr>
+              <w:shd w:fill="auto" w:val="clear"/>
+              <w:spacing w:after="120" w:lineRule="auto"/>
+              <w:rPr>
+                <w:b w:val="1"/>
+                <w:bCs w:val="1"/>
+                <w:vertAlign w:val="baseline"/>
+              </w:rPr>
+            </w:pPr>
+            <w:r>
+              <w:rPr>
+                <w:b w:val="1"/>
+                <w:bCs w:val="1"/>
                 <w:rtl w:val="0"/>
               </w:rPr>
               <w:t xml:space="preserve">Unknown</w:t>
+            </w:r>
+            <w:r>
+              <w:rPr>
+                <w:rtl w:val="0"/>
+              </w:rPr>
             </w:r>
           </w:p>
         </w:tc>
@@ -9939,12 +10790,57 @@
             </w:pPr>
             <w:r>
               <w:rPr>
-                <w:b w:val="1"/>
-                <w:bCs w:val="1"/>
-                <w:vertAlign w:val="baseline"/>
+                <w:rtl w:val="0"/>
+              </w:rPr>
+            </w:r>
+          </w:p>
+        </w:tc>
+        <w:tc>
+          <w:tcPr>
+            <w:tcBorders>
+              <w:top w:color="aab4c1" w:space="0" w:sz="6" w:val="single"/>
+              <w:left w:color="aab4c1" w:space="0" w:sz="6" w:val="single"/>
+              <w:bottom w:color="aab4c1" w:space="0" w:sz="6" w:val="single"/>
+              <w:right w:color="aab4c1" w:space="0" w:sz="6" w:val="single"/>
+            </w:tcBorders>
+            <w:shd w:fill="auto" w:val="clear"/>
+            <w:tcMar>
+              <w:top w:w="175.0" w:type="dxa"/>
+              <w:left w:w="175.0" w:type="dxa"/>
+              <w:bottom w:w="175.0" w:type="dxa"/>
+              <w:right w:w="175.0" w:type="dxa"/>
+            </w:tcMar>
+            <w:vAlign w:val="top"/>
+          </w:tcPr>
+          <w:p>
+            <w:pPr>
+              <w:pBdr>
+                <w:top w:space="0" w:sz="0" w:val="nil"/>
+                <w:left w:space="0" w:sz="0" w:val="nil"/>
+                <w:bottom w:space="0" w:sz="0" w:val="nil"/>
+                <w:right w:space="0" w:sz="0" w:val="nil"/>
+                <w:between w:space="0" w:sz="0" w:val="nil"/>
+              </w:pBdr>
+              <w:shd w:fill="auto" w:val="clear"/>
+              <w:spacing w:after="120" w:lineRule="auto"/>
+              <w:rPr>
+                <w:b w:val="1"/>
+                <w:bCs w:val="1"/>
+                <w:vertAlign w:val="baseline"/>
+              </w:rPr>
+            </w:pPr>
+            <w:r>
+              <w:rPr>
+                <w:b w:val="1"/>
+                <w:bCs w:val="1"/>
                 <w:rtl w:val="0"/>
               </w:rPr>
               <w:t xml:space="preserve">Partial</w:t>
+            </w:r>
+            <w:r>
+              <w:rPr>
+                <w:rtl w:val="0"/>
+              </w:rPr>
             </w:r>
           </w:p>
         </w:tc>
@@ -10317,12 +11213,57 @@
             </w:pPr>
             <w:r>
               <w:rPr>
-                <w:b w:val="1"/>
-                <w:bCs w:val="1"/>
-                <w:vertAlign w:val="baseline"/>
+                <w:rtl w:val="0"/>
+              </w:rPr>
+            </w:r>
+          </w:p>
+        </w:tc>
+        <w:tc>
+          <w:tcPr>
+            <w:tcBorders>
+              <w:top w:color="aab4c1" w:space="0" w:sz="6" w:val="single"/>
+              <w:left w:color="aab4c1" w:space="0" w:sz="6" w:val="single"/>
+              <w:bottom w:color="aab4c1" w:space="0" w:sz="6" w:val="single"/>
+              <w:right w:color="aab4c1" w:space="0" w:sz="6" w:val="single"/>
+            </w:tcBorders>
+            <w:shd w:fill="auto" w:val="clear"/>
+            <w:tcMar>
+              <w:top w:w="175.0" w:type="dxa"/>
+              <w:left w:w="175.0" w:type="dxa"/>
+              <w:bottom w:w="175.0" w:type="dxa"/>
+              <w:right w:w="175.0" w:type="dxa"/>
+            </w:tcMar>
+            <w:vAlign w:val="top"/>
+          </w:tcPr>
+          <w:p>
+            <w:pPr>
+              <w:pBdr>
+                <w:top w:space="0" w:sz="0" w:val="nil"/>
+                <w:left w:space="0" w:sz="0" w:val="nil"/>
+                <w:bottom w:space="0" w:sz="0" w:val="nil"/>
+                <w:right w:space="0" w:sz="0" w:val="nil"/>
+                <w:between w:space="0" w:sz="0" w:val="nil"/>
+              </w:pBdr>
+              <w:shd w:fill="auto" w:val="clear"/>
+              <w:spacing w:after="120" w:lineRule="auto"/>
+              <w:rPr>
+                <w:b w:val="1"/>
+                <w:bCs w:val="1"/>
+                <w:vertAlign w:val="baseline"/>
+              </w:rPr>
+            </w:pPr>
+            <w:r>
+              <w:rPr>
+                <w:b w:val="1"/>
+                <w:bCs w:val="1"/>
                 <w:rtl w:val="0"/>
               </w:rPr>
               <w:t xml:space="preserve">Unknown</w:t>
+            </w:r>
+            <w:r>
+              <w:rPr>
+                <w:rtl w:val="0"/>
+              </w:rPr>
             </w:r>
           </w:p>
         </w:tc>
@@ -10695,12 +11636,57 @@
             </w:pPr>
             <w:r>
               <w:rPr>
-                <w:b w:val="1"/>
-                <w:bCs w:val="1"/>
-                <w:vertAlign w:val="baseline"/>
+                <w:rtl w:val="0"/>
+              </w:rPr>
+            </w:r>
+          </w:p>
+        </w:tc>
+        <w:tc>
+          <w:tcPr>
+            <w:tcBorders>
+              <w:top w:color="aab4c1" w:space="0" w:sz="6" w:val="single"/>
+              <w:left w:color="aab4c1" w:space="0" w:sz="6" w:val="single"/>
+              <w:bottom w:color="aab4c1" w:space="0" w:sz="6" w:val="single"/>
+              <w:right w:color="aab4c1" w:space="0" w:sz="6" w:val="single"/>
+            </w:tcBorders>
+            <w:shd w:fill="auto" w:val="clear"/>
+            <w:tcMar>
+              <w:top w:w="175.0" w:type="dxa"/>
+              <w:left w:w="175.0" w:type="dxa"/>
+              <w:bottom w:w="175.0" w:type="dxa"/>
+              <w:right w:w="175.0" w:type="dxa"/>
+            </w:tcMar>
+            <w:vAlign w:val="top"/>
+          </w:tcPr>
+          <w:p>
+            <w:pPr>
+              <w:pBdr>
+                <w:top w:space="0" w:sz="0" w:val="nil"/>
+                <w:left w:space="0" w:sz="0" w:val="nil"/>
+                <w:bottom w:space="0" w:sz="0" w:val="nil"/>
+                <w:right w:space="0" w:sz="0" w:val="nil"/>
+                <w:between w:space="0" w:sz="0" w:val="nil"/>
+              </w:pBdr>
+              <w:shd w:fill="auto" w:val="clear"/>
+              <w:spacing w:after="120" w:lineRule="auto"/>
+              <w:rPr>
+                <w:b w:val="1"/>
+                <w:bCs w:val="1"/>
+                <w:vertAlign w:val="baseline"/>
+              </w:rPr>
+            </w:pPr>
+            <w:r>
+              <w:rPr>
+                <w:b w:val="1"/>
+                <w:bCs w:val="1"/>
                 <w:rtl w:val="0"/>
               </w:rPr>
               <w:t xml:space="preserve">Unknown</w:t>
+            </w:r>
+            <w:r>
+              <w:rPr>
+                <w:rtl w:val="0"/>
+              </w:rPr>
             </w:r>
           </w:p>
         </w:tc>
@@ -11073,12 +12059,57 @@
             </w:pPr>
             <w:r>
               <w:rPr>
-                <w:b w:val="1"/>
-                <w:bCs w:val="1"/>
-                <w:vertAlign w:val="baseline"/>
+                <w:rtl w:val="0"/>
+              </w:rPr>
+            </w:r>
+          </w:p>
+        </w:tc>
+        <w:tc>
+          <w:tcPr>
+            <w:tcBorders>
+              <w:top w:color="aab4c1" w:space="0" w:sz="6" w:val="single"/>
+              <w:left w:color="aab4c1" w:space="0" w:sz="6" w:val="single"/>
+              <w:bottom w:color="aab4c1" w:space="0" w:sz="6" w:val="single"/>
+              <w:right w:color="aab4c1" w:space="0" w:sz="6" w:val="single"/>
+            </w:tcBorders>
+            <w:shd w:fill="auto" w:val="clear"/>
+            <w:tcMar>
+              <w:top w:w="175.0" w:type="dxa"/>
+              <w:left w:w="175.0" w:type="dxa"/>
+              <w:bottom w:w="175.0" w:type="dxa"/>
+              <w:right w:w="175.0" w:type="dxa"/>
+            </w:tcMar>
+            <w:vAlign w:val="top"/>
+          </w:tcPr>
+          <w:p>
+            <w:pPr>
+              <w:pBdr>
+                <w:top w:space="0" w:sz="0" w:val="nil"/>
+                <w:left w:space="0" w:sz="0" w:val="nil"/>
+                <w:bottom w:space="0" w:sz="0" w:val="nil"/>
+                <w:right w:space="0" w:sz="0" w:val="nil"/>
+                <w:between w:space="0" w:sz="0" w:val="nil"/>
+              </w:pBdr>
+              <w:shd w:fill="auto" w:val="clear"/>
+              <w:spacing w:after="120" w:lineRule="auto"/>
+              <w:rPr>
+                <w:b w:val="1"/>
+                <w:bCs w:val="1"/>
+                <w:vertAlign w:val="baseline"/>
+              </w:rPr>
+            </w:pPr>
+            <w:r>
+              <w:rPr>
+                <w:b w:val="1"/>
+                <w:bCs w:val="1"/>
                 <w:rtl w:val="0"/>
               </w:rPr>
               <w:t xml:space="preserve">Unknown</w:t>
+            </w:r>
+            <w:r>
+              <w:rPr>
+                <w:rtl w:val="0"/>
+              </w:rPr>
             </w:r>
           </w:p>
         </w:tc>
@@ -11427,7 +12458,7 @@
     <w:tbl>
       <w:tblPr>
         <w:tblStyle w:val="Table4"/>
-        <w:tblW w:w="9360.0" w:type="dxa"/>
+        <w:tblW w:w="14400.0" w:type="dxa"/>
         <w:jc w:val="left"/>
         <w:tblBorders>
           <w:top w:color="aab4c1" w:space="0" w:sz="6" w:val="single"/>
@@ -11441,16 +12472,18 @@
         <w:tblLook w:val="0600"/>
       </w:tblPr>
       <w:tblGrid>
-        <w:gridCol w:w="2340"/>
-        <w:gridCol w:w="2340"/>
-        <w:gridCol w:w="2340"/>
-        <w:gridCol w:w="2340"/>
+        <w:gridCol w:w="936.0000000000001"/>
+        <w:gridCol w:w="1440"/>
+        <w:gridCol w:w="4320"/>
+        <w:gridCol w:w="3384.0000000000005"/>
+        <w:gridCol w:w="4320"/>
         <w:tblGridChange w:id="0">
           <w:tblGrid>
-            <w:gridCol w:w="2340"/>
-            <w:gridCol w:w="2340"/>
-            <w:gridCol w:w="2340"/>
-            <w:gridCol w:w="2340"/>
+            <w:gridCol w:w="936.0000000000001"/>
+            <w:gridCol w:w="1440"/>
+            <w:gridCol w:w="4320"/>
+            <w:gridCol w:w="3384.0000000000005"/>
+            <w:gridCol w:w="4320"/>
           </w:tblGrid>
         </w:tblGridChange>
       </w:tblGrid>
@@ -11494,11 +12527,52 @@
             </w:pPr>
             <w:r>
               <w:rPr>
-                <w:shd w:fill="auto" w:val="clear"/>
-                <w:vertAlign w:val="baseline"/>
-                <w:rtl w:val="0"/>
-              </w:rPr>
-              <w:t xml:space="preserve">ID / Met</w:t>
+                <w:rtl w:val="0"/>
+              </w:rPr>
+              <w:t xml:space="preserve">ID</w:t>
+            </w:r>
+            <w:r>
+              <w:rPr>
+                <w:rtl w:val="0"/>
+              </w:rPr>
+            </w:r>
+          </w:p>
+        </w:tc>
+        <w:tc>
+          <w:tcPr>
+            <w:tcBorders>
+              <w:top w:color="aab4c1" w:space="0" w:sz="6" w:val="single"/>
+              <w:left w:color="aab4c1" w:space="0" w:sz="6" w:val="single"/>
+              <w:bottom w:color="aab4c1" w:space="0" w:sz="6" w:val="single"/>
+              <w:right w:color="aab4c1" w:space="0" w:sz="6" w:val="single"/>
+            </w:tcBorders>
+            <w:shd w:fill="e8eef5" w:val="clear"/>
+            <w:tcMar>
+              <w:top w:w="175.0" w:type="dxa"/>
+              <w:left w:w="175.0" w:type="dxa"/>
+              <w:bottom w:w="175.0" w:type="dxa"/>
+              <w:right w:w="175.0" w:type="dxa"/>
+            </w:tcMar>
+            <w:vAlign w:val="top"/>
+          </w:tcPr>
+          <w:p>
+            <w:pPr>
+              <w:pBdr>
+                <w:top w:space="0" w:sz="0" w:val="nil"/>
+                <w:left w:space="0" w:sz="0" w:val="nil"/>
+                <w:bottom w:space="0" w:sz="0" w:val="nil"/>
+                <w:right w:space="0" w:sz="0" w:val="nil"/>
+                <w:between w:space="0" w:sz="0" w:val="nil"/>
+              </w:pBdr>
+              <w:shd w:fill="auto" w:val="clear"/>
+              <w:spacing w:after="100" w:before="100" w:lineRule="auto"/>
+              <w:rPr/>
+            </w:pPr>
+            <w:r>
+              <w:rPr>
+                <w:rtl w:val="0"/>
+              </w:rPr>
+              <w:t xml:space="preserve">Met</w:t>
             </w:r>
           </w:p>
         </w:tc>
@@ -11700,12 +12774,57 @@
             </w:pPr>
             <w:r>
               <w:rPr>
-                <w:b w:val="1"/>
-                <w:bCs w:val="1"/>
-                <w:vertAlign w:val="baseline"/>
+                <w:rtl w:val="0"/>
+              </w:rPr>
+            </w:r>
+          </w:p>
+        </w:tc>
+        <w:tc>
+          <w:tcPr>
+            <w:tcBorders>
+              <w:top w:color="aab4c1" w:space="0" w:sz="6" w:val="single"/>
+              <w:left w:color="aab4c1" w:space="0" w:sz="6" w:val="single"/>
+              <w:bottom w:color="aab4c1" w:space="0" w:sz="6" w:val="single"/>
+              <w:right w:color="aab4c1" w:space="0" w:sz="6" w:val="single"/>
+            </w:tcBorders>
+            <w:shd w:fill="auto" w:val="clear"/>
+            <w:tcMar>
+              <w:top w:w="175.0" w:type="dxa"/>
+              <w:left w:w="175.0" w:type="dxa"/>
+              <w:bottom w:w="175.0" w:type="dxa"/>
+              <w:right w:w="175.0" w:type="dxa"/>
+            </w:tcMar>
+            <w:vAlign w:val="top"/>
+          </w:tcPr>
+          <w:p>
+            <w:pPr>
+              <w:pBdr>
+                <w:top w:space="0" w:sz="0" w:val="nil"/>
+                <w:left w:space="0" w:sz="0" w:val="nil"/>
+                <w:bottom w:space="0" w:sz="0" w:val="nil"/>
+                <w:right w:space="0" w:sz="0" w:val="nil"/>
+                <w:between w:space="0" w:sz="0" w:val="nil"/>
+              </w:pBdr>
+              <w:shd w:fill="auto" w:val="clear"/>
+              <w:spacing w:after="120" w:lineRule="auto"/>
+              <w:rPr>
+                <w:b w:val="1"/>
+                <w:bCs w:val="1"/>
+                <w:vertAlign w:val="baseline"/>
+              </w:rPr>
+            </w:pPr>
+            <w:r>
+              <w:rPr>
+                <w:b w:val="1"/>
+                <w:bCs w:val="1"/>
                 <w:rtl w:val="0"/>
               </w:rPr>
               <w:t xml:space="preserve">Unknown</w:t>
+            </w:r>
+            <w:r>
+              <w:rPr>
+                <w:rtl w:val="0"/>
+              </w:rPr>
             </w:r>
           </w:p>
         </w:tc>
@@ -12032,12 +13151,57 @@
             </w:pPr>
             <w:r>
               <w:rPr>
-                <w:b w:val="1"/>
-                <w:bCs w:val="1"/>
-                <w:vertAlign w:val="baseline"/>
+                <w:rtl w:val="0"/>
+              </w:rPr>
+            </w:r>
+          </w:p>
+        </w:tc>
+        <w:tc>
+          <w:tcPr>
+            <w:tcBorders>
+              <w:top w:color="aab4c1" w:space="0" w:sz="6" w:val="single"/>
+              <w:left w:color="aab4c1" w:space="0" w:sz="6" w:val="single"/>
+              <w:bottom w:color="aab4c1" w:space="0" w:sz="6" w:val="single"/>
+              <w:right w:color="aab4c1" w:space="0" w:sz="6" w:val="single"/>
+            </w:tcBorders>
+            <w:shd w:fill="auto" w:val="clear"/>
+            <w:tcMar>
+              <w:top w:w="175.0" w:type="dxa"/>
+              <w:left w:w="175.0" w:type="dxa"/>
+              <w:bottom w:w="175.0" w:type="dxa"/>
+              <w:right w:w="175.0" w:type="dxa"/>
+            </w:tcMar>
+            <w:vAlign w:val="top"/>
+          </w:tcPr>
+          <w:p>
+            <w:pPr>
+              <w:pBdr>
+                <w:top w:space="0" w:sz="0" w:val="nil"/>
+                <w:left w:space="0" w:sz="0" w:val="nil"/>
+                <w:bottom w:space="0" w:sz="0" w:val="nil"/>
+                <w:right w:space="0" w:sz="0" w:val="nil"/>
+                <w:between w:space="0" w:sz="0" w:val="nil"/>
+              </w:pBdr>
+              <w:shd w:fill="auto" w:val="clear"/>
+              <w:spacing w:after="120" w:lineRule="auto"/>
+              <w:rPr>
+                <w:b w:val="1"/>
+                <w:bCs w:val="1"/>
+                <w:vertAlign w:val="baseline"/>
+              </w:rPr>
+            </w:pPr>
+            <w:r>
+              <w:rPr>
+                <w:b w:val="1"/>
+                <w:bCs w:val="1"/>
                 <w:rtl w:val="0"/>
               </w:rPr>
               <w:t xml:space="preserve">Partial</w:t>
+            </w:r>
+            <w:r>
+              <w:rPr>
+                <w:rtl w:val="0"/>
+              </w:rPr>
             </w:r>
           </w:p>
         </w:tc>
@@ -12364,12 +13528,57 @@
             </w:pPr>
             <w:r>
               <w:rPr>
-                <w:b w:val="1"/>
-                <w:bCs w:val="1"/>
-                <w:vertAlign w:val="baseline"/>
+                <w:rtl w:val="0"/>
+              </w:rPr>
+            </w:r>
+          </w:p>
+        </w:tc>
+        <w:tc>
+          <w:tcPr>
+            <w:tcBorders>
+              <w:top w:color="aab4c1" w:space="0" w:sz="6" w:val="single"/>
+              <w:left w:color="aab4c1" w:space="0" w:sz="6" w:val="single"/>
+              <w:bottom w:color="aab4c1" w:space="0" w:sz="6" w:val="single"/>
+              <w:right w:color="aab4c1" w:space="0" w:sz="6" w:val="single"/>
+            </w:tcBorders>
+            <w:shd w:fill="auto" w:val="clear"/>
+            <w:tcMar>
+              <w:top w:w="175.0" w:type="dxa"/>
+              <w:left w:w="175.0" w:type="dxa"/>
+              <w:bottom w:w="175.0" w:type="dxa"/>
+              <w:right w:w="175.0" w:type="dxa"/>
+            </w:tcMar>
+            <w:vAlign w:val="top"/>
+          </w:tcPr>
+          <w:p>
+            <w:pPr>
+              <w:pBdr>
+                <w:top w:space="0" w:sz="0" w:val="nil"/>
+                <w:left w:space="0" w:sz="0" w:val="nil"/>
+                <w:bottom w:space="0" w:sz="0" w:val="nil"/>
+                <w:right w:space="0" w:sz="0" w:val="nil"/>
+                <w:between w:space="0" w:sz="0" w:val="nil"/>
+              </w:pBdr>
+              <w:shd w:fill="auto" w:val="clear"/>
+              <w:spacing w:after="120" w:lineRule="auto"/>
+              <w:rPr>
+                <w:b w:val="1"/>
+                <w:bCs w:val="1"/>
+                <w:vertAlign w:val="baseline"/>
+              </w:rPr>
+            </w:pPr>
+            <w:r>
+              <w:rPr>
+                <w:b w:val="1"/>
+                <w:bCs w:val="1"/>
                 <w:rtl w:val="0"/>
               </w:rPr>
               <w:t xml:space="preserve">Unknown</w:t>
+            </w:r>
+            <w:r>
+              <w:rPr>
+                <w:rtl w:val="0"/>
+              </w:rPr>
             </w:r>
           </w:p>
         </w:tc>
@@ -12696,12 +13905,57 @@
             </w:pPr>
             <w:r>
               <w:rPr>
-                <w:b w:val="1"/>
-                <w:bCs w:val="1"/>
-                <w:vertAlign w:val="baseline"/>
+                <w:rtl w:val="0"/>
+              </w:rPr>
+            </w:r>
+          </w:p>
+        </w:tc>
+        <w:tc>
+          <w:tcPr>
+            <w:tcBorders>
+              <w:top w:color="aab4c1" w:space="0" w:sz="6" w:val="single"/>
+              <w:left w:color="aab4c1" w:space="0" w:sz="6" w:val="single"/>
+              <w:bottom w:color="aab4c1" w:space="0" w:sz="6" w:val="single"/>
+              <w:right w:color="aab4c1" w:space="0" w:sz="6" w:val="single"/>
+            </w:tcBorders>
+            <w:shd w:fill="auto" w:val="clear"/>
+            <w:tcMar>
+              <w:top w:w="175.0" w:type="dxa"/>
+              <w:left w:w="175.0" w:type="dxa"/>
+              <w:bottom w:w="175.0" w:type="dxa"/>
+              <w:right w:w="175.0" w:type="dxa"/>
+            </w:tcMar>
+            <w:vAlign w:val="top"/>
+          </w:tcPr>
+          <w:p>
+            <w:pPr>
+              <w:pBdr>
+                <w:top w:space="0" w:sz="0" w:val="nil"/>
+                <w:left w:space="0" w:sz="0" w:val="nil"/>
+                <w:bottom w:space="0" w:sz="0" w:val="nil"/>
+                <w:right w:space="0" w:sz="0" w:val="nil"/>
+                <w:between w:space="0" w:sz="0" w:val="nil"/>
+              </w:pBdr>
+              <w:shd w:fill="auto" w:val="clear"/>
+              <w:spacing w:after="120" w:lineRule="auto"/>
+              <w:rPr>
+                <w:b w:val="1"/>
+                <w:bCs w:val="1"/>
+                <w:vertAlign w:val="baseline"/>
+              </w:rPr>
+            </w:pPr>
+            <w:r>
+              <w:rPr>
+                <w:b w:val="1"/>
+                <w:bCs w:val="1"/>
                 <w:rtl w:val="0"/>
               </w:rPr>
               <w:t xml:space="preserve">Partial</w:t>
+            </w:r>
+            <w:r>
+              <w:rPr>
+                <w:rtl w:val="0"/>
+              </w:rPr>
             </w:r>
           </w:p>
         </w:tc>
@@ -13057,12 +14311,57 @@
             </w:pPr>
             <w:r>
               <w:rPr>
-                <w:b w:val="1"/>
-                <w:bCs w:val="1"/>
-                <w:vertAlign w:val="baseline"/>
+                <w:rtl w:val="0"/>
+              </w:rPr>
+            </w:r>
+          </w:p>
+        </w:tc>
+        <w:tc>
+          <w:tcPr>
+            <w:tcBorders>
+              <w:top w:color="aab4c1" w:space="0" w:sz="6" w:val="single"/>
+              <w:left w:color="aab4c1" w:space="0" w:sz="6" w:val="single"/>
+              <w:bottom w:color="aab4c1" w:space="0" w:sz="6" w:val="single"/>
+              <w:right w:color="aab4c1" w:space="0" w:sz="6" w:val="single"/>
+            </w:tcBorders>
+            <w:shd w:fill="auto" w:val="clear"/>
+            <w:tcMar>
+              <w:top w:w="175.0" w:type="dxa"/>
+              <w:left w:w="175.0" w:type="dxa"/>
+              <w:bottom w:w="175.0" w:type="dxa"/>
+              <w:right w:w="175.0" w:type="dxa"/>
+            </w:tcMar>
+            <w:vAlign w:val="top"/>
+          </w:tcPr>
+          <w:p>
+            <w:pPr>
+              <w:pBdr>
+                <w:top w:space="0" w:sz="0" w:val="nil"/>
+                <w:left w:space="0" w:sz="0" w:val="nil"/>
+                <w:bottom w:space="0" w:sz="0" w:val="nil"/>
+                <w:right w:space="0" w:sz="0" w:val="nil"/>
+                <w:between w:space="0" w:sz="0" w:val="nil"/>
+              </w:pBdr>
+              <w:shd w:fill="auto" w:val="clear"/>
+              <w:spacing w:after="120" w:lineRule="auto"/>
+              <w:rPr>
+                <w:b w:val="1"/>
+                <w:bCs w:val="1"/>
+                <w:vertAlign w:val="baseline"/>
+              </w:rPr>
+            </w:pPr>
+            <w:r>
+              <w:rPr>
+                <w:b w:val="1"/>
+                <w:bCs w:val="1"/>
                 <w:rtl w:val="0"/>
               </w:rPr>
               <w:t xml:space="preserve">Partial</w:t>
+            </w:r>
+            <w:r>
+              <w:rPr>
+                <w:rtl w:val="0"/>
+              </w:rPr>
             </w:r>
           </w:p>
         </w:tc>
@@ -13383,7 +14682,7 @@
     <w:tbl>
       <w:tblPr>
         <w:tblStyle w:val="Table5"/>
-        <w:tblW w:w="9360.0" w:type="dxa"/>
+        <w:tblW w:w="14400.0" w:type="dxa"/>
         <w:jc w:val="left"/>
         <w:tblBorders>
           <w:top w:color="aab4c1" w:space="0" w:sz="6" w:val="single"/>
@@ -13397,16 +14696,18 @@
         <w:tblLook w:val="0600"/>
       </w:tblPr>
       <w:tblGrid>
-        <w:gridCol w:w="2340"/>
-        <w:gridCol w:w="2340"/>
-        <w:gridCol w:w="2340"/>
-        <w:gridCol w:w="2340"/>
+        <w:gridCol w:w="936.0000000000001"/>
+        <w:gridCol w:w="1440"/>
+        <w:gridCol w:w="4320"/>
+        <w:gridCol w:w="3384.0000000000005"/>
+        <w:gridCol w:w="4320"/>
         <w:tblGridChange w:id="0">
           <w:tblGrid>
-            <w:gridCol w:w="2340"/>
-            <w:gridCol w:w="2340"/>
-            <w:gridCol w:w="2340"/>
-            <w:gridCol w:w="2340"/>
+            <w:gridCol w:w="936.0000000000001"/>
+            <w:gridCol w:w="1440"/>
+            <w:gridCol w:w="4320"/>
+            <w:gridCol w:w="3384.0000000000005"/>
+            <w:gridCol w:w="4320"/>
           </w:tblGrid>
         </w:tblGridChange>
       </w:tblGrid>
@@ -13450,11 +14751,52 @@
             </w:pPr>
             <w:r>
               <w:rPr>
-                <w:shd w:fill="auto" w:val="clear"/>
-                <w:vertAlign w:val="baseline"/>
-                <w:rtl w:val="0"/>
-              </w:rPr>
-              <w:t xml:space="preserve">ID / Met</w:t>
+                <w:rtl w:val="0"/>
+              </w:rPr>
+              <w:t xml:space="preserve">ID</w:t>
+            </w:r>
+            <w:r>
+              <w:rPr>
+                <w:rtl w:val="0"/>
+              </w:rPr>
+            </w:r>
+          </w:p>
+        </w:tc>
+        <w:tc>
+          <w:tcPr>
+            <w:tcBorders>
+              <w:top w:color="aab4c1" w:space="0" w:sz="6" w:val="single"/>
+              <w:left w:color="aab4c1" w:space="0" w:sz="6" w:val="single"/>
+              <w:bottom w:color="aab4c1" w:space="0" w:sz="6" w:val="single"/>
+              <w:right w:color="aab4c1" w:space="0" w:sz="6" w:val="single"/>
+            </w:tcBorders>
+            <w:shd w:fill="e8eef5" w:val="clear"/>
+            <w:tcMar>
+              <w:top w:w="175.0" w:type="dxa"/>
+              <w:left w:w="175.0" w:type="dxa"/>
+              <w:bottom w:w="175.0" w:type="dxa"/>
+              <w:right w:w="175.0" w:type="dxa"/>
+            </w:tcMar>
+            <w:vAlign w:val="top"/>
+          </w:tcPr>
+          <w:p>
+            <w:pPr>
+              <w:pBdr>
+                <w:top w:space="0" w:sz="0" w:val="nil"/>
+                <w:left w:space="0" w:sz="0" w:val="nil"/>
+                <w:bottom w:space="0" w:sz="0" w:val="nil"/>
+                <w:right w:space="0" w:sz="0" w:val="nil"/>
+                <w:between w:space="0" w:sz="0" w:val="nil"/>
+              </w:pBdr>
+              <w:shd w:fill="auto" w:val="clear"/>
+              <w:spacing w:after="100" w:before="100" w:lineRule="auto"/>
+              <w:rPr/>
+            </w:pPr>
+            <w:r>
+              <w:rPr>
+                <w:rtl w:val="0"/>
+              </w:rPr>
+              <w:t xml:space="preserve">Met</w:t>
             </w:r>
           </w:p>
         </w:tc>
@@ -13656,12 +14998,57 @@
             </w:pPr>
             <w:r>
               <w:rPr>
-                <w:b w:val="1"/>
-                <w:bCs w:val="1"/>
-                <w:vertAlign w:val="baseline"/>
+                <w:rtl w:val="0"/>
+              </w:rPr>
+            </w:r>
+          </w:p>
+        </w:tc>
+        <w:tc>
+          <w:tcPr>
+            <w:tcBorders>
+              <w:top w:color="aab4c1" w:space="0" w:sz="6" w:val="single"/>
+              <w:left w:color="aab4c1" w:space="0" w:sz="6" w:val="single"/>
+              <w:bottom w:color="aab4c1" w:space="0" w:sz="6" w:val="single"/>
+              <w:right w:color="aab4c1" w:space="0" w:sz="6" w:val="single"/>
+            </w:tcBorders>
+            <w:shd w:fill="auto" w:val="clear"/>
+            <w:tcMar>
+              <w:top w:w="175.0" w:type="dxa"/>
+              <w:left w:w="175.0" w:type="dxa"/>
+              <w:bottom w:w="175.0" w:type="dxa"/>
+              <w:right w:w="175.0" w:type="dxa"/>
+            </w:tcMar>
+            <w:vAlign w:val="top"/>
+          </w:tcPr>
+          <w:p>
+            <w:pPr>
+              <w:pBdr>
+                <w:top w:space="0" w:sz="0" w:val="nil"/>
+                <w:left w:space="0" w:sz="0" w:val="nil"/>
+                <w:bottom w:space="0" w:sz="0" w:val="nil"/>
+                <w:right w:space="0" w:sz="0" w:val="nil"/>
+                <w:between w:space="0" w:sz="0" w:val="nil"/>
+              </w:pBdr>
+              <w:shd w:fill="auto" w:val="clear"/>
+              <w:spacing w:after="120" w:lineRule="auto"/>
+              <w:rPr>
+                <w:b w:val="1"/>
+                <w:bCs w:val="1"/>
+                <w:vertAlign w:val="baseline"/>
+              </w:rPr>
+            </w:pPr>
+            <w:r>
+              <w:rPr>
+                <w:b w:val="1"/>
+                <w:bCs w:val="1"/>
                 <w:rtl w:val="0"/>
               </w:rPr>
               <w:t xml:space="preserve">Unknown</w:t>
+            </w:r>
+            <w:r>
+              <w:rPr>
+                <w:rtl w:val="0"/>
+              </w:rPr>
             </w:r>
           </w:p>
         </w:tc>
@@ -14006,12 +15393,57 @@
             </w:pPr>
             <w:r>
               <w:rPr>
-                <w:b w:val="1"/>
-                <w:bCs w:val="1"/>
-                <w:vertAlign w:val="baseline"/>
+                <w:rtl w:val="0"/>
+              </w:rPr>
+            </w:r>
+          </w:p>
+        </w:tc>
+        <w:tc>
+          <w:tcPr>
+            <w:tcBorders>
+              <w:top w:color="aab4c1" w:space="0" w:sz="6" w:val="single"/>
+              <w:left w:color="aab4c1" w:space="0" w:sz="6" w:val="single"/>
+              <w:bottom w:color="aab4c1" w:space="0" w:sz="6" w:val="single"/>
+              <w:right w:color="aab4c1" w:space="0" w:sz="6" w:val="single"/>
+            </w:tcBorders>
+            <w:shd w:fill="auto" w:val="clear"/>
+            <w:tcMar>
+              <w:top w:w="175.0" w:type="dxa"/>
+              <w:left w:w="175.0" w:type="dxa"/>
+              <w:bottom w:w="175.0" w:type="dxa"/>
+              <w:right w:w="175.0" w:type="dxa"/>
+            </w:tcMar>
+            <w:vAlign w:val="top"/>
+          </w:tcPr>
+          <w:p>
+            <w:pPr>
+              <w:pBdr>
+                <w:top w:space="0" w:sz="0" w:val="nil"/>
+                <w:left w:space="0" w:sz="0" w:val="nil"/>
+                <w:bottom w:space="0" w:sz="0" w:val="nil"/>
+                <w:right w:space="0" w:sz="0" w:val="nil"/>
+                <w:between w:space="0" w:sz="0" w:val="nil"/>
+              </w:pBdr>
+              <w:shd w:fill="auto" w:val="clear"/>
+              <w:spacing w:after="120" w:lineRule="auto"/>
+              <w:rPr>
+                <w:b w:val="1"/>
+                <w:bCs w:val="1"/>
+                <w:vertAlign w:val="baseline"/>
+              </w:rPr>
+            </w:pPr>
+            <w:r>
+              <w:rPr>
+                <w:b w:val="1"/>
+                <w:bCs w:val="1"/>
                 <w:rtl w:val="0"/>
               </w:rPr>
               <w:t xml:space="preserve">Unknown</w:t>
+            </w:r>
+            <w:r>
+              <w:rPr>
+                <w:rtl w:val="0"/>
+              </w:rPr>
             </w:r>
           </w:p>
         </w:tc>
@@ -14356,12 +15788,57 @@
             </w:pPr>
             <w:r>
               <w:rPr>
-                <w:b w:val="1"/>
-                <w:bCs w:val="1"/>
-                <w:vertAlign w:val="baseline"/>
+                <w:rtl w:val="0"/>
+              </w:rPr>
+            </w:r>
+          </w:p>
+        </w:tc>
+        <w:tc>
+          <w:tcPr>
+            <w:tcBorders>
+              <w:top w:color="aab4c1" w:space="0" w:sz="6" w:val="single"/>
+              <w:left w:color="aab4c1" w:space="0" w:sz="6" w:val="single"/>
+              <w:bottom w:color="aab4c1" w:space="0" w:sz="6" w:val="single"/>
+              <w:right w:color="aab4c1" w:space="0" w:sz="6" w:val="single"/>
+            </w:tcBorders>
+            <w:shd w:fill="auto" w:val="clear"/>
+            <w:tcMar>
+              <w:top w:w="175.0" w:type="dxa"/>
+              <w:left w:w="175.0" w:type="dxa"/>
+              <w:bottom w:w="175.0" w:type="dxa"/>
+              <w:right w:w="175.0" w:type="dxa"/>
+            </w:tcMar>
+            <w:vAlign w:val="top"/>
+          </w:tcPr>
+          <w:p>
+            <w:pPr>
+              <w:pBdr>
+                <w:top w:space="0" w:sz="0" w:val="nil"/>
+                <w:left w:space="0" w:sz="0" w:val="nil"/>
+                <w:bottom w:space="0" w:sz="0" w:val="nil"/>
+                <w:right w:space="0" w:sz="0" w:val="nil"/>
+                <w:between w:space="0" w:sz="0" w:val="nil"/>
+              </w:pBdr>
+              <w:shd w:fill="auto" w:val="clear"/>
+              <w:spacing w:after="120" w:lineRule="auto"/>
+              <w:rPr>
+                <w:b w:val="1"/>
+                <w:bCs w:val="1"/>
+                <w:vertAlign w:val="baseline"/>
+              </w:rPr>
+            </w:pPr>
+            <w:r>
+              <w:rPr>
+                <w:b w:val="1"/>
+                <w:bCs w:val="1"/>
                 <w:rtl w:val="0"/>
               </w:rPr>
               <w:t xml:space="preserve">Unknown</w:t>
+            </w:r>
+            <w:r>
+              <w:rPr>
+                <w:rtl w:val="0"/>
+              </w:rPr>
             </w:r>
           </w:p>
         </w:tc>
@@ -14706,12 +16183,57 @@
             </w:pPr>
             <w:r>
               <w:rPr>
-                <w:b w:val="1"/>
-                <w:bCs w:val="1"/>
-                <w:vertAlign w:val="baseline"/>
+                <w:rtl w:val="0"/>
+              </w:rPr>
+            </w:r>
+          </w:p>
+        </w:tc>
+        <w:tc>
+          <w:tcPr>
+            <w:tcBorders>
+              <w:top w:color="aab4c1" w:space="0" w:sz="6" w:val="single"/>
+              <w:left w:color="aab4c1" w:space="0" w:sz="6" w:val="single"/>
+              <w:bottom w:color="aab4c1" w:space="0" w:sz="6" w:val="single"/>
+              <w:right w:color="aab4c1" w:space="0" w:sz="6" w:val="single"/>
+            </w:tcBorders>
+            <w:shd w:fill="auto" w:val="clear"/>
+            <w:tcMar>
+              <w:top w:w="175.0" w:type="dxa"/>
+              <w:left w:w="175.0" w:type="dxa"/>
+              <w:bottom w:w="175.0" w:type="dxa"/>
+              <w:right w:w="175.0" w:type="dxa"/>
+            </w:tcMar>
+            <w:vAlign w:val="top"/>
+          </w:tcPr>
+          <w:p>
+            <w:pPr>
+              <w:pBdr>
+                <w:top w:space="0" w:sz="0" w:val="nil"/>
+                <w:left w:space="0" w:sz="0" w:val="nil"/>
+                <w:bottom w:space="0" w:sz="0" w:val="nil"/>
+                <w:right w:space="0" w:sz="0" w:val="nil"/>
+                <w:between w:space="0" w:sz="0" w:val="nil"/>
+              </w:pBdr>
+              <w:shd w:fill="auto" w:val="clear"/>
+              <w:spacing w:after="120" w:lineRule="auto"/>
+              <w:rPr>
+                <w:b w:val="1"/>
+                <w:bCs w:val="1"/>
+                <w:vertAlign w:val="baseline"/>
+              </w:rPr>
+            </w:pPr>
+            <w:r>
+              <w:rPr>
+                <w:b w:val="1"/>
+                <w:bCs w:val="1"/>
                 <w:rtl w:val="0"/>
               </w:rPr>
               <w:t xml:space="preserve">Unknown</w:t>
+            </w:r>
+            <w:r>
+              <w:rPr>
+                <w:rtl w:val="0"/>
+              </w:rPr>
             </w:r>
           </w:p>
         </w:tc>
@@ -15056,12 +16578,57 @@
             </w:pPr>
             <w:r>
               <w:rPr>
-                <w:b w:val="1"/>
-                <w:bCs w:val="1"/>
-                <w:vertAlign w:val="baseline"/>
+                <w:rtl w:val="0"/>
+              </w:rPr>
+            </w:r>
+          </w:p>
+        </w:tc>
+        <w:tc>
+          <w:tcPr>
+            <w:tcBorders>
+              <w:top w:color="aab4c1" w:space="0" w:sz="6" w:val="single"/>
+              <w:left w:color="aab4c1" w:space="0" w:sz="6" w:val="single"/>
+              <w:bottom w:color="aab4c1" w:space="0" w:sz="6" w:val="single"/>
+              <w:right w:color="aab4c1" w:space="0" w:sz="6" w:val="single"/>
+            </w:tcBorders>
+            <w:shd w:fill="auto" w:val="clear"/>
+            <w:tcMar>
+              <w:top w:w="175.0" w:type="dxa"/>
+              <w:left w:w="175.0" w:type="dxa"/>
+              <w:bottom w:w="175.0" w:type="dxa"/>
+              <w:right w:w="175.0" w:type="dxa"/>
+            </w:tcMar>
+            <w:vAlign w:val="top"/>
+          </w:tcPr>
+          <w:p>
+            <w:pPr>
+              <w:pBdr>
+                <w:top w:space="0" w:sz="0" w:val="nil"/>
+                <w:left w:space="0" w:sz="0" w:val="nil"/>
+                <w:bottom w:space="0" w:sz="0" w:val="nil"/>
+                <w:right w:space="0" w:sz="0" w:val="nil"/>
+                <w:between w:space="0" w:sz="0" w:val="nil"/>
+              </w:pBdr>
+              <w:shd w:fill="auto" w:val="clear"/>
+              <w:spacing w:after="120" w:lineRule="auto"/>
+              <w:rPr>
+                <w:b w:val="1"/>
+                <w:bCs w:val="1"/>
+                <w:vertAlign w:val="baseline"/>
+              </w:rPr>
+            </w:pPr>
+            <w:r>
+              <w:rPr>
+                <w:b w:val="1"/>
+                <w:bCs w:val="1"/>
                 <w:rtl w:val="0"/>
               </w:rPr>
               <w:t xml:space="preserve">Unknown</w:t>
+            </w:r>
+            <w:r>
+              <w:rPr>
+                <w:rtl w:val="0"/>
+              </w:rPr>
             </w:r>
           </w:p>
         </w:tc>
@@ -15406,12 +16973,57 @@
             </w:pPr>
             <w:r>
               <w:rPr>
-                <w:b w:val="1"/>
-                <w:bCs w:val="1"/>
-                <w:vertAlign w:val="baseline"/>
+                <w:rtl w:val="0"/>
+              </w:rPr>
+            </w:r>
+          </w:p>
+        </w:tc>
+        <w:tc>
+          <w:tcPr>
+            <w:tcBorders>
+              <w:top w:color="aab4c1" w:space="0" w:sz="6" w:val="single"/>
+              <w:left w:color="aab4c1" w:space="0" w:sz="6" w:val="single"/>
+              <w:bottom w:color="aab4c1" w:space="0" w:sz="6" w:val="single"/>
+              <w:right w:color="aab4c1" w:space="0" w:sz="6" w:val="single"/>
+            </w:tcBorders>
+            <w:shd w:fill="auto" w:val="clear"/>
+            <w:tcMar>
+              <w:top w:w="175.0" w:type="dxa"/>
+              <w:left w:w="175.0" w:type="dxa"/>
+              <w:bottom w:w="175.0" w:type="dxa"/>
+              <w:right w:w="175.0" w:type="dxa"/>
+            </w:tcMar>
+            <w:vAlign w:val="top"/>
+          </w:tcPr>
+          <w:p>
+            <w:pPr>
+              <w:pBdr>
+                <w:top w:space="0" w:sz="0" w:val="nil"/>
+                <w:left w:space="0" w:sz="0" w:val="nil"/>
+                <w:bottom w:space="0" w:sz="0" w:val="nil"/>
+                <w:right w:space="0" w:sz="0" w:val="nil"/>
+                <w:between w:space="0" w:sz="0" w:val="nil"/>
+              </w:pBdr>
+              <w:shd w:fill="auto" w:val="clear"/>
+              <w:spacing w:after="120" w:lineRule="auto"/>
+              <w:rPr>
+                <w:b w:val="1"/>
+                <w:bCs w:val="1"/>
+                <w:vertAlign w:val="baseline"/>
+              </w:rPr>
+            </w:pPr>
+            <w:r>
+              <w:rPr>
+                <w:b w:val="1"/>
+                <w:bCs w:val="1"/>
                 <w:rtl w:val="0"/>
               </w:rPr>
               <w:t xml:space="preserve">Unknown</w:t>
+            </w:r>
+            <w:r>
+              <w:rPr>
+                <w:rtl w:val="0"/>
+              </w:rPr>
             </w:r>
           </w:p>
         </w:tc>
@@ -15756,12 +17368,57 @@
             </w:pPr>
             <w:r>
               <w:rPr>
-                <w:b w:val="1"/>
-                <w:bCs w:val="1"/>
-                <w:vertAlign w:val="baseline"/>
+                <w:rtl w:val="0"/>
+              </w:rPr>
+            </w:r>
+          </w:p>
+        </w:tc>
+        <w:tc>
+          <w:tcPr>
+            <w:tcBorders>
+              <w:top w:color="aab4c1" w:space="0" w:sz="6" w:val="single"/>
+              <w:left w:color="aab4c1" w:space="0" w:sz="6" w:val="single"/>
+              <w:bottom w:color="aab4c1" w:space="0" w:sz="6" w:val="single"/>
+              <w:right w:color="aab4c1" w:space="0" w:sz="6" w:val="single"/>
+            </w:tcBorders>
+            <w:shd w:fill="auto" w:val="clear"/>
+            <w:tcMar>
+              <w:top w:w="175.0" w:type="dxa"/>
+              <w:left w:w="175.0" w:type="dxa"/>
+              <w:bottom w:w="175.0" w:type="dxa"/>
+              <w:right w:w="175.0" w:type="dxa"/>
+            </w:tcMar>
+            <w:vAlign w:val="top"/>
+          </w:tcPr>
+          <w:p>
+            <w:pPr>
+              <w:pBdr>
+                <w:top w:space="0" w:sz="0" w:val="nil"/>
+                <w:left w:space="0" w:sz="0" w:val="nil"/>
+                <w:bottom w:space="0" w:sz="0" w:val="nil"/>
+                <w:right w:space="0" w:sz="0" w:val="nil"/>
+                <w:between w:space="0" w:sz="0" w:val="nil"/>
+              </w:pBdr>
+              <w:shd w:fill="auto" w:val="clear"/>
+              <w:spacing w:after="120" w:lineRule="auto"/>
+              <w:rPr>
+                <w:b w:val="1"/>
+                <w:bCs w:val="1"/>
+                <w:vertAlign w:val="baseline"/>
+              </w:rPr>
+            </w:pPr>
+            <w:r>
+              <w:rPr>
+                <w:b w:val="1"/>
+                <w:bCs w:val="1"/>
                 <w:rtl w:val="0"/>
               </w:rPr>
               <w:t xml:space="preserve">Unknown</w:t>
+            </w:r>
+            <w:r>
+              <w:rPr>
+                <w:rtl w:val="0"/>
+              </w:rPr>
             </w:r>
           </w:p>
         </w:tc>
@@ -16106,12 +17763,57 @@
             </w:pPr>
             <w:r>
               <w:rPr>
-                <w:b w:val="1"/>
-                <w:bCs w:val="1"/>
-                <w:vertAlign w:val="baseline"/>
+                <w:rtl w:val="0"/>
+              </w:rPr>
+            </w:r>
+          </w:p>
+        </w:tc>
+        <w:tc>
+          <w:tcPr>
+            <w:tcBorders>
+              <w:top w:color="aab4c1" w:space="0" w:sz="6" w:val="single"/>
+              <w:left w:color="aab4c1" w:space="0" w:sz="6" w:val="single"/>
+              <w:bottom w:color="aab4c1" w:space="0" w:sz="6" w:val="single"/>
+              <w:right w:color="aab4c1" w:space="0" w:sz="6" w:val="single"/>
+            </w:tcBorders>
+            <w:shd w:fill="auto" w:val="clear"/>
+            <w:tcMar>
+              <w:top w:w="175.0" w:type="dxa"/>
+              <w:left w:w="175.0" w:type="dxa"/>
+              <w:bottom w:w="175.0" w:type="dxa"/>
+              <w:right w:w="175.0" w:type="dxa"/>
+            </w:tcMar>
+            <w:vAlign w:val="top"/>
+          </w:tcPr>
+          <w:p>
+            <w:pPr>
+              <w:pBdr>
+                <w:top w:space="0" w:sz="0" w:val="nil"/>
+                <w:left w:space="0" w:sz="0" w:val="nil"/>
+                <w:bottom w:space="0" w:sz="0" w:val="nil"/>
+                <w:right w:space="0" w:sz="0" w:val="nil"/>
+                <w:between w:space="0" w:sz="0" w:val="nil"/>
+              </w:pBdr>
+              <w:shd w:fill="auto" w:val="clear"/>
+              <w:spacing w:after="120" w:lineRule="auto"/>
+              <w:rPr>
+                <w:b w:val="1"/>
+                <w:bCs w:val="1"/>
+                <w:vertAlign w:val="baseline"/>
+              </w:rPr>
+            </w:pPr>
+            <w:r>
+              <w:rPr>
+                <w:b w:val="1"/>
+                <w:bCs w:val="1"/>
                 <w:rtl w:val="0"/>
               </w:rPr>
               <w:t xml:space="preserve">Unknown</w:t>
+            </w:r>
+            <w:r>
+              <w:rPr>
+                <w:rtl w:val="0"/>
+              </w:rPr>
             </w:r>
           </w:p>
         </w:tc>
@@ -16456,12 +18158,57 @@
             </w:pPr>
             <w:r>
               <w:rPr>
-                <w:b w:val="1"/>
-                <w:bCs w:val="1"/>
-                <w:vertAlign w:val="baseline"/>
+                <w:rtl w:val="0"/>
+              </w:rPr>
+            </w:r>
+          </w:p>
+        </w:tc>
+        <w:tc>
+          <w:tcPr>
+            <w:tcBorders>
+              <w:top w:color="aab4c1" w:space="0" w:sz="6" w:val="single"/>
+              <w:left w:color="aab4c1" w:space="0" w:sz="6" w:val="single"/>
+              <w:bottom w:color="aab4c1" w:space="0" w:sz="6" w:val="single"/>
+              <w:right w:color="aab4c1" w:space="0" w:sz="6" w:val="single"/>
+            </w:tcBorders>
+            <w:shd w:fill="auto" w:val="clear"/>
+            <w:tcMar>
+              <w:top w:w="175.0" w:type="dxa"/>
+              <w:left w:w="175.0" w:type="dxa"/>
+              <w:bottom w:w="175.0" w:type="dxa"/>
+              <w:right w:w="175.0" w:type="dxa"/>
+            </w:tcMar>
+            <w:vAlign w:val="top"/>
+          </w:tcPr>
+          <w:p>
+            <w:pPr>
+              <w:pBdr>
+                <w:top w:space="0" w:sz="0" w:val="nil"/>
+                <w:left w:space="0" w:sz="0" w:val="nil"/>
+                <w:bottom w:space="0" w:sz="0" w:val="nil"/>
+                <w:right w:space="0" w:sz="0" w:val="nil"/>
+                <w:between w:space="0" w:sz="0" w:val="nil"/>
+              </w:pBdr>
+              <w:shd w:fill="auto" w:val="clear"/>
+              <w:spacing w:after="120" w:lineRule="auto"/>
+              <w:rPr>
+                <w:b w:val="1"/>
+                <w:bCs w:val="1"/>
+                <w:vertAlign w:val="baseline"/>
+              </w:rPr>
+            </w:pPr>
+            <w:r>
+              <w:rPr>
+                <w:b w:val="1"/>
+                <w:bCs w:val="1"/>
                 <w:rtl w:val="0"/>
               </w:rPr>
               <w:t xml:space="preserve">Unknown</w:t>
+            </w:r>
+            <w:r>
+              <w:rPr>
+                <w:rtl w:val="0"/>
+              </w:rPr>
             </w:r>
           </w:p>
         </w:tc>
@@ -16782,7 +18529,7 @@
     <w:tbl>
       <w:tblPr>
         <w:tblStyle w:val="Table6"/>
-        <w:tblW w:w="9360.0" w:type="dxa"/>
+        <w:tblW w:w="14400.0" w:type="dxa"/>
         <w:jc w:val="left"/>
         <w:tblBorders>
           <w:top w:color="aab4c1" w:space="0" w:sz="6" w:val="single"/>
@@ -16796,16 +18543,18 @@
         <w:tblLook w:val="0600"/>
       </w:tblPr>
       <w:tblGrid>
-        <w:gridCol w:w="2340"/>
-        <w:gridCol w:w="2340"/>
-        <w:gridCol w:w="2340"/>
-        <w:gridCol w:w="2340"/>
+        <w:gridCol w:w="936.0000000000001"/>
+        <w:gridCol w:w="1440"/>
+        <w:gridCol w:w="4320"/>
+        <w:gridCol w:w="3384.0000000000005"/>
+        <w:gridCol w:w="4320"/>
         <w:tblGridChange w:id="0">
           <w:tblGrid>
-            <w:gridCol w:w="2340"/>
-            <w:gridCol w:w="2340"/>
-            <w:gridCol w:w="2340"/>
-            <w:gridCol w:w="2340"/>
+            <w:gridCol w:w="936.0000000000001"/>
+            <w:gridCol w:w="1440"/>
+            <w:gridCol w:w="4320"/>
+            <w:gridCol w:w="3384.0000000000005"/>
+            <w:gridCol w:w="4320"/>
           </w:tblGrid>
         </w:tblGridChange>
       </w:tblGrid>
@@ -16849,11 +18598,52 @@
             </w:pPr>
             <w:r>
               <w:rPr>
-                <w:shd w:fill="auto" w:val="clear"/>
-                <w:vertAlign w:val="baseline"/>
-                <w:rtl w:val="0"/>
-              </w:rPr>
-              <w:t xml:space="preserve">ID / Met</w:t>
+                <w:rtl w:val="0"/>
+              </w:rPr>
+              <w:t xml:space="preserve">ID</w:t>
+            </w:r>
+            <w:r>
+              <w:rPr>
+                <w:rtl w:val="0"/>
+              </w:rPr>
+            </w:r>
+          </w:p>
+        </w:tc>
+        <w:tc>
+          <w:tcPr>
+            <w:tcBorders>
+              <w:top w:color="aab4c1" w:space="0" w:sz="6" w:val="single"/>
+              <w:left w:color="aab4c1" w:space="0" w:sz="6" w:val="single"/>
+              <w:bottom w:color="aab4c1" w:space="0" w:sz="6" w:val="single"/>
+              <w:right w:color="aab4c1" w:space="0" w:sz="6" w:val="single"/>
+            </w:tcBorders>
+            <w:shd w:fill="e8eef5" w:val="clear"/>
+            <w:tcMar>
+              <w:top w:w="175.0" w:type="dxa"/>
+              <w:left w:w="175.0" w:type="dxa"/>
+              <w:bottom w:w="175.0" w:type="dxa"/>
+              <w:right w:w="175.0" w:type="dxa"/>
+            </w:tcMar>
+            <w:vAlign w:val="top"/>
+          </w:tcPr>
+          <w:p>
+            <w:pPr>
+              <w:pBdr>
+                <w:top w:space="0" w:sz="0" w:val="nil"/>
+                <w:left w:space="0" w:sz="0" w:val="nil"/>
+                <w:bottom w:space="0" w:sz="0" w:val="nil"/>
+                <w:right w:space="0" w:sz="0" w:val="nil"/>
+                <w:between w:space="0" w:sz="0" w:val="nil"/>
+              </w:pBdr>
+              <w:shd w:fill="auto" w:val="clear"/>
+              <w:spacing w:after="100" w:before="100" w:lineRule="auto"/>
+              <w:rPr/>
+            </w:pPr>
+            <w:r>
+              <w:rPr>
+                <w:rtl w:val="0"/>
+              </w:rPr>
+              <w:t xml:space="preserve">Met</w:t>
             </w:r>
           </w:p>
         </w:tc>
@@ -17055,12 +18845,57 @@
             </w:pPr>
             <w:r>
               <w:rPr>
-                <w:b w:val="1"/>
-                <w:bCs w:val="1"/>
-                <w:vertAlign w:val="baseline"/>
+                <w:rtl w:val="0"/>
+              </w:rPr>
+            </w:r>
+          </w:p>
+        </w:tc>
+        <w:tc>
+          <w:tcPr>
+            <w:tcBorders>
+              <w:top w:color="aab4c1" w:space="0" w:sz="6" w:val="single"/>
+              <w:left w:color="aab4c1" w:space="0" w:sz="6" w:val="single"/>
+              <w:bottom w:color="aab4c1" w:space="0" w:sz="6" w:val="single"/>
+              <w:right w:color="aab4c1" w:space="0" w:sz="6" w:val="single"/>
+            </w:tcBorders>
+            <w:shd w:fill="auto" w:val="clear"/>
+            <w:tcMar>
+              <w:top w:w="175.0" w:type="dxa"/>
+              <w:left w:w="175.0" w:type="dxa"/>
+              <w:bottom w:w="175.0" w:type="dxa"/>
+              <w:right w:w="175.0" w:type="dxa"/>
+            </w:tcMar>
+            <w:vAlign w:val="top"/>
+          </w:tcPr>
+          <w:p>
+            <w:pPr>
+              <w:pBdr>
+                <w:top w:space="0" w:sz="0" w:val="nil"/>
+                <w:left w:space="0" w:sz="0" w:val="nil"/>
+                <w:bottom w:space="0" w:sz="0" w:val="nil"/>
+                <w:right w:space="0" w:sz="0" w:val="nil"/>
+                <w:between w:space="0" w:sz="0" w:val="nil"/>
+              </w:pBdr>
+              <w:shd w:fill="auto" w:val="clear"/>
+              <w:spacing w:after="120" w:lineRule="auto"/>
+              <w:rPr>
+                <w:b w:val="1"/>
+                <w:bCs w:val="1"/>
+                <w:vertAlign w:val="baseline"/>
+              </w:rPr>
+            </w:pPr>
+            <w:r>
+              <w:rPr>
+                <w:b w:val="1"/>
+                <w:bCs w:val="1"/>
                 <w:rtl w:val="0"/>
               </w:rPr>
               <w:t xml:space="preserve">Partial</w:t>
+            </w:r>
+            <w:r>
+              <w:rPr>
+                <w:rtl w:val="0"/>
+              </w:rPr>
             </w:r>
           </w:p>
         </w:tc>
@@ -17405,12 +19240,57 @@
             </w:pPr>
             <w:r>
               <w:rPr>
-                <w:b w:val="1"/>
-                <w:bCs w:val="1"/>
-                <w:vertAlign w:val="baseline"/>
+                <w:rtl w:val="0"/>
+              </w:rPr>
+            </w:r>
+          </w:p>
+        </w:tc>
+        <w:tc>
+          <w:tcPr>
+            <w:tcBorders>
+              <w:top w:color="aab4c1" w:space="0" w:sz="6" w:val="single"/>
+              <w:left w:color="aab4c1" w:space="0" w:sz="6" w:val="single"/>
+              <w:bottom w:color="aab4c1" w:space="0" w:sz="6" w:val="single"/>
+              <w:right w:color="aab4c1" w:space="0" w:sz="6" w:val="single"/>
+            </w:tcBorders>
+            <w:shd w:fill="auto" w:val="clear"/>
+            <w:tcMar>
+              <w:top w:w="175.0" w:type="dxa"/>
+              <w:left w:w="175.0" w:type="dxa"/>
+              <w:bottom w:w="175.0" w:type="dxa"/>
+              <w:right w:w="175.0" w:type="dxa"/>
+            </w:tcMar>
+            <w:vAlign w:val="top"/>
+          </w:tcPr>
+          <w:p>
+            <w:pPr>
+              <w:pBdr>
+                <w:top w:space="0" w:sz="0" w:val="nil"/>
+                <w:left w:space="0" w:sz="0" w:val="nil"/>
+                <w:bottom w:space="0" w:sz="0" w:val="nil"/>
+                <w:right w:space="0" w:sz="0" w:val="nil"/>
+                <w:between w:space="0" w:sz="0" w:val="nil"/>
+              </w:pBdr>
+              <w:shd w:fill="auto" w:val="clear"/>
+              <w:spacing w:after="120" w:lineRule="auto"/>
+              <w:rPr>
+                <w:b w:val="1"/>
+                <w:bCs w:val="1"/>
+                <w:vertAlign w:val="baseline"/>
+              </w:rPr>
+            </w:pPr>
+            <w:r>
+              <w:rPr>
+                <w:b w:val="1"/>
+                <w:bCs w:val="1"/>
                 <w:rtl w:val="0"/>
               </w:rPr>
               <w:t xml:space="preserve">Partial</w:t>
+            </w:r>
+            <w:r>
+              <w:rPr>
+                <w:rtl w:val="0"/>
+              </w:rPr>
             </w:r>
           </w:p>
         </w:tc>
@@ -17755,12 +19635,57 @@
             </w:pPr>
             <w:r>
               <w:rPr>
-                <w:b w:val="1"/>
-                <w:bCs w:val="1"/>
-                <w:vertAlign w:val="baseline"/>
+                <w:rtl w:val="0"/>
+              </w:rPr>
+            </w:r>
+          </w:p>
+        </w:tc>
+        <w:tc>
+          <w:tcPr>
+            <w:tcBorders>
+              <w:top w:color="aab4c1" w:space="0" w:sz="6" w:val="single"/>
+              <w:left w:color="aab4c1" w:space="0" w:sz="6" w:val="single"/>
+              <w:bottom w:color="aab4c1" w:space="0" w:sz="6" w:val="single"/>
+              <w:right w:color="aab4c1" w:space="0" w:sz="6" w:val="single"/>
+            </w:tcBorders>
+            <w:shd w:fill="auto" w:val="clear"/>
+            <w:tcMar>
+              <w:top w:w="175.0" w:type="dxa"/>
+              <w:left w:w="175.0" w:type="dxa"/>
+              <w:bottom w:w="175.0" w:type="dxa"/>
+              <w:right w:w="175.0" w:type="dxa"/>
+            </w:tcMar>
+            <w:vAlign w:val="top"/>
+          </w:tcPr>
+          <w:p>
+            <w:pPr>
+              <w:pBdr>
+                <w:top w:space="0" w:sz="0" w:val="nil"/>
+                <w:left w:space="0" w:sz="0" w:val="nil"/>
+                <w:bottom w:space="0" w:sz="0" w:val="nil"/>
+                <w:right w:space="0" w:sz="0" w:val="nil"/>
+                <w:between w:space="0" w:sz="0" w:val="nil"/>
+              </w:pBdr>
+              <w:shd w:fill="auto" w:val="clear"/>
+              <w:spacing w:after="120" w:lineRule="auto"/>
+              <w:rPr>
+                <w:b w:val="1"/>
+                <w:bCs w:val="1"/>
+                <w:vertAlign w:val="baseline"/>
+              </w:rPr>
+            </w:pPr>
+            <w:r>
+              <w:rPr>
+                <w:b w:val="1"/>
+                <w:bCs w:val="1"/>
                 <w:rtl w:val="0"/>
               </w:rPr>
               <w:t xml:space="preserve">Partial</w:t>
+            </w:r>
+            <w:r>
+              <w:rPr>
+                <w:rtl w:val="0"/>
+              </w:rPr>
             </w:r>
           </w:p>
         </w:tc>
@@ -18105,12 +20030,57 @@
             </w:pPr>
             <w:r>
               <w:rPr>
-                <w:b w:val="1"/>
-                <w:bCs w:val="1"/>
-                <w:vertAlign w:val="baseline"/>
+                <w:rtl w:val="0"/>
+              </w:rPr>
+            </w:r>
+          </w:p>
+        </w:tc>
+        <w:tc>
+          <w:tcPr>
+            <w:tcBorders>
+              <w:top w:color="aab4c1" w:space="0" w:sz="6" w:val="single"/>
+              <w:left w:color="aab4c1" w:space="0" w:sz="6" w:val="single"/>
+              <w:bottom w:color="aab4c1" w:space="0" w:sz="6" w:val="single"/>
+              <w:right w:color="aab4c1" w:space="0" w:sz="6" w:val="single"/>
+            </w:tcBorders>
+            <w:shd w:fill="auto" w:val="clear"/>
+            <w:tcMar>
+              <w:top w:w="175.0" w:type="dxa"/>
+              <w:left w:w="175.0" w:type="dxa"/>
+              <w:bottom w:w="175.0" w:type="dxa"/>
+              <w:right w:w="175.0" w:type="dxa"/>
+            </w:tcMar>
+            <w:vAlign w:val="top"/>
+          </w:tcPr>
+          <w:p>
+            <w:pPr>
+              <w:pBdr>
+                <w:top w:space="0" w:sz="0" w:val="nil"/>
+                <w:left w:space="0" w:sz="0" w:val="nil"/>
+                <w:bottom w:space="0" w:sz="0" w:val="nil"/>
+                <w:right w:space="0" w:sz="0" w:val="nil"/>
+                <w:between w:space="0" w:sz="0" w:val="nil"/>
+              </w:pBdr>
+              <w:shd w:fill="auto" w:val="clear"/>
+              <w:spacing w:after="120" w:lineRule="auto"/>
+              <w:rPr>
+                <w:b w:val="1"/>
+                <w:bCs w:val="1"/>
+                <w:vertAlign w:val="baseline"/>
+              </w:rPr>
+            </w:pPr>
+            <w:r>
+              <w:rPr>
+                <w:b w:val="1"/>
+                <w:bCs w:val="1"/>
                 <w:rtl w:val="0"/>
               </w:rPr>
               <w:t xml:space="preserve">Partial</w:t>
+            </w:r>
+            <w:r>
+              <w:rPr>
+                <w:rtl w:val="0"/>
+              </w:rPr>
             </w:r>
           </w:p>
         </w:tc>
@@ -18455,12 +20425,57 @@
             </w:pPr>
             <w:r>
               <w:rPr>
-                <w:b w:val="1"/>
-                <w:bCs w:val="1"/>
-                <w:vertAlign w:val="baseline"/>
+                <w:rtl w:val="0"/>
+              </w:rPr>
+            </w:r>
+          </w:p>
+        </w:tc>
+        <w:tc>
+          <w:tcPr>
+            <w:tcBorders>
+              <w:top w:color="aab4c1" w:space="0" w:sz="6" w:val="single"/>
+              <w:left w:color="aab4c1" w:space="0" w:sz="6" w:val="single"/>
+              <w:bottom w:color="aab4c1" w:space="0" w:sz="6" w:val="single"/>
+              <w:right w:color="aab4c1" w:space="0" w:sz="6" w:val="single"/>
+            </w:tcBorders>
+            <w:shd w:fill="auto" w:val="clear"/>
+            <w:tcMar>
+              <w:top w:w="175.0" w:type="dxa"/>
+              <w:left w:w="175.0" w:type="dxa"/>
+              <w:bottom w:w="175.0" w:type="dxa"/>
+              <w:right w:w="175.0" w:type="dxa"/>
+            </w:tcMar>
+            <w:vAlign w:val="top"/>
+          </w:tcPr>
+          <w:p>
+            <w:pPr>
+              <w:pBdr>
+                <w:top w:space="0" w:sz="0" w:val="nil"/>
+                <w:left w:space="0" w:sz="0" w:val="nil"/>
+                <w:bottom w:space="0" w:sz="0" w:val="nil"/>
+                <w:right w:space="0" w:sz="0" w:val="nil"/>
+                <w:between w:space="0" w:sz="0" w:val="nil"/>
+              </w:pBdr>
+              <w:shd w:fill="auto" w:val="clear"/>
+              <w:spacing w:after="120" w:lineRule="auto"/>
+              <w:rPr>
+                <w:b w:val="1"/>
+                <w:bCs w:val="1"/>
+                <w:vertAlign w:val="baseline"/>
+              </w:rPr>
+            </w:pPr>
+            <w:r>
+              <w:rPr>
+                <w:b w:val="1"/>
+                <w:bCs w:val="1"/>
                 <w:rtl w:val="0"/>
               </w:rPr>
               <w:t xml:space="preserve">Partial</w:t>
+            </w:r>
+            <w:r>
+              <w:rPr>
+                <w:rtl w:val="0"/>
+              </w:rPr>
             </w:r>
           </w:p>
         </w:tc>
@@ -18805,12 +20820,57 @@
             </w:pPr>
             <w:r>
               <w:rPr>
-                <w:b w:val="1"/>
-                <w:bCs w:val="1"/>
-                <w:vertAlign w:val="baseline"/>
+                <w:rtl w:val="0"/>
+              </w:rPr>
+            </w:r>
+          </w:p>
+        </w:tc>
+        <w:tc>
+          <w:tcPr>
+            <w:tcBorders>
+              <w:top w:color="aab4c1" w:space="0" w:sz="6" w:val="single"/>
+              <w:left w:color="aab4c1" w:space="0" w:sz="6" w:val="single"/>
+              <w:bottom w:color="aab4c1" w:space="0" w:sz="6" w:val="single"/>
+              <w:right w:color="aab4c1" w:space="0" w:sz="6" w:val="single"/>
+            </w:tcBorders>
+            <w:shd w:fill="auto" w:val="clear"/>
+            <w:tcMar>
+              <w:top w:w="175.0" w:type="dxa"/>
+              <w:left w:w="175.0" w:type="dxa"/>
+              <w:bottom w:w="175.0" w:type="dxa"/>
+              <w:right w:w="175.0" w:type="dxa"/>
+            </w:tcMar>
+            <w:vAlign w:val="top"/>
+          </w:tcPr>
+          <w:p>
+            <w:pPr>
+              <w:pBdr>
+                <w:top w:space="0" w:sz="0" w:val="nil"/>
+                <w:left w:space="0" w:sz="0" w:val="nil"/>
+                <w:bottom w:space="0" w:sz="0" w:val="nil"/>
+                <w:right w:space="0" w:sz="0" w:val="nil"/>
+                <w:between w:space="0" w:sz="0" w:val="nil"/>
+              </w:pBdr>
+              <w:shd w:fill="auto" w:val="clear"/>
+              <w:spacing w:after="120" w:lineRule="auto"/>
+              <w:rPr>
+                <w:b w:val="1"/>
+                <w:bCs w:val="1"/>
+                <w:vertAlign w:val="baseline"/>
+              </w:rPr>
+            </w:pPr>
+            <w:r>
+              <w:rPr>
+                <w:b w:val="1"/>
+                <w:bCs w:val="1"/>
                 <w:rtl w:val="0"/>
               </w:rPr>
               <w:t xml:space="preserve">Partial</w:t>
+            </w:r>
+            <w:r>
+              <w:rPr>
+                <w:rtl w:val="0"/>
+              </w:rPr>
             </w:r>
           </w:p>
         </w:tc>
@@ -19155,12 +21215,57 @@
             </w:pPr>
             <w:r>
               <w:rPr>
-                <w:b w:val="1"/>
-                <w:bCs w:val="1"/>
-                <w:vertAlign w:val="baseline"/>
+                <w:rtl w:val="0"/>
+              </w:rPr>
+            </w:r>
+          </w:p>
+        </w:tc>
+        <w:tc>
+          <w:tcPr>
+            <w:tcBorders>
+              <w:top w:color="aab4c1" w:space="0" w:sz="6" w:val="single"/>
+              <w:left w:color="aab4c1" w:space="0" w:sz="6" w:val="single"/>
+              <w:bottom w:color="aab4c1" w:space="0" w:sz="6" w:val="single"/>
+              <w:right w:color="aab4c1" w:space="0" w:sz="6" w:val="single"/>
+            </w:tcBorders>
+            <w:shd w:fill="auto" w:val="clear"/>
+            <w:tcMar>
+              <w:top w:w="175.0" w:type="dxa"/>
+              <w:left w:w="175.0" w:type="dxa"/>
+              <w:bottom w:w="175.0" w:type="dxa"/>
+              <w:right w:w="175.0" w:type="dxa"/>
+            </w:tcMar>
+            <w:vAlign w:val="top"/>
+          </w:tcPr>
+          <w:p>
+            <w:pPr>
+              <w:pBdr>
+                <w:top w:space="0" w:sz="0" w:val="nil"/>
+                <w:left w:space="0" w:sz="0" w:val="nil"/>
+                <w:bottom w:space="0" w:sz="0" w:val="nil"/>
+                <w:right w:space="0" w:sz="0" w:val="nil"/>
+                <w:between w:space="0" w:sz="0" w:val="nil"/>
+              </w:pBdr>
+              <w:shd w:fill="auto" w:val="clear"/>
+              <w:spacing w:after="120" w:lineRule="auto"/>
+              <w:rPr>
+                <w:b w:val="1"/>
+                <w:bCs w:val="1"/>
+                <w:vertAlign w:val="baseline"/>
+              </w:rPr>
+            </w:pPr>
+            <w:r>
+              <w:rPr>
+                <w:b w:val="1"/>
+                <w:bCs w:val="1"/>
                 <w:rtl w:val="0"/>
               </w:rPr>
               <w:t xml:space="preserve">Partial</w:t>
+            </w:r>
+            <w:r>
+              <w:rPr>
+                <w:rtl w:val="0"/>
+              </w:rPr>
             </w:r>
           </w:p>
         </w:tc>
@@ -19505,12 +21610,57 @@
             </w:pPr>
             <w:r>
               <w:rPr>
-                <w:b w:val="1"/>
-                <w:bCs w:val="1"/>
-                <w:vertAlign w:val="baseline"/>
+                <w:rtl w:val="0"/>
+              </w:rPr>
+            </w:r>
+          </w:p>
+        </w:tc>
+        <w:tc>
+          <w:tcPr>
+            <w:tcBorders>
+              <w:top w:color="aab4c1" w:space="0" w:sz="6" w:val="single"/>
+              <w:left w:color="aab4c1" w:space="0" w:sz="6" w:val="single"/>
+              <w:bottom w:color="aab4c1" w:space="0" w:sz="6" w:val="single"/>
+              <w:right w:color="aab4c1" w:space="0" w:sz="6" w:val="single"/>
+            </w:tcBorders>
+            <w:shd w:fill="auto" w:val="clear"/>
+            <w:tcMar>
+              <w:top w:w="175.0" w:type="dxa"/>
+              <w:left w:w="175.0" w:type="dxa"/>
+              <w:bottom w:w="175.0" w:type="dxa"/>
+              <w:right w:w="175.0" w:type="dxa"/>
+            </w:tcMar>
+            <w:vAlign w:val="top"/>
+          </w:tcPr>
+          <w:p>
+            <w:pPr>
+              <w:pBdr>
+                <w:top w:space="0" w:sz="0" w:val="nil"/>
+                <w:left w:space="0" w:sz="0" w:val="nil"/>
+                <w:bottom w:space="0" w:sz="0" w:val="nil"/>
+                <w:right w:space="0" w:sz="0" w:val="nil"/>
+                <w:between w:space="0" w:sz="0" w:val="nil"/>
+              </w:pBdr>
+              <w:shd w:fill="auto" w:val="clear"/>
+              <w:spacing w:after="120" w:lineRule="auto"/>
+              <w:rPr>
+                <w:b w:val="1"/>
+                <w:bCs w:val="1"/>
+                <w:vertAlign w:val="baseline"/>
+              </w:rPr>
+            </w:pPr>
+            <w:r>
+              <w:rPr>
+                <w:b w:val="1"/>
+                <w:bCs w:val="1"/>
                 <w:rtl w:val="0"/>
               </w:rPr>
               <w:t xml:space="preserve">Partial</w:t>
+            </w:r>
+            <w:r>
+              <w:rPr>
+                <w:rtl w:val="0"/>
+              </w:rPr>
             </w:r>
           </w:p>
         </w:tc>
@@ -19831,7 +21981,7 @@
     <w:tbl>
       <w:tblPr>
         <w:tblStyle w:val="Table7"/>
-        <w:tblW w:w="9360.0" w:type="dxa"/>
+        <w:tblW w:w="14400.0" w:type="dxa"/>
         <w:jc w:val="left"/>
         <w:tblBorders>
           <w:top w:color="aab4c1" w:space="0" w:sz="6" w:val="single"/>
@@ -19845,16 +21995,18 @@
         <w:tblLook w:val="0600"/>
       </w:tblPr>
       <w:tblGrid>
-        <w:gridCol w:w="2340"/>
-        <w:gridCol w:w="2340"/>
-        <w:gridCol w:w="2340"/>
-        <w:gridCol w:w="2340"/>
+        <w:gridCol w:w="936.0000000000001"/>
+        <w:gridCol w:w="1440"/>
+        <w:gridCol w:w="4320"/>
+        <w:gridCol w:w="3384.0000000000005"/>
+        <w:gridCol w:w="4320"/>
         <w:tblGridChange w:id="0">
           <w:tblGrid>
-            <w:gridCol w:w="2340"/>
-            <w:gridCol w:w="2340"/>
-            <w:gridCol w:w="2340"/>
-            <w:gridCol w:w="2340"/>
+            <w:gridCol w:w="936.0000000000001"/>
+            <w:gridCol w:w="1440"/>
+            <w:gridCol w:w="4320"/>
+            <w:gridCol w:w="3384.0000000000005"/>
+            <w:gridCol w:w="4320"/>
           </w:tblGrid>
         </w:tblGridChange>
       </w:tblGrid>
@@ -19898,11 +22050,52 @@
             </w:pPr>
             <w:r>
               <w:rPr>
-                <w:shd w:fill="auto" w:val="clear"/>
-                <w:vertAlign w:val="baseline"/>
-                <w:rtl w:val="0"/>
-              </w:rPr>
-              <w:t xml:space="preserve">ID / Met</w:t>
+                <w:rtl w:val="0"/>
+              </w:rPr>
+              <w:t xml:space="preserve">ID</w:t>
+            </w:r>
+            <w:r>
+              <w:rPr>
+                <w:rtl w:val="0"/>
+              </w:rPr>
+            </w:r>
+          </w:p>
+        </w:tc>
+        <w:tc>
+          <w:tcPr>
+            <w:tcBorders>
+              <w:top w:color="aab4c1" w:space="0" w:sz="6" w:val="single"/>
+              <w:left w:color="aab4c1" w:space="0" w:sz="6" w:val="single"/>
+              <w:bottom w:color="aab4c1" w:space="0" w:sz="6" w:val="single"/>
+              <w:right w:color="aab4c1" w:space="0" w:sz="6" w:val="single"/>
+            </w:tcBorders>
+            <w:shd w:fill="e8eef5" w:val="clear"/>
+            <w:tcMar>
+              <w:top w:w="175.0" w:type="dxa"/>
+              <w:left w:w="175.0" w:type="dxa"/>
+              <w:bottom w:w="175.0" w:type="dxa"/>
+              <w:right w:w="175.0" w:type="dxa"/>
+            </w:tcMar>
+            <w:vAlign w:val="top"/>
+          </w:tcPr>
+          <w:p>
+            <w:pPr>
+              <w:pBdr>
+                <w:top w:space="0" w:sz="0" w:val="nil"/>
+                <w:left w:space="0" w:sz="0" w:val="nil"/>
+                <w:bottom w:space="0" w:sz="0" w:val="nil"/>
+                <w:right w:space="0" w:sz="0" w:val="nil"/>
+                <w:between w:space="0" w:sz="0" w:val="nil"/>
+              </w:pBdr>
+              <w:shd w:fill="auto" w:val="clear"/>
+              <w:spacing w:after="100" w:before="100" w:lineRule="auto"/>
+              <w:rPr/>
+            </w:pPr>
+            <w:r>
+              <w:rPr>
+                <w:rtl w:val="0"/>
+              </w:rPr>
+              <w:t xml:space="preserve">Met</w:t>
             </w:r>
           </w:p>
         </w:tc>
@@ -20104,12 +22297,57 @@
             </w:pPr>
             <w:r>
               <w:rPr>
-                <w:b w:val="1"/>
-                <w:bCs w:val="1"/>
-                <w:vertAlign w:val="baseline"/>
+                <w:rtl w:val="0"/>
+              </w:rPr>
+            </w:r>
+          </w:p>
+        </w:tc>
+        <w:tc>
+          <w:tcPr>
+            <w:tcBorders>
+              <w:top w:color="aab4c1" w:space="0" w:sz="6" w:val="single"/>
+              <w:left w:color="aab4c1" w:space="0" w:sz="6" w:val="single"/>
+              <w:bottom w:color="aab4c1" w:space="0" w:sz="6" w:val="single"/>
+              <w:right w:color="aab4c1" w:space="0" w:sz="6" w:val="single"/>
+            </w:tcBorders>
+            <w:shd w:fill="auto" w:val="clear"/>
+            <w:tcMar>
+              <w:top w:w="175.0" w:type="dxa"/>
+              <w:left w:w="175.0" w:type="dxa"/>
+              <w:bottom w:w="175.0" w:type="dxa"/>
+              <w:right w:w="175.0" w:type="dxa"/>
+            </w:tcMar>
+            <w:vAlign w:val="top"/>
+          </w:tcPr>
+          <w:p>
+            <w:pPr>
+              <w:pBdr>
+                <w:top w:space="0" w:sz="0" w:val="nil"/>
+                <w:left w:space="0" w:sz="0" w:val="nil"/>
+                <w:bottom w:space="0" w:sz="0" w:val="nil"/>
+                <w:right w:space="0" w:sz="0" w:val="nil"/>
+                <w:between w:space="0" w:sz="0" w:val="nil"/>
+              </w:pBdr>
+              <w:shd w:fill="auto" w:val="clear"/>
+              <w:spacing w:after="120" w:lineRule="auto"/>
+              <w:rPr>
+                <w:b w:val="1"/>
+                <w:bCs w:val="1"/>
+                <w:vertAlign w:val="baseline"/>
+              </w:rPr>
+            </w:pPr>
+            <w:r>
+              <w:rPr>
+                <w:b w:val="1"/>
+                <w:bCs w:val="1"/>
                 <w:rtl w:val="0"/>
               </w:rPr>
               <w:t xml:space="preserve">Partial</w:t>
+            </w:r>
+            <w:r>
+              <w:rPr>
+                <w:rtl w:val="0"/>
+              </w:rPr>
             </w:r>
           </w:p>
         </w:tc>
@@ -20477,12 +22715,57 @@
             </w:pPr>
             <w:r>
               <w:rPr>
-                <w:b w:val="1"/>
-                <w:bCs w:val="1"/>
-                <w:vertAlign w:val="baseline"/>
+                <w:rtl w:val="0"/>
+              </w:rPr>
+            </w:r>
+          </w:p>
+        </w:tc>
+        <w:tc>
+          <w:tcPr>
+            <w:tcBorders>
+              <w:top w:color="aab4c1" w:space="0" w:sz="6" w:val="single"/>
+              <w:left w:color="aab4c1" w:space="0" w:sz="6" w:val="single"/>
+              <w:bottom w:color="aab4c1" w:space="0" w:sz="6" w:val="single"/>
+              <w:right w:color="aab4c1" w:space="0" w:sz="6" w:val="single"/>
+            </w:tcBorders>
+            <w:shd w:fill="auto" w:val="clear"/>
+            <w:tcMar>
+              <w:top w:w="175.0" w:type="dxa"/>
+              <w:left w:w="175.0" w:type="dxa"/>
+              <w:bottom w:w="175.0" w:type="dxa"/>
+              <w:right w:w="175.0" w:type="dxa"/>
+            </w:tcMar>
+            <w:vAlign w:val="top"/>
+          </w:tcPr>
+          <w:p>
+            <w:pPr>
+              <w:pBdr>
+                <w:top w:space="0" w:sz="0" w:val="nil"/>
+                <w:left w:space="0" w:sz="0" w:val="nil"/>
+                <w:bottom w:space="0" w:sz="0" w:val="nil"/>
+                <w:right w:space="0" w:sz="0" w:val="nil"/>
+                <w:between w:space="0" w:sz="0" w:val="nil"/>
+              </w:pBdr>
+              <w:shd w:fill="auto" w:val="clear"/>
+              <w:spacing w:after="120" w:lineRule="auto"/>
+              <w:rPr>
+                <w:b w:val="1"/>
+                <w:bCs w:val="1"/>
+                <w:vertAlign w:val="baseline"/>
+              </w:rPr>
+            </w:pPr>
+            <w:r>
+              <w:rPr>
+                <w:b w:val="1"/>
+                <w:bCs w:val="1"/>
                 <w:rtl w:val="0"/>
               </w:rPr>
               <w:t xml:space="preserve">Partial</w:t>
+            </w:r>
+            <w:r>
+              <w:rPr>
+                <w:rtl w:val="0"/>
+              </w:rPr>
             </w:r>
           </w:p>
         </w:tc>
@@ -20850,12 +23133,57 @@
             </w:pPr>
             <w:r>
               <w:rPr>
-                <w:b w:val="1"/>
-                <w:bCs w:val="1"/>
-                <w:vertAlign w:val="baseline"/>
+                <w:rtl w:val="0"/>
+              </w:rPr>
+            </w:r>
+          </w:p>
+        </w:tc>
+        <w:tc>
+          <w:tcPr>
+            <w:tcBorders>
+              <w:top w:color="aab4c1" w:space="0" w:sz="6" w:val="single"/>
+              <w:left w:color="aab4c1" w:space="0" w:sz="6" w:val="single"/>
+              <w:bottom w:color="aab4c1" w:space="0" w:sz="6" w:val="single"/>
+              <w:right w:color="aab4c1" w:space="0" w:sz="6" w:val="single"/>
+            </w:tcBorders>
+            <w:shd w:fill="auto" w:val="clear"/>
+            <w:tcMar>
+              <w:top w:w="175.0" w:type="dxa"/>
+              <w:left w:w="175.0" w:type="dxa"/>
+              <w:bottom w:w="175.0" w:type="dxa"/>
+              <w:right w:w="175.0" w:type="dxa"/>
+            </w:tcMar>
+            <w:vAlign w:val="top"/>
+          </w:tcPr>
+          <w:p>
+            <w:pPr>
+              <w:pBdr>
+                <w:top w:space="0" w:sz="0" w:val="nil"/>
+                <w:left w:space="0" w:sz="0" w:val="nil"/>
+                <w:bottom w:space="0" w:sz="0" w:val="nil"/>
+                <w:right w:space="0" w:sz="0" w:val="nil"/>
+                <w:between w:space="0" w:sz="0" w:val="nil"/>
+              </w:pBdr>
+              <w:shd w:fill="auto" w:val="clear"/>
+              <w:spacing w:after="120" w:lineRule="auto"/>
+              <w:rPr>
+                <w:b w:val="1"/>
+                <w:bCs w:val="1"/>
+                <w:vertAlign w:val="baseline"/>
+              </w:rPr>
+            </w:pPr>
+            <w:r>
+              <w:rPr>
+                <w:b w:val="1"/>
+                <w:bCs w:val="1"/>
                 <w:rtl w:val="0"/>
               </w:rPr>
               <w:t xml:space="preserve">Partial</w:t>
+            </w:r>
+            <w:r>
+              <w:rPr>
+                <w:rtl w:val="0"/>
+              </w:rPr>
             </w:r>
           </w:p>
         </w:tc>
@@ -21223,12 +23551,57 @@
             </w:pPr>
             <w:r>
               <w:rPr>
-                <w:b w:val="1"/>
-                <w:bCs w:val="1"/>
-                <w:vertAlign w:val="baseline"/>
+                <w:rtl w:val="0"/>
+              </w:rPr>
+            </w:r>
+          </w:p>
+        </w:tc>
+        <w:tc>
+          <w:tcPr>
+            <w:tcBorders>
+              <w:top w:color="aab4c1" w:space="0" w:sz="6" w:val="single"/>
+              <w:left w:color="aab4c1" w:space="0" w:sz="6" w:val="single"/>
+              <w:bottom w:color="aab4c1" w:space="0" w:sz="6" w:val="single"/>
+              <w:right w:color="aab4c1" w:space="0" w:sz="6" w:val="single"/>
+            </w:tcBorders>
+            <w:shd w:fill="auto" w:val="clear"/>
+            <w:tcMar>
+              <w:top w:w="175.0" w:type="dxa"/>
+              <w:left w:w="175.0" w:type="dxa"/>
+              <w:bottom w:w="175.0" w:type="dxa"/>
+              <w:right w:w="175.0" w:type="dxa"/>
+            </w:tcMar>
+            <w:vAlign w:val="top"/>
+          </w:tcPr>
+          <w:p>
+            <w:pPr>
+              <w:pBdr>
+                <w:top w:space="0" w:sz="0" w:val="nil"/>
+                <w:left w:space="0" w:sz="0" w:val="nil"/>
+                <w:bottom w:space="0" w:sz="0" w:val="nil"/>
+                <w:right w:space="0" w:sz="0" w:val="nil"/>
+                <w:between w:space="0" w:sz="0" w:val="nil"/>
+              </w:pBdr>
+              <w:shd w:fill="auto" w:val="clear"/>
+              <w:spacing w:after="120" w:lineRule="auto"/>
+              <w:rPr>
+                <w:b w:val="1"/>
+                <w:bCs w:val="1"/>
+                <w:vertAlign w:val="baseline"/>
+              </w:rPr>
+            </w:pPr>
+            <w:r>
+              <w:rPr>
+                <w:b w:val="1"/>
+                <w:bCs w:val="1"/>
                 <w:rtl w:val="0"/>
               </w:rPr>
               <w:t xml:space="preserve">Partial</w:t>
+            </w:r>
+            <w:r>
+              <w:rPr>
+                <w:rtl w:val="0"/>
+              </w:rPr>
             </w:r>
           </w:p>
         </w:tc>
@@ -21596,12 +23969,57 @@
             </w:pPr>
             <w:r>
               <w:rPr>
-                <w:b w:val="1"/>
-                <w:bCs w:val="1"/>
-                <w:vertAlign w:val="baseline"/>
+                <w:rtl w:val="0"/>
+              </w:rPr>
+            </w:r>
+          </w:p>
+        </w:tc>
+        <w:tc>
+          <w:tcPr>
+            <w:tcBorders>
+              <w:top w:color="aab4c1" w:space="0" w:sz="6" w:val="single"/>
+              <w:left w:color="aab4c1" w:space="0" w:sz="6" w:val="single"/>
+              <w:bottom w:color="aab4c1" w:space="0" w:sz="6" w:val="single"/>
+              <w:right w:color="aab4c1" w:space="0" w:sz="6" w:val="single"/>
+            </w:tcBorders>
+            <w:shd w:fill="auto" w:val="clear"/>
+            <w:tcMar>
+              <w:top w:w="175.0" w:type="dxa"/>
+              <w:left w:w="175.0" w:type="dxa"/>
+              <w:bottom w:w="175.0" w:type="dxa"/>
+              <w:right w:w="175.0" w:type="dxa"/>
+            </w:tcMar>
+            <w:vAlign w:val="top"/>
+          </w:tcPr>
+          <w:p>
+            <w:pPr>
+              <w:pBdr>
+                <w:top w:space="0" w:sz="0" w:val="nil"/>
+                <w:left w:space="0" w:sz="0" w:val="nil"/>
+                <w:bottom w:space="0" w:sz="0" w:val="nil"/>
+                <w:right w:space="0" w:sz="0" w:val="nil"/>
+                <w:between w:space="0" w:sz="0" w:val="nil"/>
+              </w:pBdr>
+              <w:shd w:fill="auto" w:val="clear"/>
+              <w:spacing w:after="120" w:lineRule="auto"/>
+              <w:rPr>
+                <w:b w:val="1"/>
+                <w:bCs w:val="1"/>
+                <w:vertAlign w:val="baseline"/>
+              </w:rPr>
+            </w:pPr>
+            <w:r>
+              <w:rPr>
+                <w:b w:val="1"/>
+                <w:bCs w:val="1"/>
                 <w:rtl w:val="0"/>
               </w:rPr>
               <w:t xml:space="preserve">Partial</w:t>
+            </w:r>
+            <w:r>
+              <w:rPr>
+                <w:rtl w:val="0"/>
+              </w:rPr>
             </w:r>
           </w:p>
         </w:tc>
@@ -21969,12 +24387,57 @@
             </w:pPr>
             <w:r>
               <w:rPr>
-                <w:b w:val="1"/>
-                <w:bCs w:val="1"/>
-                <w:vertAlign w:val="baseline"/>
+                <w:rtl w:val="0"/>
+              </w:rPr>
+            </w:r>
+          </w:p>
+        </w:tc>
+        <w:tc>
+          <w:tcPr>
+            <w:tcBorders>
+              <w:top w:color="aab4c1" w:space="0" w:sz="6" w:val="single"/>
+              <w:left w:color="aab4c1" w:space="0" w:sz="6" w:val="single"/>
+              <w:bottom w:color="aab4c1" w:space="0" w:sz="6" w:val="single"/>
+              <w:right w:color="aab4c1" w:space="0" w:sz="6" w:val="single"/>
+            </w:tcBorders>
+            <w:shd w:fill="auto" w:val="clear"/>
+            <w:tcMar>
+              <w:top w:w="175.0" w:type="dxa"/>
+              <w:left w:w="175.0" w:type="dxa"/>
+              <w:bottom w:w="175.0" w:type="dxa"/>
+              <w:right w:w="175.0" w:type="dxa"/>
+            </w:tcMar>
+            <w:vAlign w:val="top"/>
+          </w:tcPr>
+          <w:p>
+            <w:pPr>
+              <w:pBdr>
+                <w:top w:space="0" w:sz="0" w:val="nil"/>
+                <w:left w:space="0" w:sz="0" w:val="nil"/>
+                <w:bottom w:space="0" w:sz="0" w:val="nil"/>
+                <w:right w:space="0" w:sz="0" w:val="nil"/>
+                <w:between w:space="0" w:sz="0" w:val="nil"/>
+              </w:pBdr>
+              <w:shd w:fill="auto" w:val="clear"/>
+              <w:spacing w:after="120" w:lineRule="auto"/>
+              <w:rPr>
+                <w:b w:val="1"/>
+                <w:bCs w:val="1"/>
+                <w:vertAlign w:val="baseline"/>
+              </w:rPr>
+            </w:pPr>
+            <w:r>
+              <w:rPr>
+                <w:b w:val="1"/>
+                <w:bCs w:val="1"/>
                 <w:rtl w:val="0"/>
               </w:rPr>
               <w:t xml:space="preserve">Partial</w:t>
+            </w:r>
+            <w:r>
+              <w:rPr>
+                <w:rtl w:val="0"/>
+              </w:rPr>
             </w:r>
           </w:p>
         </w:tc>
@@ -22342,12 +24805,57 @@
             </w:pPr>
             <w:r>
               <w:rPr>
-                <w:b w:val="1"/>
-                <w:bCs w:val="1"/>
-                <w:vertAlign w:val="baseline"/>
+                <w:rtl w:val="0"/>
+              </w:rPr>
+            </w:r>
+          </w:p>
+        </w:tc>
+        <w:tc>
+          <w:tcPr>
+            <w:tcBorders>
+              <w:top w:color="aab4c1" w:space="0" w:sz="6" w:val="single"/>
+              <w:left w:color="aab4c1" w:space="0" w:sz="6" w:val="single"/>
+              <w:bottom w:color="aab4c1" w:space="0" w:sz="6" w:val="single"/>
+              <w:right w:color="aab4c1" w:space="0" w:sz="6" w:val="single"/>
+            </w:tcBorders>
+            <w:shd w:fill="auto" w:val="clear"/>
+            <w:tcMar>
+              <w:top w:w="175.0" w:type="dxa"/>
+              <w:left w:w="175.0" w:type="dxa"/>
+              <w:bottom w:w="175.0" w:type="dxa"/>
+              <w:right w:w="175.0" w:type="dxa"/>
+            </w:tcMar>
+            <w:vAlign w:val="top"/>
+          </w:tcPr>
+          <w:p>
+            <w:pPr>
+              <w:pBdr>
+                <w:top w:space="0" w:sz="0" w:val="nil"/>
+                <w:left w:space="0" w:sz="0" w:val="nil"/>
+                <w:bottom w:space="0" w:sz="0" w:val="nil"/>
+                <w:right w:space="0" w:sz="0" w:val="nil"/>
+                <w:between w:space="0" w:sz="0" w:val="nil"/>
+              </w:pBdr>
+              <w:shd w:fill="auto" w:val="clear"/>
+              <w:spacing w:after="120" w:lineRule="auto"/>
+              <w:rPr>
+                <w:b w:val="1"/>
+                <w:bCs w:val="1"/>
+                <w:vertAlign w:val="baseline"/>
+              </w:rPr>
+            </w:pPr>
+            <w:r>
+              <w:rPr>
+                <w:b w:val="1"/>
+                <w:bCs w:val="1"/>
                 <w:rtl w:val="0"/>
               </w:rPr>
               <w:t xml:space="preserve">Partial</w:t>
+            </w:r>
+            <w:r>
+              <w:rPr>
+                <w:rtl w:val="0"/>
+              </w:rPr>
             </w:r>
           </w:p>
         </w:tc>
@@ -22715,12 +25223,57 @@
             </w:pPr>
             <w:r>
               <w:rPr>
-                <w:b w:val="1"/>
-                <w:bCs w:val="1"/>
-                <w:vertAlign w:val="baseline"/>
+                <w:rtl w:val="0"/>
+              </w:rPr>
+            </w:r>
+          </w:p>
+        </w:tc>
+        <w:tc>
+          <w:tcPr>
+            <w:tcBorders>
+              <w:top w:color="aab4c1" w:space="0" w:sz="6" w:val="single"/>
+              <w:left w:color="aab4c1" w:space="0" w:sz="6" w:val="single"/>
+              <w:bottom w:color="aab4c1" w:space="0" w:sz="6" w:val="single"/>
+              <w:right w:color="aab4c1" w:space="0" w:sz="6" w:val="single"/>
+            </w:tcBorders>
+            <w:shd w:fill="auto" w:val="clear"/>
+            <w:tcMar>
+              <w:top w:w="175.0" w:type="dxa"/>
+              <w:left w:w="175.0" w:type="dxa"/>
+              <w:bottom w:w="175.0" w:type="dxa"/>
+              <w:right w:w="175.0" w:type="dxa"/>
+            </w:tcMar>
+            <w:vAlign w:val="top"/>
+          </w:tcPr>
+          <w:p>
+            <w:pPr>
+              <w:pBdr>
+                <w:top w:space="0" w:sz="0" w:val="nil"/>
+                <w:left w:space="0" w:sz="0" w:val="nil"/>
+                <w:bottom w:space="0" w:sz="0" w:val="nil"/>
+                <w:right w:space="0" w:sz="0" w:val="nil"/>
+                <w:between w:space="0" w:sz="0" w:val="nil"/>
+              </w:pBdr>
+              <w:shd w:fill="auto" w:val="clear"/>
+              <w:spacing w:after="120" w:lineRule="auto"/>
+              <w:rPr>
+                <w:b w:val="1"/>
+                <w:bCs w:val="1"/>
+                <w:vertAlign w:val="baseline"/>
+              </w:rPr>
+            </w:pPr>
+            <w:r>
+              <w:rPr>
+                <w:b w:val="1"/>
+                <w:bCs w:val="1"/>
                 <w:rtl w:val="0"/>
               </w:rPr>
               <w:t xml:space="preserve">Partial</w:t>
+            </w:r>
+            <w:r>
+              <w:rPr>
+                <w:rtl w:val="0"/>
+              </w:rPr>
             </w:r>
           </w:p>
         </w:tc>
@@ -23088,12 +25641,57 @@
             </w:pPr>
             <w:r>
               <w:rPr>
-                <w:b w:val="1"/>
-                <w:bCs w:val="1"/>
-                <w:vertAlign w:val="baseline"/>
+                <w:rtl w:val="0"/>
+              </w:rPr>
+            </w:r>
+          </w:p>
+        </w:tc>
+        <w:tc>
+          <w:tcPr>
+            <w:tcBorders>
+              <w:top w:color="aab4c1" w:space="0" w:sz="6" w:val="single"/>
+              <w:left w:color="aab4c1" w:space="0" w:sz="6" w:val="single"/>
+              <w:bottom w:color="aab4c1" w:space="0" w:sz="6" w:val="single"/>
+              <w:right w:color="aab4c1" w:space="0" w:sz="6" w:val="single"/>
+            </w:tcBorders>
+            <w:shd w:fill="auto" w:val="clear"/>
+            <w:tcMar>
+              <w:top w:w="175.0" w:type="dxa"/>
+              <w:left w:w="175.0" w:type="dxa"/>
+              <w:bottom w:w="175.0" w:type="dxa"/>
+              <w:right w:w="175.0" w:type="dxa"/>
+            </w:tcMar>
+            <w:vAlign w:val="top"/>
+          </w:tcPr>
+          <w:p>
+            <w:pPr>
+              <w:pBdr>
+                <w:top w:space="0" w:sz="0" w:val="nil"/>
+                <w:left w:space="0" w:sz="0" w:val="nil"/>
+                <w:bottom w:space="0" w:sz="0" w:val="nil"/>
+                <w:right w:space="0" w:sz="0" w:val="nil"/>
+                <w:between w:space="0" w:sz="0" w:val="nil"/>
+              </w:pBdr>
+              <w:shd w:fill="auto" w:val="clear"/>
+              <w:spacing w:after="120" w:lineRule="auto"/>
+              <w:rPr>
+                <w:b w:val="1"/>
+                <w:bCs w:val="1"/>
+                <w:vertAlign w:val="baseline"/>
+              </w:rPr>
+            </w:pPr>
+            <w:r>
+              <w:rPr>
+                <w:b w:val="1"/>
+                <w:bCs w:val="1"/>
                 <w:rtl w:val="0"/>
               </w:rPr>
               <w:t xml:space="preserve">Partial</w:t>
+            </w:r>
+            <w:r>
+              <w:rPr>
+                <w:rtl w:val="0"/>
+              </w:rPr>
             </w:r>
           </w:p>
         </w:tc>
@@ -23461,12 +26059,57 @@
             </w:pPr>
             <w:r>
               <w:rPr>
-                <w:b w:val="1"/>
-                <w:bCs w:val="1"/>
-                <w:vertAlign w:val="baseline"/>
+                <w:rtl w:val="0"/>
+              </w:rPr>
+            </w:r>
+          </w:p>
+        </w:tc>
+        <w:tc>
+          <w:tcPr>
+            <w:tcBorders>
+              <w:top w:color="aab4c1" w:space="0" w:sz="6" w:val="single"/>
+              <w:left w:color="aab4c1" w:space="0" w:sz="6" w:val="single"/>
+              <w:bottom w:color="aab4c1" w:space="0" w:sz="6" w:val="single"/>
+              <w:right w:color="aab4c1" w:space="0" w:sz="6" w:val="single"/>
+            </w:tcBorders>
+            <w:shd w:fill="auto" w:val="clear"/>
+            <w:tcMar>
+              <w:top w:w="175.0" w:type="dxa"/>
+              <w:left w:w="175.0" w:type="dxa"/>
+              <w:bottom w:w="175.0" w:type="dxa"/>
+              <w:right w:w="175.0" w:type="dxa"/>
+            </w:tcMar>
+            <w:vAlign w:val="top"/>
+          </w:tcPr>
+          <w:p>
+            <w:pPr>
+              <w:pBdr>
+                <w:top w:space="0" w:sz="0" w:val="nil"/>
+                <w:left w:space="0" w:sz="0" w:val="nil"/>
+                <w:bottom w:space="0" w:sz="0" w:val="nil"/>
+                <w:right w:space="0" w:sz="0" w:val="nil"/>
+                <w:between w:space="0" w:sz="0" w:val="nil"/>
+              </w:pBdr>
+              <w:shd w:fill="auto" w:val="clear"/>
+              <w:spacing w:after="120" w:lineRule="auto"/>
+              <w:rPr>
+                <w:b w:val="1"/>
+                <w:bCs w:val="1"/>
+                <w:vertAlign w:val="baseline"/>
+              </w:rPr>
+            </w:pPr>
+            <w:r>
+              <w:rPr>
+                <w:b w:val="1"/>
+                <w:bCs w:val="1"/>
                 <w:rtl w:val="0"/>
               </w:rPr>
               <w:t xml:space="preserve">Partial</w:t>
+            </w:r>
+            <w:r>
+              <w:rPr>
+                <w:rtl w:val="0"/>
+              </w:rPr>
             </w:r>
           </w:p>
         </w:tc>
@@ -23810,7 +26453,7 @@
     <w:tbl>
       <w:tblPr>
         <w:tblStyle w:val="Table8"/>
-        <w:tblW w:w="9360.0" w:type="dxa"/>
+        <w:tblW w:w="14400.0" w:type="dxa"/>
         <w:jc w:val="left"/>
         <w:tblBorders>
           <w:top w:color="aab4c1" w:space="0" w:sz="6" w:val="single"/>
@@ -23824,16 +26467,18 @@
         <w:tblLook w:val="0600"/>
       </w:tblPr>
       <w:tblGrid>
-        <w:gridCol w:w="2340"/>
-        <w:gridCol w:w="2340"/>
-        <w:gridCol w:w="2340"/>
-        <w:gridCol w:w="2340"/>
+        <w:gridCol w:w="936.0000000000001"/>
+        <w:gridCol w:w="1440"/>
+        <w:gridCol w:w="4320"/>
+        <w:gridCol w:w="3384.0000000000005"/>
+        <w:gridCol w:w="4320"/>
         <w:tblGridChange w:id="0">
           <w:tblGrid>
-            <w:gridCol w:w="2340"/>
-            <w:gridCol w:w="2340"/>
-            <w:gridCol w:w="2340"/>
-            <w:gridCol w:w="2340"/>
+            <w:gridCol w:w="936.0000000000001"/>
+            <w:gridCol w:w="1440"/>
+            <w:gridCol w:w="4320"/>
+            <w:gridCol w:w="3384.0000000000005"/>
+            <w:gridCol w:w="4320"/>
           </w:tblGrid>
         </w:tblGridChange>
       </w:tblGrid>
@@ -23877,11 +26522,52 @@
             </w:pPr>
             <w:r>
               <w:rPr>
-                <w:shd w:fill="auto" w:val="clear"/>
-                <w:vertAlign w:val="baseline"/>
-                <w:rtl w:val="0"/>
-              </w:rPr>
-              <w:t xml:space="preserve">ID / Met</w:t>
+                <w:rtl w:val="0"/>
+              </w:rPr>
+              <w:t xml:space="preserve">ID</w:t>
+            </w:r>
+            <w:r>
+              <w:rPr>
+                <w:rtl w:val="0"/>
+              </w:rPr>
+            </w:r>
+          </w:p>
+        </w:tc>
+        <w:tc>
+          <w:tcPr>
+            <w:tcBorders>
+              <w:top w:color="aab4c1" w:space="0" w:sz="6" w:val="single"/>
+              <w:left w:color="aab4c1" w:space="0" w:sz="6" w:val="single"/>
+              <w:bottom w:color="aab4c1" w:space="0" w:sz="6" w:val="single"/>
+              <w:right w:color="aab4c1" w:space="0" w:sz="6" w:val="single"/>
+            </w:tcBorders>
+            <w:shd w:fill="e8eef5" w:val="clear"/>
+            <w:tcMar>
+              <w:top w:w="175.0" w:type="dxa"/>
+              <w:left w:w="175.0" w:type="dxa"/>
+              <w:bottom w:w="175.0" w:type="dxa"/>
+              <w:right w:w="175.0" w:type="dxa"/>
+            </w:tcMar>
+            <w:vAlign w:val="top"/>
+          </w:tcPr>
+          <w:p>
+            <w:pPr>
+              <w:pBdr>
+                <w:top w:space="0" w:sz="0" w:val="nil"/>
+                <w:left w:space="0" w:sz="0" w:val="nil"/>
+                <w:bottom w:space="0" w:sz="0" w:val="nil"/>
+                <w:right w:space="0" w:sz="0" w:val="nil"/>
+                <w:between w:space="0" w:sz="0" w:val="nil"/>
+              </w:pBdr>
+              <w:shd w:fill="auto" w:val="clear"/>
+              <w:spacing w:after="100" w:before="100" w:lineRule="auto"/>
+              <w:rPr/>
+            </w:pPr>
+            <w:r>
+              <w:rPr>
+                <w:rtl w:val="0"/>
+              </w:rPr>
+              <w:t xml:space="preserve">Met</w:t>
             </w:r>
           </w:p>
         </w:tc>
@@ -24083,12 +26769,57 @@
             </w:pPr>
             <w:r>
               <w:rPr>
-                <w:b w:val="1"/>
-                <w:bCs w:val="1"/>
-                <w:vertAlign w:val="baseline"/>
+                <w:rtl w:val="0"/>
+              </w:rPr>
+            </w:r>
+          </w:p>
+        </w:tc>
+        <w:tc>
+          <w:tcPr>
+            <w:tcBorders>
+              <w:top w:color="aab4c1" w:space="0" w:sz="6" w:val="single"/>
+              <w:left w:color="aab4c1" w:space="0" w:sz="6" w:val="single"/>
+              <w:bottom w:color="aab4c1" w:space="0" w:sz="6" w:val="single"/>
+              <w:right w:color="aab4c1" w:space="0" w:sz="6" w:val="single"/>
+            </w:tcBorders>
+            <w:shd w:fill="auto" w:val="clear"/>
+            <w:tcMar>
+              <w:top w:w="175.0" w:type="dxa"/>
+              <w:left w:w="175.0" w:type="dxa"/>
+              <w:bottom w:w="175.0" w:type="dxa"/>
+              <w:right w:w="175.0" w:type="dxa"/>
+            </w:tcMar>
+            <w:vAlign w:val="top"/>
+          </w:tcPr>
+          <w:p>
+            <w:pPr>
+              <w:pBdr>
+                <w:top w:space="0" w:sz="0" w:val="nil"/>
+                <w:left w:space="0" w:sz="0" w:val="nil"/>
+                <w:bottom w:space="0" w:sz="0" w:val="nil"/>
+                <w:right w:space="0" w:sz="0" w:val="nil"/>
+                <w:between w:space="0" w:sz="0" w:val="nil"/>
+              </w:pBdr>
+              <w:shd w:fill="auto" w:val="clear"/>
+              <w:spacing w:after="120" w:lineRule="auto"/>
+              <w:rPr>
+                <w:b w:val="1"/>
+                <w:bCs w:val="1"/>
+                <w:vertAlign w:val="baseline"/>
+              </w:rPr>
+            </w:pPr>
+            <w:r>
+              <w:rPr>
+                <w:b w:val="1"/>
+                <w:bCs w:val="1"/>
                 <w:rtl w:val="0"/>
               </w:rPr>
               <w:t xml:space="preserve">Partial</w:t>
+            </w:r>
+            <w:r>
+              <w:rPr>
+                <w:rtl w:val="0"/>
+              </w:rPr>
             </w:r>
           </w:p>
         </w:tc>
@@ -24451,12 +27182,57 @@
             </w:pPr>
             <w:r>
               <w:rPr>
-                <w:b w:val="1"/>
-                <w:bCs w:val="1"/>
-                <w:vertAlign w:val="baseline"/>
+                <w:rtl w:val="0"/>
+              </w:rPr>
+            </w:r>
+          </w:p>
+        </w:tc>
+        <w:tc>
+          <w:tcPr>
+            <w:tcBorders>
+              <w:top w:color="aab4c1" w:space="0" w:sz="6" w:val="single"/>
+              <w:left w:color="aab4c1" w:space="0" w:sz="6" w:val="single"/>
+              <w:bottom w:color="aab4c1" w:space="0" w:sz="6" w:val="single"/>
+              <w:right w:color="aab4c1" w:space="0" w:sz="6" w:val="single"/>
+            </w:tcBorders>
+            <w:shd w:fill="auto" w:val="clear"/>
+            <w:tcMar>
+              <w:top w:w="175.0" w:type="dxa"/>
+              <w:left w:w="175.0" w:type="dxa"/>
+              <w:bottom w:w="175.0" w:type="dxa"/>
+              <w:right w:w="175.0" w:type="dxa"/>
+            </w:tcMar>
+            <w:vAlign w:val="top"/>
+          </w:tcPr>
+          <w:p>
+            <w:pPr>
+              <w:pBdr>
+                <w:top w:space="0" w:sz="0" w:val="nil"/>
+                <w:left w:space="0" w:sz="0" w:val="nil"/>
+                <w:bottom w:space="0" w:sz="0" w:val="nil"/>
+                <w:right w:space="0" w:sz="0" w:val="nil"/>
+                <w:between w:space="0" w:sz="0" w:val="nil"/>
+              </w:pBdr>
+              <w:shd w:fill="auto" w:val="clear"/>
+              <w:spacing w:after="120" w:lineRule="auto"/>
+              <w:rPr>
+                <w:b w:val="1"/>
+                <w:bCs w:val="1"/>
+                <w:vertAlign w:val="baseline"/>
+              </w:rPr>
+            </w:pPr>
+            <w:r>
+              <w:rPr>
+                <w:b w:val="1"/>
+                <w:bCs w:val="1"/>
                 <w:rtl w:val="0"/>
               </w:rPr>
               <w:t xml:space="preserve">Partial</w:t>
+            </w:r>
+            <w:r>
+              <w:rPr>
+                <w:rtl w:val="0"/>
+              </w:rPr>
             </w:r>
           </w:p>
         </w:tc>
@@ -24819,12 +27595,57 @@
             </w:pPr>
             <w:r>
               <w:rPr>
-                <w:b w:val="1"/>
-                <w:bCs w:val="1"/>
-                <w:vertAlign w:val="baseline"/>
+                <w:rtl w:val="0"/>
+              </w:rPr>
+            </w:r>
+          </w:p>
+        </w:tc>
+        <w:tc>
+          <w:tcPr>
+            <w:tcBorders>
+              <w:top w:color="aab4c1" w:space="0" w:sz="6" w:val="single"/>
+              <w:left w:color="aab4c1" w:space="0" w:sz="6" w:val="single"/>
+              <w:bottom w:color="aab4c1" w:space="0" w:sz="6" w:val="single"/>
+              <w:right w:color="aab4c1" w:space="0" w:sz="6" w:val="single"/>
+            </w:tcBorders>
+            <w:shd w:fill="auto" w:val="clear"/>
+            <w:tcMar>
+              <w:top w:w="175.0" w:type="dxa"/>
+              <w:left w:w="175.0" w:type="dxa"/>
+              <w:bottom w:w="175.0" w:type="dxa"/>
+              <w:right w:w="175.0" w:type="dxa"/>
+            </w:tcMar>
+            <w:vAlign w:val="top"/>
+          </w:tcPr>
+          <w:p>
+            <w:pPr>
+              <w:pBdr>
+                <w:top w:space="0" w:sz="0" w:val="nil"/>
+                <w:left w:space="0" w:sz="0" w:val="nil"/>
+                <w:bottom w:space="0" w:sz="0" w:val="nil"/>
+                <w:right w:space="0" w:sz="0" w:val="nil"/>
+                <w:between w:space="0" w:sz="0" w:val="nil"/>
+              </w:pBdr>
+              <w:shd w:fill="auto" w:val="clear"/>
+              <w:spacing w:after="120" w:lineRule="auto"/>
+              <w:rPr>
+                <w:b w:val="1"/>
+                <w:bCs w:val="1"/>
+                <w:vertAlign w:val="baseline"/>
+              </w:rPr>
+            </w:pPr>
+            <w:r>
+              <w:rPr>
+                <w:b w:val="1"/>
+                <w:bCs w:val="1"/>
                 <w:rtl w:val="0"/>
               </w:rPr>
               <w:t xml:space="preserve">Partial</w:t>
+            </w:r>
+            <w:r>
+              <w:rPr>
+                <w:rtl w:val="0"/>
+              </w:rPr>
             </w:r>
           </w:p>
         </w:tc>
@@ -25187,12 +28008,57 @@
             </w:pPr>
             <w:r>
               <w:rPr>
-                <w:b w:val="1"/>
-                <w:bCs w:val="1"/>
-                <w:vertAlign w:val="baseline"/>
+                <w:rtl w:val="0"/>
+              </w:rPr>
+            </w:r>
+          </w:p>
+        </w:tc>
+        <w:tc>
+          <w:tcPr>
+            <w:tcBorders>
+              <w:top w:color="aab4c1" w:space="0" w:sz="6" w:val="single"/>
+              <w:left w:color="aab4c1" w:space="0" w:sz="6" w:val="single"/>
+              <w:bottom w:color="aab4c1" w:space="0" w:sz="6" w:val="single"/>
+              <w:right w:color="aab4c1" w:space="0" w:sz="6" w:val="single"/>
+            </w:tcBorders>
+            <w:shd w:fill="auto" w:val="clear"/>
+            <w:tcMar>
+              <w:top w:w="175.0" w:type="dxa"/>
+              <w:left w:w="175.0" w:type="dxa"/>
+              <w:bottom w:w="175.0" w:type="dxa"/>
+              <w:right w:w="175.0" w:type="dxa"/>
+            </w:tcMar>
+            <w:vAlign w:val="top"/>
+          </w:tcPr>
+          <w:p>
+            <w:pPr>
+              <w:pBdr>
+                <w:top w:space="0" w:sz="0" w:val="nil"/>
+                <w:left w:space="0" w:sz="0" w:val="nil"/>
+                <w:bottom w:space="0" w:sz="0" w:val="nil"/>
+                <w:right w:space="0" w:sz="0" w:val="nil"/>
+                <w:between w:space="0" w:sz="0" w:val="nil"/>
+              </w:pBdr>
+              <w:shd w:fill="auto" w:val="clear"/>
+              <w:spacing w:after="120" w:lineRule="auto"/>
+              <w:rPr>
+                <w:b w:val="1"/>
+                <w:bCs w:val="1"/>
+                <w:vertAlign w:val="baseline"/>
+              </w:rPr>
+            </w:pPr>
+            <w:r>
+              <w:rPr>
+                <w:b w:val="1"/>
+                <w:bCs w:val="1"/>
                 <w:rtl w:val="0"/>
               </w:rPr>
               <w:t xml:space="preserve">Partial</w:t>
+            </w:r>
+            <w:r>
+              <w:rPr>
+                <w:rtl w:val="0"/>
+              </w:rPr>
             </w:r>
           </w:p>
         </w:tc>
@@ -25555,12 +28421,57 @@
             </w:pPr>
             <w:r>
               <w:rPr>
-                <w:b w:val="1"/>
-                <w:bCs w:val="1"/>
-                <w:vertAlign w:val="baseline"/>
+                <w:rtl w:val="0"/>
+              </w:rPr>
+            </w:r>
+          </w:p>
+        </w:tc>
+        <w:tc>
+          <w:tcPr>
+            <w:tcBorders>
+              <w:top w:color="aab4c1" w:space="0" w:sz="6" w:val="single"/>
+              <w:left w:color="aab4c1" w:space="0" w:sz="6" w:val="single"/>
+              <w:bottom w:color="aab4c1" w:space="0" w:sz="6" w:val="single"/>
+              <w:right w:color="aab4c1" w:space="0" w:sz="6" w:val="single"/>
+            </w:tcBorders>
+            <w:shd w:fill="auto" w:val="clear"/>
+            <w:tcMar>
+              <w:top w:w="175.0" w:type="dxa"/>
+              <w:left w:w="175.0" w:type="dxa"/>
+              <w:bottom w:w="175.0" w:type="dxa"/>
+              <w:right w:w="175.0" w:type="dxa"/>
+            </w:tcMar>
+            <w:vAlign w:val="top"/>
+          </w:tcPr>
+          <w:p>
+            <w:pPr>
+              <w:pBdr>
+                <w:top w:space="0" w:sz="0" w:val="nil"/>
+                <w:left w:space="0" w:sz="0" w:val="nil"/>
+                <w:bottom w:space="0" w:sz="0" w:val="nil"/>
+                <w:right w:space="0" w:sz="0" w:val="nil"/>
+                <w:between w:space="0" w:sz="0" w:val="nil"/>
+              </w:pBdr>
+              <w:shd w:fill="auto" w:val="clear"/>
+              <w:spacing w:after="120" w:lineRule="auto"/>
+              <w:rPr>
+                <w:b w:val="1"/>
+                <w:bCs w:val="1"/>
+                <w:vertAlign w:val="baseline"/>
+              </w:rPr>
+            </w:pPr>
+            <w:r>
+              <w:rPr>
+                <w:b w:val="1"/>
+                <w:bCs w:val="1"/>
                 <w:rtl w:val="0"/>
               </w:rPr>
               <w:t xml:space="preserve">Partial</w:t>
+            </w:r>
+            <w:r>
+              <w:rPr>
+                <w:rtl w:val="0"/>
+              </w:rPr>
             </w:r>
           </w:p>
         </w:tc>
@@ -25923,12 +28834,57 @@
             </w:pPr>
             <w:r>
               <w:rPr>
-                <w:b w:val="1"/>
-                <w:bCs w:val="1"/>
-                <w:vertAlign w:val="baseline"/>
+                <w:rtl w:val="0"/>
+              </w:rPr>
+            </w:r>
+          </w:p>
+        </w:tc>
+        <w:tc>
+          <w:tcPr>
+            <w:tcBorders>
+              <w:top w:color="aab4c1" w:space="0" w:sz="6" w:val="single"/>
+              <w:left w:color="aab4c1" w:space="0" w:sz="6" w:val="single"/>
+              <w:bottom w:color="aab4c1" w:space="0" w:sz="6" w:val="single"/>
+              <w:right w:color="aab4c1" w:space="0" w:sz="6" w:val="single"/>
+            </w:tcBorders>
+            <w:shd w:fill="auto" w:val="clear"/>
+            <w:tcMar>
+              <w:top w:w="175.0" w:type="dxa"/>
+              <w:left w:w="175.0" w:type="dxa"/>
+              <w:bottom w:w="175.0" w:type="dxa"/>
+              <w:right w:w="175.0" w:type="dxa"/>
+            </w:tcMar>
+            <w:vAlign w:val="top"/>
+          </w:tcPr>
+          <w:p>
+            <w:pPr>
+              <w:pBdr>
+                <w:top w:space="0" w:sz="0" w:val="nil"/>
+                <w:left w:space="0" w:sz="0" w:val="nil"/>
+                <w:bottom w:space="0" w:sz="0" w:val="nil"/>
+                <w:right w:space="0" w:sz="0" w:val="nil"/>
+                <w:between w:space="0" w:sz="0" w:val="nil"/>
+              </w:pBdr>
+              <w:shd w:fill="auto" w:val="clear"/>
+              <w:spacing w:after="120" w:lineRule="auto"/>
+              <w:rPr>
+                <w:b w:val="1"/>
+                <w:bCs w:val="1"/>
+                <w:vertAlign w:val="baseline"/>
+              </w:rPr>
+            </w:pPr>
+            <w:r>
+              <w:rPr>
+                <w:b w:val="1"/>
+                <w:bCs w:val="1"/>
                 <w:rtl w:val="0"/>
               </w:rPr>
               <w:t xml:space="preserve">Partial</w:t>
+            </w:r>
+            <w:r>
+              <w:rPr>
+                <w:rtl w:val="0"/>
+              </w:rPr>
             </w:r>
           </w:p>
         </w:tc>
@@ -26267,7 +29223,7 @@
     <w:tbl>
       <w:tblPr>
         <w:tblStyle w:val="Table9"/>
-        <w:tblW w:w="9360.0" w:type="dxa"/>
+        <w:tblW w:w="14400.0" w:type="dxa"/>
         <w:jc w:val="left"/>
         <w:tblBorders>
           <w:top w:color="aab4c1" w:space="0" w:sz="6" w:val="single"/>
@@ -26281,16 +29237,18 @@
         <w:tblLook w:val="0600"/>
       </w:tblPr>
       <w:tblGrid>
-        <w:gridCol w:w="2340"/>
-        <w:gridCol w:w="2340"/>
-        <w:gridCol w:w="2340"/>
-        <w:gridCol w:w="2340"/>
+        <w:gridCol w:w="936.0000000000001"/>
+        <w:gridCol w:w="1440"/>
+        <w:gridCol w:w="4320"/>
+        <w:gridCol w:w="3384.0000000000005"/>
+        <w:gridCol w:w="4320"/>
         <w:tblGridChange w:id="0">
           <w:tblGrid>
-            <w:gridCol w:w="2340"/>
-            <w:gridCol w:w="2340"/>
-            <w:gridCol w:w="2340"/>
-            <w:gridCol w:w="2340"/>
+            <w:gridCol w:w="936.0000000000001"/>
+            <w:gridCol w:w="1440"/>
+            <w:gridCol w:w="4320"/>
+            <w:gridCol w:w="3384.0000000000005"/>
+            <w:gridCol w:w="4320"/>
           </w:tblGrid>
         </w:tblGridChange>
       </w:tblGrid>
@@ -26334,11 +29292,52 @@
             </w:pPr>
             <w:r>
               <w:rPr>
-                <w:shd w:fill="auto" w:val="clear"/>
-                <w:vertAlign w:val="baseline"/>
-                <w:rtl w:val="0"/>
-              </w:rPr>
-              <w:t xml:space="preserve">ID / Met</w:t>
+                <w:rtl w:val="0"/>
+              </w:rPr>
+              <w:t xml:space="preserve">ID</w:t>
+            </w:r>
+            <w:r>
+              <w:rPr>
+                <w:rtl w:val="0"/>
+              </w:rPr>
+            </w:r>
+          </w:p>
+        </w:tc>
+        <w:tc>
+          <w:tcPr>
+            <w:tcBorders>
+              <w:top w:color="aab4c1" w:space="0" w:sz="6" w:val="single"/>
+              <w:left w:color="aab4c1" w:space="0" w:sz="6" w:val="single"/>
+              <w:bottom w:color="aab4c1" w:space="0" w:sz="6" w:val="single"/>
+              <w:right w:color="aab4c1" w:space="0" w:sz="6" w:val="single"/>
+            </w:tcBorders>
+            <w:shd w:fill="e8eef5" w:val="clear"/>
+            <w:tcMar>
+              <w:top w:w="175.0" w:type="dxa"/>
+              <w:left w:w="175.0" w:type="dxa"/>
+              <w:bottom w:w="175.0" w:type="dxa"/>
+              <w:right w:w="175.0" w:type="dxa"/>
+            </w:tcMar>
+            <w:vAlign w:val="top"/>
+          </w:tcPr>
+          <w:p>
+            <w:pPr>
+              <w:pBdr>
+                <w:top w:space="0" w:sz="0" w:val="nil"/>
+                <w:left w:space="0" w:sz="0" w:val="nil"/>
+                <w:bottom w:space="0" w:sz="0" w:val="nil"/>
+                <w:right w:space="0" w:sz="0" w:val="nil"/>
+                <w:between w:space="0" w:sz="0" w:val="nil"/>
+              </w:pBdr>
+              <w:shd w:fill="auto" w:val="clear"/>
+              <w:spacing w:after="100" w:before="100" w:lineRule="auto"/>
+              <w:rPr/>
+            </w:pPr>
+            <w:r>
+              <w:rPr>
+                <w:rtl w:val="0"/>
+              </w:rPr>
+              <w:t xml:space="preserve">Met</w:t>
             </w:r>
           </w:p>
         </w:tc>
@@ -26540,12 +29539,57 @@
             </w:pPr>
             <w:r>
               <w:rPr>
-                <w:b w:val="1"/>
-                <w:bCs w:val="1"/>
-                <w:vertAlign w:val="baseline"/>
+                <w:rtl w:val="0"/>
+              </w:rPr>
+            </w:r>
+          </w:p>
+        </w:tc>
+        <w:tc>
+          <w:tcPr>
+            <w:tcBorders>
+              <w:top w:color="aab4c1" w:space="0" w:sz="6" w:val="single"/>
+              <w:left w:color="aab4c1" w:space="0" w:sz="6" w:val="single"/>
+              <w:bottom w:color="aab4c1" w:space="0" w:sz="6" w:val="single"/>
+              <w:right w:color="aab4c1" w:space="0" w:sz="6" w:val="single"/>
+            </w:tcBorders>
+            <w:shd w:fill="auto" w:val="clear"/>
+            <w:tcMar>
+              <w:top w:w="175.0" w:type="dxa"/>
+              <w:left w:w="175.0" w:type="dxa"/>
+              <w:bottom w:w="175.0" w:type="dxa"/>
+              <w:right w:w="175.0" w:type="dxa"/>
+            </w:tcMar>
+            <w:vAlign w:val="top"/>
+          </w:tcPr>
+          <w:p>
+            <w:pPr>
+              <w:pBdr>
+                <w:top w:space="0" w:sz="0" w:val="nil"/>
+                <w:left w:space="0" w:sz="0" w:val="nil"/>
+                <w:bottom w:space="0" w:sz="0" w:val="nil"/>
+                <w:right w:space="0" w:sz="0" w:val="nil"/>
+                <w:between w:space="0" w:sz="0" w:val="nil"/>
+              </w:pBdr>
+              <w:shd w:fill="auto" w:val="clear"/>
+              <w:spacing w:after="120" w:lineRule="auto"/>
+              <w:rPr>
+                <w:b w:val="1"/>
+                <w:bCs w:val="1"/>
+                <w:vertAlign w:val="baseline"/>
+              </w:rPr>
+            </w:pPr>
+            <w:r>
+              <w:rPr>
+                <w:b w:val="1"/>
+                <w:bCs w:val="1"/>
                 <w:rtl w:val="0"/>
               </w:rPr>
               <w:t xml:space="preserve">Partial</w:t>
+            </w:r>
+            <w:r>
+              <w:rPr>
+                <w:rtl w:val="0"/>
+              </w:rPr>
             </w:r>
           </w:p>
         </w:tc>
@@ -26872,12 +29916,57 @@
             </w:pPr>
             <w:r>
               <w:rPr>
-                <w:b w:val="1"/>
-                <w:bCs w:val="1"/>
-                <w:vertAlign w:val="baseline"/>
+                <w:rtl w:val="0"/>
+              </w:rPr>
+            </w:r>
+          </w:p>
+        </w:tc>
+        <w:tc>
+          <w:tcPr>
+            <w:tcBorders>
+              <w:top w:color="aab4c1" w:space="0" w:sz="6" w:val="single"/>
+              <w:left w:color="aab4c1" w:space="0" w:sz="6" w:val="single"/>
+              <w:bottom w:color="aab4c1" w:space="0" w:sz="6" w:val="single"/>
+              <w:right w:color="aab4c1" w:space="0" w:sz="6" w:val="single"/>
+            </w:tcBorders>
+            <w:shd w:fill="auto" w:val="clear"/>
+            <w:tcMar>
+              <w:top w:w="175.0" w:type="dxa"/>
+              <w:left w:w="175.0" w:type="dxa"/>
+              <w:bottom w:w="175.0" w:type="dxa"/>
+              <w:right w:w="175.0" w:type="dxa"/>
+            </w:tcMar>
+            <w:vAlign w:val="top"/>
+          </w:tcPr>
+          <w:p>
+            <w:pPr>
+              <w:pBdr>
+                <w:top w:space="0" w:sz="0" w:val="nil"/>
+                <w:left w:space="0" w:sz="0" w:val="nil"/>
+                <w:bottom w:space="0" w:sz="0" w:val="nil"/>
+                <w:right w:space="0" w:sz="0" w:val="nil"/>
+                <w:between w:space="0" w:sz="0" w:val="nil"/>
+              </w:pBdr>
+              <w:shd w:fill="auto" w:val="clear"/>
+              <w:spacing w:after="120" w:lineRule="auto"/>
+              <w:rPr>
+                <w:b w:val="1"/>
+                <w:bCs w:val="1"/>
+                <w:vertAlign w:val="baseline"/>
+              </w:rPr>
+            </w:pPr>
+            <w:r>
+              <w:rPr>
+                <w:b w:val="1"/>
+                <w:bCs w:val="1"/>
                 <w:rtl w:val="0"/>
               </w:rPr>
               <w:t xml:space="preserve">Partial</w:t>
+            </w:r>
+            <w:r>
+              <w:rPr>
+                <w:rtl w:val="0"/>
+              </w:rPr>
             </w:r>
           </w:p>
         </w:tc>
@@ -27171,7 +30260,7 @@
     <w:tbl>
       <w:tblPr>
         <w:tblStyle w:val="Table10"/>
-        <w:tblW w:w="9360.0" w:type="dxa"/>
+        <w:tblW w:w="14400.0" w:type="dxa"/>
         <w:jc w:val="left"/>
         <w:tblBorders>
           <w:top w:color="aab4c1" w:space="0" w:sz="6" w:val="single"/>
@@ -27185,16 +30274,18 @@
         <w:tblLook w:val="0600"/>
       </w:tblPr>
       <w:tblGrid>
-        <w:gridCol w:w="2340"/>
-        <w:gridCol w:w="2340"/>
-        <w:gridCol w:w="2340"/>
-        <w:gridCol w:w="2340"/>
+        <w:gridCol w:w="936.0000000000001"/>
+        <w:gridCol w:w="1440"/>
+        <w:gridCol w:w="4320"/>
+        <w:gridCol w:w="3384.0000000000005"/>
+        <w:gridCol w:w="4320"/>
         <w:tblGridChange w:id="0">
           <w:tblGrid>
-            <w:gridCol w:w="2340"/>
-            <w:gridCol w:w="2340"/>
-            <w:gridCol w:w="2340"/>
-            <w:gridCol w:w="2340"/>
+            <w:gridCol w:w="936.0000000000001"/>
+            <w:gridCol w:w="1440"/>
+            <w:gridCol w:w="4320"/>
+            <w:gridCol w:w="3384.0000000000005"/>
+            <w:gridCol w:w="4320"/>
           </w:tblGrid>
         </w:tblGridChange>
       </w:tblGrid>
@@ -27238,11 +30329,52 @@
             </w:pPr>
             <w:r>
               <w:rPr>
-                <w:shd w:fill="auto" w:val="clear"/>
-                <w:vertAlign w:val="baseline"/>
-                <w:rtl w:val="0"/>
-              </w:rPr>
-              <w:t xml:space="preserve">ID / Met</w:t>
+                <w:rtl w:val="0"/>
+              </w:rPr>
+              <w:t xml:space="preserve">ID</w:t>
+            </w:r>
+            <w:r>
+              <w:rPr>
+                <w:rtl w:val="0"/>
+              </w:rPr>
+            </w:r>
+          </w:p>
+        </w:tc>
+        <w:tc>
+          <w:tcPr>
+            <w:tcBorders>
+              <w:top w:color="aab4c1" w:space="0" w:sz="6" w:val="single"/>
+              <w:left w:color="aab4c1" w:space="0" w:sz="6" w:val="single"/>
+              <w:bottom w:color="aab4c1" w:space="0" w:sz="6" w:val="single"/>
+              <w:right w:color="aab4c1" w:space="0" w:sz="6" w:val="single"/>
+            </w:tcBorders>
+            <w:shd w:fill="e8eef5" w:val="clear"/>
+            <w:tcMar>
+              <w:top w:w="175.0" w:type="dxa"/>
+              <w:left w:w="175.0" w:type="dxa"/>
+              <w:bottom w:w="175.0" w:type="dxa"/>
+              <w:right w:w="175.0" w:type="dxa"/>
+            </w:tcMar>
+            <w:vAlign w:val="top"/>
+          </w:tcPr>
+          <w:p>
+            <w:pPr>
+              <w:pBdr>
+                <w:top w:space="0" w:sz="0" w:val="nil"/>
+                <w:left w:space="0" w:sz="0" w:val="nil"/>
+                <w:bottom w:space="0" w:sz="0" w:val="nil"/>
+                <w:right w:space="0" w:sz="0" w:val="nil"/>
+                <w:between w:space="0" w:sz="0" w:val="nil"/>
+              </w:pBdr>
+              <w:shd w:fill="auto" w:val="clear"/>
+              <w:spacing w:after="100" w:before="100" w:lineRule="auto"/>
+              <w:rPr/>
+            </w:pPr>
+            <w:r>
+              <w:rPr>
+                <w:rtl w:val="0"/>
+              </w:rPr>
+              <w:t xml:space="preserve">Met</w:t>
             </w:r>
           </w:p>
         </w:tc>
@@ -27444,12 +30576,57 @@
             </w:pPr>
             <w:r>
               <w:rPr>
-                <w:b w:val="1"/>
-                <w:bCs w:val="1"/>
-                <w:vertAlign w:val="baseline"/>
+                <w:rtl w:val="0"/>
+              </w:rPr>
+            </w:r>
+          </w:p>
+        </w:tc>
+        <w:tc>
+          <w:tcPr>
+            <w:tcBorders>
+              <w:top w:color="aab4c1" w:space="0" w:sz="6" w:val="single"/>
+              <w:left w:color="aab4c1" w:space="0" w:sz="6" w:val="single"/>
+              <w:bottom w:color="aab4c1" w:space="0" w:sz="6" w:val="single"/>
+              <w:right w:color="aab4c1" w:space="0" w:sz="6" w:val="single"/>
+            </w:tcBorders>
+            <w:shd w:fill="auto" w:val="clear"/>
+            <w:tcMar>
+              <w:top w:w="175.0" w:type="dxa"/>
+              <w:left w:w="175.0" w:type="dxa"/>
+              <w:bottom w:w="175.0" w:type="dxa"/>
+              <w:right w:w="175.0" w:type="dxa"/>
+            </w:tcMar>
+            <w:vAlign w:val="top"/>
+          </w:tcPr>
+          <w:p>
+            <w:pPr>
+              <w:pBdr>
+                <w:top w:space="0" w:sz="0" w:val="nil"/>
+                <w:left w:space="0" w:sz="0" w:val="nil"/>
+                <w:bottom w:space="0" w:sz="0" w:val="nil"/>
+                <w:right w:space="0" w:sz="0" w:val="nil"/>
+                <w:between w:space="0" w:sz="0" w:val="nil"/>
+              </w:pBdr>
+              <w:shd w:fill="auto" w:val="clear"/>
+              <w:spacing w:after="120" w:lineRule="auto"/>
+              <w:rPr>
+                <w:b w:val="1"/>
+                <w:bCs w:val="1"/>
+                <w:vertAlign w:val="baseline"/>
+              </w:rPr>
+            </w:pPr>
+            <w:r>
+              <w:rPr>
+                <w:b w:val="1"/>
+                <w:bCs w:val="1"/>
                 <w:rtl w:val="0"/>
               </w:rPr>
               <w:t xml:space="preserve">Unknown</w:t>
+            </w:r>
+            <w:r>
+              <w:rPr>
+                <w:rtl w:val="0"/>
+              </w:rPr>
             </w:r>
           </w:p>
         </w:tc>
@@ -27767,12 +30944,57 @@
             </w:pPr>
             <w:r>
               <w:rPr>
-                <w:b w:val="1"/>
-                <w:bCs w:val="1"/>
-                <w:vertAlign w:val="baseline"/>
+                <w:rtl w:val="0"/>
+              </w:rPr>
+            </w:r>
+          </w:p>
+        </w:tc>
+        <w:tc>
+          <w:tcPr>
+            <w:tcBorders>
+              <w:top w:color="aab4c1" w:space="0" w:sz="6" w:val="single"/>
+              <w:left w:color="aab4c1" w:space="0" w:sz="6" w:val="single"/>
+              <w:bottom w:color="aab4c1" w:space="0" w:sz="6" w:val="single"/>
+              <w:right w:color="aab4c1" w:space="0" w:sz="6" w:val="single"/>
+            </w:tcBorders>
+            <w:shd w:fill="auto" w:val="clear"/>
+            <w:tcMar>
+              <w:top w:w="175.0" w:type="dxa"/>
+              <w:left w:w="175.0" w:type="dxa"/>
+              <w:bottom w:w="175.0" w:type="dxa"/>
+              <w:right w:w="175.0" w:type="dxa"/>
+            </w:tcMar>
+            <w:vAlign w:val="top"/>
+          </w:tcPr>
+          <w:p>
+            <w:pPr>
+              <w:pBdr>
+                <w:top w:space="0" w:sz="0" w:val="nil"/>
+                <w:left w:space="0" w:sz="0" w:val="nil"/>
+                <w:bottom w:space="0" w:sz="0" w:val="nil"/>
+                <w:right w:space="0" w:sz="0" w:val="nil"/>
+                <w:between w:space="0" w:sz="0" w:val="nil"/>
+              </w:pBdr>
+              <w:shd w:fill="auto" w:val="clear"/>
+              <w:spacing w:after="120" w:lineRule="auto"/>
+              <w:rPr>
+                <w:b w:val="1"/>
+                <w:bCs w:val="1"/>
+                <w:vertAlign w:val="baseline"/>
+              </w:rPr>
+            </w:pPr>
+            <w:r>
+              <w:rPr>
+                <w:b w:val="1"/>
+                <w:bCs w:val="1"/>
                 <w:rtl w:val="0"/>
               </w:rPr>
               <w:t xml:space="preserve">Unknown</w:t>
+            </w:r>
+            <w:r>
+              <w:rPr>
+                <w:rtl w:val="0"/>
+              </w:rPr>
             </w:r>
           </w:p>
         </w:tc>
@@ -28069,7 +31291,7 @@
     <w:tbl>
       <w:tblPr>
         <w:tblStyle w:val="Table11"/>
-        <w:tblW w:w="9360.0" w:type="dxa"/>
+        <w:tblW w:w="14400.0" w:type="dxa"/>
         <w:jc w:val="left"/>
         <w:tblBorders>
           <w:top w:color="aab4c1" w:space="0" w:sz="6" w:val="single"/>
@@ -28083,16 +31305,18 @@
         <w:tblLook w:val="0600"/>
       </w:tblPr>
       <w:tblGrid>
-        <w:gridCol w:w="2340"/>
-        <w:gridCol w:w="2340"/>
-        <w:gridCol w:w="2340"/>
-        <w:gridCol w:w="2340"/>
+        <w:gridCol w:w="936.0000000000001"/>
+        <w:gridCol w:w="1440"/>
+        <w:gridCol w:w="4320"/>
+        <w:gridCol w:w="3384.0000000000005"/>
+        <w:gridCol w:w="4320"/>
         <w:tblGridChange w:id="0">
           <w:tblGrid>
-            <w:gridCol w:w="2340"/>
-            <w:gridCol w:w="2340"/>
-            <w:gridCol w:w="2340"/>
-            <w:gridCol w:w="2340"/>
+            <w:gridCol w:w="936.0000000000001"/>
+            <w:gridCol w:w="1440"/>
+            <w:gridCol w:w="4320"/>
+            <w:gridCol w:w="3384.0000000000005"/>
+            <w:gridCol w:w="4320"/>
           </w:tblGrid>
         </w:tblGridChange>
       </w:tblGrid>
@@ -28136,11 +31360,52 @@
             </w:pPr>
             <w:r>
               <w:rPr>
-                <w:shd w:fill="auto" w:val="clear"/>
-                <w:vertAlign w:val="baseline"/>
-                <w:rtl w:val="0"/>
-              </w:rPr>
-              <w:t xml:space="preserve">ID / current Met</w:t>
+                <w:rtl w:val="0"/>
+              </w:rPr>
+              <w:t xml:space="preserve">ID</w:t>
+            </w:r>
+            <w:r>
+              <w:rPr>
+                <w:rtl w:val="0"/>
+              </w:rPr>
+            </w:r>
+          </w:p>
+        </w:tc>
+        <w:tc>
+          <w:tcPr>
+            <w:tcBorders>
+              <w:top w:color="aab4c1" w:space="0" w:sz="6" w:val="single"/>
+              <w:left w:color="aab4c1" w:space="0" w:sz="6" w:val="single"/>
+              <w:bottom w:color="aab4c1" w:space="0" w:sz="6" w:val="single"/>
+              <w:right w:color="aab4c1" w:space="0" w:sz="6" w:val="single"/>
+            </w:tcBorders>
+            <w:shd w:fill="e8eef5" w:val="clear"/>
+            <w:tcMar>
+              <w:top w:w="175.0" w:type="dxa"/>
+              <w:left w:w="175.0" w:type="dxa"/>
+              <w:bottom w:w="175.0" w:type="dxa"/>
+              <w:right w:w="175.0" w:type="dxa"/>
+            </w:tcMar>
+            <w:vAlign w:val="top"/>
+          </w:tcPr>
+          <w:p>
+            <w:pPr>
+              <w:pBdr>
+                <w:top w:space="0" w:sz="0" w:val="nil"/>
+                <w:left w:space="0" w:sz="0" w:val="nil"/>
+                <w:bottom w:space="0" w:sz="0" w:val="nil"/>
+                <w:right w:space="0" w:sz="0" w:val="nil"/>
+                <w:between w:space="0" w:sz="0" w:val="nil"/>
+              </w:pBdr>
+              <w:shd w:fill="auto" w:val="clear"/>
+              <w:spacing w:after="100" w:before="100" w:lineRule="auto"/>
+              <w:rPr/>
+            </w:pPr>
+            <w:r>
+              <w:rPr>
+                <w:rtl w:val="0"/>
+              </w:rPr>
+              <w:t xml:space="preserve">Met</w:t>
             </w:r>
           </w:p>
         </w:tc>
@@ -28342,12 +31607,57 @@
             </w:pPr>
             <w:r>
               <w:rPr>
-                <w:b w:val="1"/>
-                <w:bCs w:val="1"/>
-                <w:vertAlign w:val="baseline"/>
+                <w:rtl w:val="0"/>
+              </w:rPr>
+            </w:r>
+          </w:p>
+        </w:tc>
+        <w:tc>
+          <w:tcPr>
+            <w:tcBorders>
+              <w:top w:color="aab4c1" w:space="0" w:sz="6" w:val="single"/>
+              <w:left w:color="aab4c1" w:space="0" w:sz="6" w:val="single"/>
+              <w:bottom w:color="aab4c1" w:space="0" w:sz="6" w:val="single"/>
+              <w:right w:color="aab4c1" w:space="0" w:sz="6" w:val="single"/>
+            </w:tcBorders>
+            <w:shd w:fill="auto" w:val="clear"/>
+            <w:tcMar>
+              <w:top w:w="175.0" w:type="dxa"/>
+              <w:left w:w="175.0" w:type="dxa"/>
+              <w:bottom w:w="175.0" w:type="dxa"/>
+              <w:right w:w="175.0" w:type="dxa"/>
+            </w:tcMar>
+            <w:vAlign w:val="top"/>
+          </w:tcPr>
+          <w:p>
+            <w:pPr>
+              <w:pBdr>
+                <w:top w:space="0" w:sz="0" w:val="nil"/>
+                <w:left w:space="0" w:sz="0" w:val="nil"/>
+                <w:bottom w:space="0" w:sz="0" w:val="nil"/>
+                <w:right w:space="0" w:sz="0" w:val="nil"/>
+                <w:between w:space="0" w:sz="0" w:val="nil"/>
+              </w:pBdr>
+              <w:shd w:fill="auto" w:val="clear"/>
+              <w:spacing w:after="120" w:lineRule="auto"/>
+              <w:rPr>
+                <w:b w:val="1"/>
+                <w:bCs w:val="1"/>
+                <w:vertAlign w:val="baseline"/>
+              </w:rPr>
+            </w:pPr>
+            <w:r>
+              <w:rPr>
+                <w:b w:val="1"/>
+                <w:bCs w:val="1"/>
                 <w:rtl w:val="0"/>
               </w:rPr>
               <w:t xml:space="preserve">No</w:t>
+            </w:r>
+            <w:r>
+              <w:rPr>
+                <w:rtl w:val="0"/>
+              </w:rPr>
             </w:r>
           </w:p>
         </w:tc>
@@ -28674,12 +31984,57 @@
             </w:pPr>
             <w:r>
               <w:rPr>
-                <w:b w:val="1"/>
-                <w:bCs w:val="1"/>
-                <w:vertAlign w:val="baseline"/>
+                <w:rtl w:val="0"/>
+              </w:rPr>
+            </w:r>
+          </w:p>
+        </w:tc>
+        <w:tc>
+          <w:tcPr>
+            <w:tcBorders>
+              <w:top w:color="aab4c1" w:space="0" w:sz="6" w:val="single"/>
+              <w:left w:color="aab4c1" w:space="0" w:sz="6" w:val="single"/>
+              <w:bottom w:color="aab4c1" w:space="0" w:sz="6" w:val="single"/>
+              <w:right w:color="aab4c1" w:space="0" w:sz="6" w:val="single"/>
+            </w:tcBorders>
+            <w:shd w:fill="auto" w:val="clear"/>
+            <w:tcMar>
+              <w:top w:w="175.0" w:type="dxa"/>
+              <w:left w:w="175.0" w:type="dxa"/>
+              <w:bottom w:w="175.0" w:type="dxa"/>
+              <w:right w:w="175.0" w:type="dxa"/>
+            </w:tcMar>
+            <w:vAlign w:val="top"/>
+          </w:tcPr>
+          <w:p>
+            <w:pPr>
+              <w:pBdr>
+                <w:top w:space="0" w:sz="0" w:val="nil"/>
+                <w:left w:space="0" w:sz="0" w:val="nil"/>
+                <w:bottom w:space="0" w:sz="0" w:val="nil"/>
+                <w:right w:space="0" w:sz="0" w:val="nil"/>
+                <w:between w:space="0" w:sz="0" w:val="nil"/>
+              </w:pBdr>
+              <w:shd w:fill="auto" w:val="clear"/>
+              <w:spacing w:after="120" w:lineRule="auto"/>
+              <w:rPr>
+                <w:b w:val="1"/>
+                <w:bCs w:val="1"/>
+                <w:vertAlign w:val="baseline"/>
+              </w:rPr>
+            </w:pPr>
+            <w:r>
+              <w:rPr>
+                <w:b w:val="1"/>
+                <w:bCs w:val="1"/>
                 <w:rtl w:val="0"/>
               </w:rPr>
               <w:t xml:space="preserve">Partial</w:t>
+            </w:r>
+            <w:r>
+              <w:rPr>
+                <w:rtl w:val="0"/>
+              </w:rPr>
             </w:r>
           </w:p>
         </w:tc>
@@ -29042,12 +32397,57 @@
             </w:pPr>
             <w:r>
               <w:rPr>
-                <w:b w:val="1"/>
-                <w:bCs w:val="1"/>
-                <w:vertAlign w:val="baseline"/>
+                <w:rtl w:val="0"/>
+              </w:rPr>
+            </w:r>
+          </w:p>
+        </w:tc>
+        <w:tc>
+          <w:tcPr>
+            <w:tcBorders>
+              <w:top w:color="aab4c1" w:space="0" w:sz="6" w:val="single"/>
+              <w:left w:color="aab4c1" w:space="0" w:sz="6" w:val="single"/>
+              <w:bottom w:color="aab4c1" w:space="0" w:sz="6" w:val="single"/>
+              <w:right w:color="aab4c1" w:space="0" w:sz="6" w:val="single"/>
+            </w:tcBorders>
+            <w:shd w:fill="auto" w:val="clear"/>
+            <w:tcMar>
+              <w:top w:w="175.0" w:type="dxa"/>
+              <w:left w:w="175.0" w:type="dxa"/>
+              <w:bottom w:w="175.0" w:type="dxa"/>
+              <w:right w:w="175.0" w:type="dxa"/>
+            </w:tcMar>
+            <w:vAlign w:val="top"/>
+          </w:tcPr>
+          <w:p>
+            <w:pPr>
+              <w:pBdr>
+                <w:top w:space="0" w:sz="0" w:val="nil"/>
+                <w:left w:space="0" w:sz="0" w:val="nil"/>
+                <w:bottom w:space="0" w:sz="0" w:val="nil"/>
+                <w:right w:space="0" w:sz="0" w:val="nil"/>
+                <w:between w:space="0" w:sz="0" w:val="nil"/>
+              </w:pBdr>
+              <w:shd w:fill="auto" w:val="clear"/>
+              <w:spacing w:after="120" w:lineRule="auto"/>
+              <w:rPr>
+                <w:b w:val="1"/>
+                <w:bCs w:val="1"/>
+                <w:vertAlign w:val="baseline"/>
+              </w:rPr>
+            </w:pPr>
+            <w:r>
+              <w:rPr>
+                <w:b w:val="1"/>
+                <w:bCs w:val="1"/>
                 <w:rtl w:val="0"/>
               </w:rPr>
               <w:t xml:space="preserve">No</w:t>
+            </w:r>
+            <w:r>
+              <w:rPr>
+                <w:rtl w:val="0"/>
+              </w:rPr>
             </w:r>
           </w:p>
         </w:tc>
@@ -29428,12 +32828,57 @@
             </w:pPr>
             <w:r>
               <w:rPr>
-                <w:b w:val="1"/>
-                <w:bCs w:val="1"/>
-                <w:vertAlign w:val="baseline"/>
+                <w:rtl w:val="0"/>
+              </w:rPr>
+            </w:r>
+          </w:p>
+        </w:tc>
+        <w:tc>
+          <w:tcPr>
+            <w:tcBorders>
+              <w:top w:color="aab4c1" w:space="0" w:sz="6" w:val="single"/>
+              <w:left w:color="aab4c1" w:space="0" w:sz="6" w:val="single"/>
+              <w:bottom w:color="aab4c1" w:space="0" w:sz="6" w:val="single"/>
+              <w:right w:color="aab4c1" w:space="0" w:sz="6" w:val="single"/>
+            </w:tcBorders>
+            <w:shd w:fill="auto" w:val="clear"/>
+            <w:tcMar>
+              <w:top w:w="175.0" w:type="dxa"/>
+              <w:left w:w="175.0" w:type="dxa"/>
+              <w:bottom w:w="175.0" w:type="dxa"/>
+              <w:right w:w="175.0" w:type="dxa"/>
+            </w:tcMar>
+            <w:vAlign w:val="top"/>
+          </w:tcPr>
+          <w:p>
+            <w:pPr>
+              <w:pBdr>
+                <w:top w:space="0" w:sz="0" w:val="nil"/>
+                <w:left w:space="0" w:sz="0" w:val="nil"/>
+                <w:bottom w:space="0" w:sz="0" w:val="nil"/>
+                <w:right w:space="0" w:sz="0" w:val="nil"/>
+                <w:between w:space="0" w:sz="0" w:val="nil"/>
+              </w:pBdr>
+              <w:shd w:fill="auto" w:val="clear"/>
+              <w:spacing w:after="120" w:lineRule="auto"/>
+              <w:rPr>
+                <w:b w:val="1"/>
+                <w:bCs w:val="1"/>
+                <w:vertAlign w:val="baseline"/>
+              </w:rPr>
+            </w:pPr>
+            <w:r>
+              <w:rPr>
+                <w:b w:val="1"/>
+                <w:bCs w:val="1"/>
                 <w:rtl w:val="0"/>
               </w:rPr>
               <w:t xml:space="preserve">No</w:t>
+            </w:r>
+            <w:r>
+              <w:rPr>
+                <w:rtl w:val="0"/>
+              </w:rPr>
             </w:r>
           </w:p>
         </w:tc>
@@ -29760,12 +33205,57 @@
             </w:pPr>
             <w:r>
               <w:rPr>
-                <w:b w:val="1"/>
-                <w:bCs w:val="1"/>
-                <w:vertAlign w:val="baseline"/>
+                <w:rtl w:val="0"/>
+              </w:rPr>
+            </w:r>
+          </w:p>
+        </w:tc>
+        <w:tc>
+          <w:tcPr>
+            <w:tcBorders>
+              <w:top w:color="aab4c1" w:space="0" w:sz="6" w:val="single"/>
+              <w:left w:color="aab4c1" w:space="0" w:sz="6" w:val="single"/>
+              <w:bottom w:color="aab4c1" w:space="0" w:sz="6" w:val="single"/>
+              <w:right w:color="aab4c1" w:space="0" w:sz="6" w:val="single"/>
+            </w:tcBorders>
+            <w:shd w:fill="auto" w:val="clear"/>
+            <w:tcMar>
+              <w:top w:w="175.0" w:type="dxa"/>
+              <w:left w:w="175.0" w:type="dxa"/>
+              <w:bottom w:w="175.0" w:type="dxa"/>
+              <w:right w:w="175.0" w:type="dxa"/>
+            </w:tcMar>
+            <w:vAlign w:val="top"/>
+          </w:tcPr>
+          <w:p>
+            <w:pPr>
+              <w:pBdr>
+                <w:top w:space="0" w:sz="0" w:val="nil"/>
+                <w:left w:space="0" w:sz="0" w:val="nil"/>
+                <w:bottom w:space="0" w:sz="0" w:val="nil"/>
+                <w:right w:space="0" w:sz="0" w:val="nil"/>
+                <w:between w:space="0" w:sz="0" w:val="nil"/>
+              </w:pBdr>
+              <w:shd w:fill="auto" w:val="clear"/>
+              <w:spacing w:after="120" w:lineRule="auto"/>
+              <w:rPr>
+                <w:b w:val="1"/>
+                <w:bCs w:val="1"/>
+                <w:vertAlign w:val="baseline"/>
+              </w:rPr>
+            </w:pPr>
+            <w:r>
+              <w:rPr>
+                <w:b w:val="1"/>
+                <w:bCs w:val="1"/>
                 <w:rtl w:val="0"/>
               </w:rPr>
               <w:t xml:space="preserve">No</w:t>
+            </w:r>
+            <w:r>
+              <w:rPr>
+                <w:rtl w:val="0"/>
+              </w:rPr>
             </w:r>
           </w:p>
         </w:tc>
@@ -30128,12 +33618,57 @@
             </w:pPr>
             <w:r>
               <w:rPr>
-                <w:b w:val="1"/>
-                <w:bCs w:val="1"/>
-                <w:vertAlign w:val="baseline"/>
+                <w:rtl w:val="0"/>
+              </w:rPr>
+            </w:r>
+          </w:p>
+        </w:tc>
+        <w:tc>
+          <w:tcPr>
+            <w:tcBorders>
+              <w:top w:color="aab4c1" w:space="0" w:sz="6" w:val="single"/>
+              <w:left w:color="aab4c1" w:space="0" w:sz="6" w:val="single"/>
+              <w:bottom w:color="aab4c1" w:space="0" w:sz="6" w:val="single"/>
+              <w:right w:color="aab4c1" w:space="0" w:sz="6" w:val="single"/>
+            </w:tcBorders>
+            <w:shd w:fill="auto" w:val="clear"/>
+            <w:tcMar>
+              <w:top w:w="175.0" w:type="dxa"/>
+              <w:left w:w="175.0" w:type="dxa"/>
+              <w:bottom w:w="175.0" w:type="dxa"/>
+              <w:right w:w="175.0" w:type="dxa"/>
+            </w:tcMar>
+            <w:vAlign w:val="top"/>
+          </w:tcPr>
+          <w:p>
+            <w:pPr>
+              <w:pBdr>
+                <w:top w:space="0" w:sz="0" w:val="nil"/>
+                <w:left w:space="0" w:sz="0" w:val="nil"/>
+                <w:bottom w:space="0" w:sz="0" w:val="nil"/>
+                <w:right w:space="0" w:sz="0" w:val="nil"/>
+                <w:between w:space="0" w:sz="0" w:val="nil"/>
+              </w:pBdr>
+              <w:shd w:fill="auto" w:val="clear"/>
+              <w:spacing w:after="120" w:lineRule="auto"/>
+              <w:rPr>
+                <w:b w:val="1"/>
+                <w:bCs w:val="1"/>
+                <w:vertAlign w:val="baseline"/>
+              </w:rPr>
+            </w:pPr>
+            <w:r>
+              <w:rPr>
+                <w:b w:val="1"/>
+                <w:bCs w:val="1"/>
                 <w:rtl w:val="0"/>
               </w:rPr>
               <w:t xml:space="preserve">Partial</w:t>
+            </w:r>
+            <w:r>
+              <w:rPr>
+                <w:rtl w:val="0"/>
+              </w:rPr>
             </w:r>
           </w:p>
         </w:tc>
@@ -30478,12 +34013,57 @@
             </w:pPr>
             <w:r>
               <w:rPr>
-                <w:b w:val="1"/>
-                <w:bCs w:val="1"/>
-                <w:vertAlign w:val="baseline"/>
+                <w:rtl w:val="0"/>
+              </w:rPr>
+            </w:r>
+          </w:p>
+        </w:tc>
+        <w:tc>
+          <w:tcPr>
+            <w:tcBorders>
+              <w:top w:color="aab4c1" w:space="0" w:sz="6" w:val="single"/>
+              <w:left w:color="aab4c1" w:space="0" w:sz="6" w:val="single"/>
+              <w:bottom w:color="aab4c1" w:space="0" w:sz="6" w:val="single"/>
+              <w:right w:color="aab4c1" w:space="0" w:sz="6" w:val="single"/>
+            </w:tcBorders>
+            <w:shd w:fill="auto" w:val="clear"/>
+            <w:tcMar>
+              <w:top w:w="175.0" w:type="dxa"/>
+              <w:left w:w="175.0" w:type="dxa"/>
+              <w:bottom w:w="175.0" w:type="dxa"/>
+              <w:right w:w="175.0" w:type="dxa"/>
+            </w:tcMar>
+            <w:vAlign w:val="top"/>
+          </w:tcPr>
+          <w:p>
+            <w:pPr>
+              <w:pBdr>
+                <w:top w:space="0" w:sz="0" w:val="nil"/>
+                <w:left w:space="0" w:sz="0" w:val="nil"/>
+                <w:bottom w:space="0" w:sz="0" w:val="nil"/>
+                <w:right w:space="0" w:sz="0" w:val="nil"/>
+                <w:between w:space="0" w:sz="0" w:val="nil"/>
+              </w:pBdr>
+              <w:shd w:fill="auto" w:val="clear"/>
+              <w:spacing w:after="120" w:lineRule="auto"/>
+              <w:rPr>
+                <w:b w:val="1"/>
+                <w:bCs w:val="1"/>
+                <w:vertAlign w:val="baseline"/>
+              </w:rPr>
+            </w:pPr>
+            <w:r>
+              <w:rPr>
+                <w:b w:val="1"/>
+                <w:bCs w:val="1"/>
                 <w:rtl w:val="0"/>
               </w:rPr>
               <w:t xml:space="preserve">No</w:t>
+            </w:r>
+            <w:r>
+              <w:rPr>
+                <w:rtl w:val="0"/>
+              </w:rPr>
             </w:r>
           </w:p>
         </w:tc>
@@ -30828,12 +34408,57 @@
             </w:pPr>
             <w:r>
               <w:rPr>
-                <w:b w:val="1"/>
-                <w:bCs w:val="1"/>
-                <w:vertAlign w:val="baseline"/>
+                <w:rtl w:val="0"/>
+              </w:rPr>
+            </w:r>
+          </w:p>
+        </w:tc>
+        <w:tc>
+          <w:tcPr>
+            <w:tcBorders>
+              <w:top w:color="aab4c1" w:space="0" w:sz="6" w:val="single"/>
+              <w:left w:color="aab4c1" w:space="0" w:sz="6" w:val="single"/>
+              <w:bottom w:color="aab4c1" w:space="0" w:sz="6" w:val="single"/>
+              <w:right w:color="aab4c1" w:space="0" w:sz="6" w:val="single"/>
+            </w:tcBorders>
+            <w:shd w:fill="auto" w:val="clear"/>
+            <w:tcMar>
+              <w:top w:w="175.0" w:type="dxa"/>
+              <w:left w:w="175.0" w:type="dxa"/>
+              <w:bottom w:w="175.0" w:type="dxa"/>
+              <w:right w:w="175.0" w:type="dxa"/>
+            </w:tcMar>
+            <w:vAlign w:val="top"/>
+          </w:tcPr>
+          <w:p>
+            <w:pPr>
+              <w:pBdr>
+                <w:top w:space="0" w:sz="0" w:val="nil"/>
+                <w:left w:space="0" w:sz="0" w:val="nil"/>
+                <w:bottom w:space="0" w:sz="0" w:val="nil"/>
+                <w:right w:space="0" w:sz="0" w:val="nil"/>
+                <w:between w:space="0" w:sz="0" w:val="nil"/>
+              </w:pBdr>
+              <w:shd w:fill="auto" w:val="clear"/>
+              <w:spacing w:after="120" w:lineRule="auto"/>
+              <w:rPr>
+                <w:b w:val="1"/>
+                <w:bCs w:val="1"/>
+                <w:vertAlign w:val="baseline"/>
+              </w:rPr>
+            </w:pPr>
+            <w:r>
+              <w:rPr>
+                <w:b w:val="1"/>
+                <w:bCs w:val="1"/>
                 <w:rtl w:val="0"/>
               </w:rPr>
               <w:t xml:space="preserve">Partial</w:t>
+            </w:r>
+            <w:r>
+              <w:rPr>
+                <w:rtl w:val="0"/>
+              </w:rPr>
             </w:r>
           </w:p>
         </w:tc>
@@ -31160,12 +34785,57 @@
             </w:pPr>
             <w:r>
               <w:rPr>
-                <w:b w:val="1"/>
-                <w:bCs w:val="1"/>
-                <w:vertAlign w:val="baseline"/>
+                <w:rtl w:val="0"/>
+              </w:rPr>
+            </w:r>
+          </w:p>
+        </w:tc>
+        <w:tc>
+          <w:tcPr>
+            <w:tcBorders>
+              <w:top w:color="aab4c1" w:space="0" w:sz="6" w:val="single"/>
+              <w:left w:color="aab4c1" w:space="0" w:sz="6" w:val="single"/>
+              <w:bottom w:color="aab4c1" w:space="0" w:sz="6" w:val="single"/>
+              <w:right w:color="aab4c1" w:space="0" w:sz="6" w:val="single"/>
+            </w:tcBorders>
+            <w:shd w:fill="auto" w:val="clear"/>
+            <w:tcMar>
+              <w:top w:w="175.0" w:type="dxa"/>
+              <w:left w:w="175.0" w:type="dxa"/>
+              <w:bottom w:w="175.0" w:type="dxa"/>
+              <w:right w:w="175.0" w:type="dxa"/>
+            </w:tcMar>
+            <w:vAlign w:val="top"/>
+          </w:tcPr>
+          <w:p>
+            <w:pPr>
+              <w:pBdr>
+                <w:top w:space="0" w:sz="0" w:val="nil"/>
+                <w:left w:space="0" w:sz="0" w:val="nil"/>
+                <w:bottom w:space="0" w:sz="0" w:val="nil"/>
+                <w:right w:space="0" w:sz="0" w:val="nil"/>
+                <w:between w:space="0" w:sz="0" w:val="nil"/>
+              </w:pBdr>
+              <w:shd w:fill="auto" w:val="clear"/>
+              <w:spacing w:after="120" w:lineRule="auto"/>
+              <w:rPr>
+                <w:b w:val="1"/>
+                <w:bCs w:val="1"/>
+                <w:vertAlign w:val="baseline"/>
+              </w:rPr>
+            </w:pPr>
+            <w:r>
+              <w:rPr>
+                <w:b w:val="1"/>
+                <w:bCs w:val="1"/>
                 <w:rtl w:val="0"/>
               </w:rPr>
               <w:t xml:space="preserve">No</w:t>
+            </w:r>
+            <w:r>
+              <w:rPr>
+                <w:rtl w:val="0"/>
+              </w:rPr>
             </w:r>
           </w:p>
         </w:tc>
@@ -31510,12 +35180,57 @@
             </w:pPr>
             <w:r>
               <w:rPr>
-                <w:b w:val="1"/>
-                <w:bCs w:val="1"/>
-                <w:vertAlign w:val="baseline"/>
+                <w:rtl w:val="0"/>
+              </w:rPr>
+            </w:r>
+          </w:p>
+        </w:tc>
+        <w:tc>
+          <w:tcPr>
+            <w:tcBorders>
+              <w:top w:color="aab4c1" w:space="0" w:sz="6" w:val="single"/>
+              <w:left w:color="aab4c1" w:space="0" w:sz="6" w:val="single"/>
+              <w:bottom w:color="aab4c1" w:space="0" w:sz="6" w:val="single"/>
+              <w:right w:color="aab4c1" w:space="0" w:sz="6" w:val="single"/>
+            </w:tcBorders>
+            <w:shd w:fill="auto" w:val="clear"/>
+            <w:tcMar>
+              <w:top w:w="175.0" w:type="dxa"/>
+              <w:left w:w="175.0" w:type="dxa"/>
+              <w:bottom w:w="175.0" w:type="dxa"/>
+              <w:right w:w="175.0" w:type="dxa"/>
+            </w:tcMar>
+            <w:vAlign w:val="top"/>
+          </w:tcPr>
+          <w:p>
+            <w:pPr>
+              <w:pBdr>
+                <w:top w:space="0" w:sz="0" w:val="nil"/>
+                <w:left w:space="0" w:sz="0" w:val="nil"/>
+                <w:bottom w:space="0" w:sz="0" w:val="nil"/>
+                <w:right w:space="0" w:sz="0" w:val="nil"/>
+                <w:between w:space="0" w:sz="0" w:val="nil"/>
+              </w:pBdr>
+              <w:shd w:fill="auto" w:val="clear"/>
+              <w:spacing w:after="120" w:lineRule="auto"/>
+              <w:rPr>
+                <w:b w:val="1"/>
+                <w:bCs w:val="1"/>
+                <w:vertAlign w:val="baseline"/>
+              </w:rPr>
+            </w:pPr>
+            <w:r>
+              <w:rPr>
+                <w:b w:val="1"/>
+                <w:bCs w:val="1"/>
                 <w:rtl w:val="0"/>
               </w:rPr>
               <w:t xml:space="preserve">Partial</w:t>
+            </w:r>
+            <w:r>
+              <w:rPr>
+                <w:rtl w:val="0"/>
+              </w:rPr>
             </w:r>
           </w:p>
         </w:tc>
@@ -31811,12 +35526,57 @@
             </w:pPr>
             <w:r>
               <w:rPr>
-                <w:b w:val="1"/>
-                <w:bCs w:val="1"/>
-                <w:vertAlign w:val="baseline"/>
+                <w:rtl w:val="0"/>
+              </w:rPr>
+            </w:r>
+          </w:p>
+        </w:tc>
+        <w:tc>
+          <w:tcPr>
+            <w:tcBorders>
+              <w:top w:color="aab4c1" w:space="0" w:sz="6" w:val="single"/>
+              <w:left w:color="aab4c1" w:space="0" w:sz="6" w:val="single"/>
+              <w:bottom w:color="aab4c1" w:space="0" w:sz="6" w:val="single"/>
+              <w:right w:color="aab4c1" w:space="0" w:sz="6" w:val="single"/>
+            </w:tcBorders>
+            <w:shd w:fill="auto" w:val="clear"/>
+            <w:tcMar>
+              <w:top w:w="175.0" w:type="dxa"/>
+              <w:left w:w="175.0" w:type="dxa"/>
+              <w:bottom w:w="175.0" w:type="dxa"/>
+              <w:right w:w="175.0" w:type="dxa"/>
+            </w:tcMar>
+            <w:vAlign w:val="top"/>
+          </w:tcPr>
+          <w:p>
+            <w:pPr>
+              <w:pBdr>
+                <w:top w:space="0" w:sz="0" w:val="nil"/>
+                <w:left w:space="0" w:sz="0" w:val="nil"/>
+                <w:bottom w:space="0" w:sz="0" w:val="nil"/>
+                <w:right w:space="0" w:sz="0" w:val="nil"/>
+                <w:between w:space="0" w:sz="0" w:val="nil"/>
+              </w:pBdr>
+              <w:shd w:fill="auto" w:val="clear"/>
+              <w:spacing w:after="120" w:lineRule="auto"/>
+              <w:rPr>
+                <w:b w:val="1"/>
+                <w:bCs w:val="1"/>
+                <w:vertAlign w:val="baseline"/>
+              </w:rPr>
+            </w:pPr>
+            <w:r>
+              <w:rPr>
+                <w:b w:val="1"/>
+                <w:bCs w:val="1"/>
                 <w:rtl w:val="0"/>
               </w:rPr>
               <w:t xml:space="preserve">Partial</w:t>
+            </w:r>
+            <w:r>
+              <w:rPr>
+                <w:rtl w:val="0"/>
+              </w:rPr>
             </w:r>
           </w:p>
         </w:tc>
@@ -32143,12 +35903,57 @@
             </w:pPr>
             <w:r>
               <w:rPr>
-                <w:b w:val="1"/>
-                <w:bCs w:val="1"/>
-                <w:vertAlign w:val="baseline"/>
+                <w:rtl w:val="0"/>
+              </w:rPr>
+            </w:r>
+          </w:p>
+        </w:tc>
+        <w:tc>
+          <w:tcPr>
+            <w:tcBorders>
+              <w:top w:color="aab4c1" w:space="0" w:sz="6" w:val="single"/>
+              <w:left w:color="aab4c1" w:space="0" w:sz="6" w:val="single"/>
+              <w:bottom w:color="aab4c1" w:space="0" w:sz="6" w:val="single"/>
+              <w:right w:color="aab4c1" w:space="0" w:sz="6" w:val="single"/>
+            </w:tcBorders>
+            <w:shd w:fill="auto" w:val="clear"/>
+            <w:tcMar>
+              <w:top w:w="175.0" w:type="dxa"/>
+              <w:left w:w="175.0" w:type="dxa"/>
+              <w:bottom w:w="175.0" w:type="dxa"/>
+              <w:right w:w="175.0" w:type="dxa"/>
+            </w:tcMar>
+            <w:vAlign w:val="top"/>
+          </w:tcPr>
+          <w:p>
+            <w:pPr>
+              <w:pBdr>
+                <w:top w:space="0" w:sz="0" w:val="nil"/>
+                <w:left w:space="0" w:sz="0" w:val="nil"/>
+                <w:bottom w:space="0" w:sz="0" w:val="nil"/>
+                <w:right w:space="0" w:sz="0" w:val="nil"/>
+                <w:between w:space="0" w:sz="0" w:val="nil"/>
+              </w:pBdr>
+              <w:shd w:fill="auto" w:val="clear"/>
+              <w:spacing w:after="120" w:lineRule="auto"/>
+              <w:rPr>
+                <w:b w:val="1"/>
+                <w:bCs w:val="1"/>
+                <w:vertAlign w:val="baseline"/>
+              </w:rPr>
+            </w:pPr>
+            <w:r>
+              <w:rPr>
+                <w:b w:val="1"/>
+                <w:bCs w:val="1"/>
                 <w:rtl w:val="0"/>
               </w:rPr>
               <w:t xml:space="preserve">Partial</w:t>
+            </w:r>
+            <w:r>
+              <w:rPr>
+                <w:rtl w:val="0"/>
+              </w:rPr>
             </w:r>
           </w:p>
         </w:tc>
@@ -32511,12 +36316,57 @@
             </w:pPr>
             <w:r>
               <w:rPr>
-                <w:b w:val="1"/>
-                <w:bCs w:val="1"/>
-                <w:vertAlign w:val="baseline"/>
+                <w:rtl w:val="0"/>
+              </w:rPr>
+            </w:r>
+          </w:p>
+        </w:tc>
+        <w:tc>
+          <w:tcPr>
+            <w:tcBorders>
+              <w:top w:color="aab4c1" w:space="0" w:sz="6" w:val="single"/>
+              <w:left w:color="aab4c1" w:space="0" w:sz="6" w:val="single"/>
+              <w:bottom w:color="aab4c1" w:space="0" w:sz="6" w:val="single"/>
+              <w:right w:color="aab4c1" w:space="0" w:sz="6" w:val="single"/>
+            </w:tcBorders>
+            <w:shd w:fill="auto" w:val="clear"/>
+            <w:tcMar>
+              <w:top w:w="175.0" w:type="dxa"/>
+              <w:left w:w="175.0" w:type="dxa"/>
+              <w:bottom w:w="175.0" w:type="dxa"/>
+              <w:right w:w="175.0" w:type="dxa"/>
+            </w:tcMar>
+            <w:vAlign w:val="top"/>
+          </w:tcPr>
+          <w:p>
+            <w:pPr>
+              <w:pBdr>
+                <w:top w:space="0" w:sz="0" w:val="nil"/>
+                <w:left w:space="0" w:sz="0" w:val="nil"/>
+                <w:bottom w:space="0" w:sz="0" w:val="nil"/>
+                <w:right w:space="0" w:sz="0" w:val="nil"/>
+                <w:between w:space="0" w:sz="0" w:val="nil"/>
+              </w:pBdr>
+              <w:shd w:fill="auto" w:val="clear"/>
+              <w:spacing w:after="120" w:lineRule="auto"/>
+              <w:rPr>
+                <w:b w:val="1"/>
+                <w:bCs w:val="1"/>
+                <w:vertAlign w:val="baseline"/>
+              </w:rPr>
+            </w:pPr>
+            <w:r>
+              <w:rPr>
+                <w:b w:val="1"/>
+                <w:bCs w:val="1"/>
                 <w:rtl w:val="0"/>
               </w:rPr>
               <w:t xml:space="preserve">No</w:t>
+            </w:r>
+            <w:r>
+              <w:rPr>
+                <w:rtl w:val="0"/>
+              </w:rPr>
             </w:r>
           </w:p>
         </w:tc>
@@ -32861,12 +36711,57 @@
             </w:pPr>
             <w:r>
               <w:rPr>
-                <w:b w:val="1"/>
-                <w:bCs w:val="1"/>
-                <w:vertAlign w:val="baseline"/>
+                <w:rtl w:val="0"/>
+              </w:rPr>
+            </w:r>
+          </w:p>
+        </w:tc>
+        <w:tc>
+          <w:tcPr>
+            <w:tcBorders>
+              <w:top w:color="aab4c1" w:space="0" w:sz="6" w:val="single"/>
+              <w:left w:color="aab4c1" w:space="0" w:sz="6" w:val="single"/>
+              <w:bottom w:color="aab4c1" w:space="0" w:sz="6" w:val="single"/>
+              <w:right w:color="aab4c1" w:space="0" w:sz="6" w:val="single"/>
+            </w:tcBorders>
+            <w:shd w:fill="auto" w:val="clear"/>
+            <w:tcMar>
+              <w:top w:w="175.0" w:type="dxa"/>
+              <w:left w:w="175.0" w:type="dxa"/>
+              <w:bottom w:w="175.0" w:type="dxa"/>
+              <w:right w:w="175.0" w:type="dxa"/>
+            </w:tcMar>
+            <w:vAlign w:val="top"/>
+          </w:tcPr>
+          <w:p>
+            <w:pPr>
+              <w:pBdr>
+                <w:top w:space="0" w:sz="0" w:val="nil"/>
+                <w:left w:space="0" w:sz="0" w:val="nil"/>
+                <w:bottom w:space="0" w:sz="0" w:val="nil"/>
+                <w:right w:space="0" w:sz="0" w:val="nil"/>
+                <w:between w:space="0" w:sz="0" w:val="nil"/>
+              </w:pBdr>
+              <w:shd w:fill="auto" w:val="clear"/>
+              <w:spacing w:after="120" w:lineRule="auto"/>
+              <w:rPr>
+                <w:b w:val="1"/>
+                <w:bCs w:val="1"/>
+                <w:vertAlign w:val="baseline"/>
+              </w:rPr>
+            </w:pPr>
+            <w:r>
+              <w:rPr>
+                <w:b w:val="1"/>
+                <w:bCs w:val="1"/>
                 <w:rtl w:val="0"/>
               </w:rPr>
               <w:t xml:space="preserve">Partial</w:t>
+            </w:r>
+            <w:r>
+              <w:rPr>
+                <w:rtl w:val="0"/>
+              </w:rPr>
             </w:r>
           </w:p>
         </w:tc>
@@ -33175,12 +37070,57 @@
             </w:pPr>
             <w:r>
               <w:rPr>
-                <w:b w:val="1"/>
-                <w:bCs w:val="1"/>
-                <w:vertAlign w:val="baseline"/>
+                <w:rtl w:val="0"/>
+              </w:rPr>
+            </w:r>
+          </w:p>
+        </w:tc>
+        <w:tc>
+          <w:tcPr>
+            <w:tcBorders>
+              <w:top w:color="aab4c1" w:space="0" w:sz="6" w:val="single"/>
+              <w:left w:color="aab4c1" w:space="0" w:sz="6" w:val="single"/>
+              <w:bottom w:color="aab4c1" w:space="0" w:sz="6" w:val="single"/>
+              <w:right w:color="aab4c1" w:space="0" w:sz="6" w:val="single"/>
+            </w:tcBorders>
+            <w:shd w:fill="auto" w:val="clear"/>
+            <w:tcMar>
+              <w:top w:w="175.0" w:type="dxa"/>
+              <w:left w:w="175.0" w:type="dxa"/>
+              <w:bottom w:w="175.0" w:type="dxa"/>
+              <w:right w:w="175.0" w:type="dxa"/>
+            </w:tcMar>
+            <w:vAlign w:val="top"/>
+          </w:tcPr>
+          <w:p>
+            <w:pPr>
+              <w:pBdr>
+                <w:top w:space="0" w:sz="0" w:val="nil"/>
+                <w:left w:space="0" w:sz="0" w:val="nil"/>
+                <w:bottom w:space="0" w:sz="0" w:val="nil"/>
+                <w:right w:space="0" w:sz="0" w:val="nil"/>
+                <w:between w:space="0" w:sz="0" w:val="nil"/>
+              </w:pBdr>
+              <w:shd w:fill="auto" w:val="clear"/>
+              <w:spacing w:after="120" w:lineRule="auto"/>
+              <w:rPr>
+                <w:b w:val="1"/>
+                <w:bCs w:val="1"/>
+                <w:vertAlign w:val="baseline"/>
+              </w:rPr>
+            </w:pPr>
+            <w:r>
+              <w:rPr>
+                <w:b w:val="1"/>
+                <w:bCs w:val="1"/>
                 <w:rtl w:val="0"/>
               </w:rPr>
               <w:t xml:space="preserve">Partial</w:t>
+            </w:r>
+            <w:r>
+              <w:rPr>
+                <w:rtl w:val="0"/>
+              </w:rPr>
             </w:r>
           </w:p>
         </w:tc>
@@ -33778,7 +37718,7 @@
     <w:tbl>
       <w:tblPr>
         <w:tblStyle w:val="Table12"/>
-        <w:tblW w:w="9360.0" w:type="dxa"/>
+        <w:tblW w:w="14400.0" w:type="dxa"/>
         <w:jc w:val="left"/>
         <w:tblBorders>
           <w:top w:color="aab4c1" w:space="0" w:sz="6" w:val="single"/>
@@ -33792,12 +37732,12 @@
         <w:tblLook w:val="0600"/>
       </w:tblPr>
       <w:tblGrid>
-        <w:gridCol w:w="4680"/>
-        <w:gridCol w:w="4680"/>
+        <w:gridCol w:w="3168"/>
+        <w:gridCol w:w="11232"/>
         <w:tblGridChange w:id="0">
           <w:tblGrid>
-            <w:gridCol w:w="4680"/>
-            <w:gridCol w:w="4680"/>
+            <w:gridCol w:w="3168"/>
+            <w:gridCol w:w="11232"/>
           </w:tblGrid>
         </w:tblGridChange>
       </w:tblGrid>
@@ -34289,7 +38229,7 @@
     <w:tbl>
       <w:tblPr>
         <w:tblStyle w:val="Table13"/>
-        <w:tblW w:w="9360.0" w:type="dxa"/>
+        <w:tblW w:w="14400.000000000002" w:type="dxa"/>
         <w:jc w:val="left"/>
         <w:tblBorders>
           <w:top w:color="aab4c1" w:space="0" w:sz="6" w:val="single"/>
@@ -34303,16 +38243,16 @@
         <w:tblLook w:val="0600"/>
       </w:tblPr>
       <w:tblGrid>
-        <w:gridCol w:w="2340"/>
-        <w:gridCol w:w="2340"/>
-        <w:gridCol w:w="2340"/>
-        <w:gridCol w:w="2340"/>
+        <w:gridCol w:w="3168"/>
+        <w:gridCol w:w="3744.0000000000005"/>
+        <w:gridCol w:w="3744.0000000000005"/>
+        <w:gridCol w:w="3744.0000000000005"/>
         <w:tblGridChange w:id="0">
           <w:tblGrid>
-            <w:gridCol w:w="2340"/>
-            <w:gridCol w:w="2340"/>
-            <w:gridCol w:w="2340"/>
-            <w:gridCol w:w="2340"/>
+            <w:gridCol w:w="3168"/>
+            <w:gridCol w:w="3744.0000000000005"/>
+            <w:gridCol w:w="3744.0000000000005"/>
+            <w:gridCol w:w="3744.0000000000005"/>
           </w:tblGrid>
         </w:tblGridChange>
       </w:tblGrid>
@@ -36904,8 +40844,8 @@
       </w:r>
     </w:p>
     <w:sectPr>
-      <w:pgSz w:h="15840" w:w="12240" w:orient="portrait"/>
-      <w:pgMar w:bottom="1440" w:top="1440" w:left="1440" w:right="1440" w:header="0" w:footer="720"/>
+      <w:pgSz w:h="12240" w:w="15840" w:orient="landscape"/>
+      <w:pgMar w:bottom="720" w:top="720" w:left="720" w:right="720" w:header="0" w:footer="720"/>
       <w:pgNumType w:start="1"/>
     </w:sectPr>
   </w:body>
